--- a/REVISADO PT FERNANDO -13classe.docx
+++ b/REVISADO PT FERNANDO -13classe.docx
@@ -32,7 +32,7 @@
                     <pic:cNvPicPr/>
                   </pic:nvPicPr>
                   <pic:blipFill>
-                    <a:blip r:embed="rId6">
+                    <a:blip r:embed="rId8">
                       <a:extLst>
                         <a:ext uri="{28A0092B-C50C-407E-A947-70E740481C1C}">
                           <a14:useLocalDpi xmlns:a14="http://schemas.microsoft.com/office/drawing/2010/main" val="0"/>
@@ -1096,7 +1096,7 @@
                     <pic:cNvPicPr/>
                   </pic:nvPicPr>
                   <pic:blipFill>
-                    <a:blip r:embed="rId7" cstate="print">
+                    <a:blip r:embed="rId9" cstate="print">
                       <a:extLst>
                         <a:ext uri="{28A0092B-C50C-407E-A947-70E740481C1C}">
                           <a14:useLocalDpi xmlns:a14="http://schemas.microsoft.com/office/drawing/2010/main" val="0"/>
@@ -1498,12 +1498,33 @@
           <w:bCs/>
         </w:rPr>
       </w:pPr>
-      <w:r>
-        <w:rPr>
-          <w:rFonts w:ascii="Times New Roman" w:hAnsi="Times New Roman" w:cs="Times New Roman"/>
-          <w:b/>
-          <w:bCs/>
-        </w:rPr>
+    </w:p>
+    <w:p>
+      <w:pPr>
+        <w:jc w:val="center"/>
+        <w:rPr>
+          <w:rFonts w:ascii="Times New Roman" w:hAnsi="Times New Roman" w:cs="Times New Roman"/>
+          <w:b/>
+          <w:bCs/>
+        </w:rPr>
+      </w:pPr>
+    </w:p>
+    <w:p>
+      <w:pPr>
+        <w:jc w:val="center"/>
+        <w:rPr>
+          <w:rFonts w:ascii="Times New Roman" w:hAnsi="Times New Roman" w:cs="Times New Roman"/>
+          <w:b/>
+          <w:bCs/>
+        </w:rPr>
+      </w:pPr>
+      <w:r>
+        <w:rPr>
+          <w:rFonts w:ascii="Times New Roman" w:hAnsi="Times New Roman" w:cs="Times New Roman"/>
+          <w:b/>
+          <w:bCs/>
+        </w:rPr>
+        <w:lastRenderedPageBreak/>
         <w:t>DEDICATÓRIA</w:t>
       </w:r>
     </w:p>
@@ -1527,7 +1548,6 @@
         <w:rPr>
           <w:rFonts w:ascii="Times New Roman" w:hAnsi="Times New Roman" w:cs="Times New Roman"/>
         </w:rPr>
-        <w:lastRenderedPageBreak/>
         <w:t>Dedico este trabalho à minha família, amigos e a todos quanto me ajudaram a conseguir chegar até aqui.</w:t>
       </w:r>
     </w:p>
@@ -1864,6 +1884,20 @@
     </w:p>
     <w:p>
       <w:pPr>
+        <w:rPr>
+          <w:rFonts w:ascii="Times New Roman" w:hAnsi="Times New Roman" w:cs="Times New Roman"/>
+        </w:rPr>
+      </w:pPr>
+    </w:p>
+    <w:p>
+      <w:pPr>
+        <w:rPr>
+          <w:rFonts w:ascii="Times New Roman" w:hAnsi="Times New Roman" w:cs="Times New Roman"/>
+        </w:rPr>
+      </w:pPr>
+    </w:p>
+    <w:p>
+      <w:pPr>
         <w:jc w:val="center"/>
         <w:rPr>
           <w:rFonts w:ascii="Times New Roman" w:hAnsi="Times New Roman" w:cs="Times New Roman"/>
@@ -1899,7 +1933,6 @@
         <w:rPr>
           <w:rFonts w:ascii="Times New Roman" w:hAnsi="Times New Roman" w:cs="Times New Roman"/>
         </w:rPr>
-        <w:lastRenderedPageBreak/>
         <w:t>Agradeço a Deus pai todo poderoso, pela dádiva de chegar até aqui, pois o percurso foi de muitos altos e baixos.</w:t>
       </w:r>
     </w:p>
@@ -2682,6 +2715,17 @@
     <w:p>
       <w:pPr>
         <w:spacing w:before="80" w:after="120" w:line="360" w:lineRule="auto"/>
+        <w:rPr>
+          <w:rFonts w:ascii="Times New Roman" w:hAnsi="Times New Roman" w:cs="Times New Roman"/>
+          <w:b/>
+          <w:bCs/>
+          <w:color w:val="333333"/>
+        </w:rPr>
+      </w:pPr>
+    </w:p>
+    <w:p>
+      <w:pPr>
+        <w:spacing w:before="80" w:after="120" w:line="360" w:lineRule="auto"/>
         <w:jc w:val="center"/>
         <w:rPr>
           <w:rFonts w:ascii="Times New Roman" w:hAnsi="Times New Roman" w:cs="Times New Roman"/>
@@ -2714,7 +2758,6 @@
           <w:rFonts w:ascii="Times New Roman" w:hAnsi="Times New Roman" w:cs="Times New Roman"/>
           <w:color w:val="333333"/>
         </w:rPr>
-        <w:lastRenderedPageBreak/>
         <w:t xml:space="preserve">O presente Projecto Tecnológico documenta de forma detalhada o processo de análise, concepção, desenvolvimento e implementação de um sistema web de agendamento de consultas online, criado especificamente para a </w:t>
       </w:r>
       <w:r>
@@ -3093,7 +3136,6 @@
         <w:rPr>
           <w:rFonts w:ascii="Times New Roman" w:hAnsi="Times New Roman" w:cs="Times New Roman"/>
         </w:rPr>
-        <w:lastRenderedPageBreak/>
         <w:t>The present Technological Project documents the process of analysis, design, and implementation of an integrated web syste</w:t>
       </w:r>
       <w:r>
@@ -4158,6 +4200,16 @@
           <w:bCs/>
         </w:rPr>
       </w:pPr>
+    </w:p>
+    <w:p>
+      <w:pPr>
+        <w:jc w:val="center"/>
+        <w:rPr>
+          <w:rFonts w:ascii="Times New Roman" w:hAnsi="Times New Roman" w:cs="Times New Roman"/>
+          <w:b/>
+          <w:bCs/>
+        </w:rPr>
+      </w:pPr>
       <w:r>
         <w:rPr>
           <w:rFonts w:ascii="Times New Roman" w:hAnsi="Times New Roman" w:cs="Times New Roman"/>
@@ -4185,7 +4237,6 @@
         <w:rPr>
           <w:rFonts w:ascii="Times New Roman" w:hAnsi="Times New Roman" w:cs="Times New Roman"/>
         </w:rPr>
-        <w:lastRenderedPageBreak/>
         <w:t xml:space="preserve">IMCL: Instituto Médio Comercial de Luanda  </w:t>
       </w:r>
     </w:p>
@@ -8173,6 +8224,66 @@
     </w:p>
     <w:p>
       <w:pPr>
+        <w:spacing w:before="60" w:after="60"/>
+        <w:jc w:val="both"/>
+        <w:rPr>
+          <w:rFonts w:ascii="Times New Roman" w:hAnsi="Times New Roman" w:cs="Times New Roman"/>
+          <w:b/>
+          <w:bCs/>
+          <w:color w:val="0F2133"/>
+        </w:rPr>
+      </w:pPr>
+    </w:p>
+    <w:p>
+      <w:pPr>
+        <w:spacing w:before="60" w:after="60"/>
+        <w:jc w:val="both"/>
+        <w:rPr>
+          <w:rFonts w:ascii="Times New Roman" w:hAnsi="Times New Roman" w:cs="Times New Roman"/>
+          <w:b/>
+          <w:bCs/>
+          <w:color w:val="0F2133"/>
+        </w:rPr>
+      </w:pPr>
+    </w:p>
+    <w:p>
+      <w:pPr>
+        <w:spacing w:before="60" w:after="60"/>
+        <w:jc w:val="both"/>
+        <w:rPr>
+          <w:rFonts w:ascii="Times New Roman" w:hAnsi="Times New Roman" w:cs="Times New Roman"/>
+          <w:b/>
+          <w:bCs/>
+          <w:color w:val="0F2133"/>
+        </w:rPr>
+      </w:pPr>
+    </w:p>
+    <w:p>
+      <w:pPr>
+        <w:spacing w:before="60" w:after="60"/>
+        <w:jc w:val="both"/>
+        <w:rPr>
+          <w:rFonts w:ascii="Times New Roman" w:hAnsi="Times New Roman" w:cs="Times New Roman"/>
+          <w:b/>
+          <w:bCs/>
+          <w:color w:val="0F2133"/>
+        </w:rPr>
+      </w:pPr>
+    </w:p>
+    <w:p>
+      <w:pPr>
+        <w:spacing w:before="60" w:after="60"/>
+        <w:jc w:val="both"/>
+        <w:rPr>
+          <w:rFonts w:ascii="Times New Roman" w:hAnsi="Times New Roman" w:cs="Times New Roman"/>
+          <w:b/>
+          <w:bCs/>
+          <w:color w:val="0F2133"/>
+        </w:rPr>
+      </w:pPr>
+    </w:p>
+    <w:p>
+      <w:pPr>
         <w:rPr>
           <w:rFonts w:ascii="Times New Roman" w:hAnsi="Times New Roman" w:cs="Times New Roman"/>
           <w:b/>
@@ -8197,6 +8308,7 @@
           <w:sz w:val="24"/>
           <w:szCs w:val="24"/>
         </w:rPr>
+        <w:lastRenderedPageBreak/>
         <w:t>INTRODUÇÃO</w:t>
       </w:r>
       <w:bookmarkEnd w:id="1"/>
@@ -8231,15 +8343,7 @@
           <w:rFonts w:ascii="Times New Roman" w:hAnsi="Times New Roman" w:cs="Times New Roman"/>
           <w:color w:val="1A1A2E"/>
         </w:rPr>
-        <w:t xml:space="preserve"> rede de clínicas privadas nas principais cidades do país, como pelo aumento da consciencialização da população sobre a importância dos cuidados dentários. Neste contexto, a digitalização dos processos de atendimento e marcação de consultas emerge como uma necessidade </w:t>
-      </w:r>
-      <w:r>
-        <w:rPr>
-          <w:rFonts w:ascii="Times New Roman" w:hAnsi="Times New Roman" w:cs="Times New Roman"/>
-          <w:color w:val="1A1A2E"/>
-        </w:rPr>
-        <w:lastRenderedPageBreak/>
-        <w:t>crescente, uma vez que grande parte destas instituições ainda recorre a métodos tradicionais de agendamento</w:t>
+        <w:t xml:space="preserve"> rede de clínicas privadas nas principais cidades do país, como pelo aumento da consciencialização da população sobre a importância dos cuidados dentários. Neste contexto, a digitalização dos processos de atendimento e marcação de consultas emerge como uma necessidade crescente, uma vez que grande parte destas instituições ainda recorre a métodos tradicionais de agendamento</w:t>
       </w:r>
       <w:r>
         <w:rPr>
@@ -8399,6 +8503,7 @@
           <w:rFonts w:ascii="Times New Roman" w:hAnsi="Times New Roman" w:cs="Times New Roman"/>
           <w:color w:val="1A1A2E"/>
         </w:rPr>
+        <w:lastRenderedPageBreak/>
         <w:t>Diagrama de Casos de Uso e Diagrama de Entidade-Relacionamento que fundamentam as decisões de análise e desenho do sistema.</w:t>
       </w:r>
     </w:p>
@@ -8436,15 +8541,49 @@
           <w:rFonts w:ascii="Times New Roman" w:hAnsi="Times New Roman" w:cs="Times New Roman"/>
           <w:color w:val="333333"/>
         </w:rPr>
-        <w:t xml:space="preserve">O objectivo geral do presente projecto é conceber, desenvolver e implementar um sistema web integrado que permita à Clínica Dentária Atniel Dente digitalizar e optimizar </w:t>
+        <w:t xml:space="preserve">O objectivo geral do presente projecto é desenvolver um sistema web integrado </w:t>
       </w:r>
       <w:r>
         <w:rPr>
           <w:rFonts w:ascii="Times New Roman" w:hAnsi="Times New Roman" w:cs="Times New Roman"/>
           <w:color w:val="333333"/>
         </w:rPr>
-        <w:lastRenderedPageBreak/>
-        <w:t>os seus processos de atendimento, agendamento melhorando a qualidade do serviço prestado aos pacientes e a eficiência operacional interna.</w:t>
+        <w:t>de agendamento</w:t>
+      </w:r>
+      <w:r>
+        <w:rPr>
+          <w:rFonts w:ascii="Times New Roman" w:hAnsi="Times New Roman" w:cs="Times New Roman"/>
+          <w:color w:val="333333"/>
+        </w:rPr>
+        <w:t xml:space="preserve"> de consultas online</w:t>
+      </w:r>
+      <w:r>
+        <w:rPr>
+          <w:rFonts w:ascii="Times New Roman" w:hAnsi="Times New Roman" w:cs="Times New Roman"/>
+          <w:color w:val="333333"/>
+        </w:rPr>
+        <w:t xml:space="preserve"> </w:t>
+      </w:r>
+      <w:r>
+        <w:rPr>
+          <w:rFonts w:ascii="Times New Roman" w:hAnsi="Times New Roman" w:cs="Times New Roman"/>
+          <w:color w:val="333333"/>
+        </w:rPr>
+        <w:t>para</w:t>
+      </w:r>
+      <w:r>
+        <w:rPr>
+          <w:rFonts w:ascii="Times New Roman" w:hAnsi="Times New Roman" w:cs="Times New Roman"/>
+          <w:color w:val="333333"/>
+        </w:rPr>
+        <w:t xml:space="preserve"> Clínica Dentária Atniel Dente</w:t>
+      </w:r>
+      <w:r>
+        <w:rPr>
+          <w:rFonts w:ascii="Times New Roman" w:hAnsi="Times New Roman" w:cs="Times New Roman"/>
+          <w:color w:val="333333"/>
+        </w:rPr>
+        <w:t>.</w:t>
       </w:r>
     </w:p>
     <w:p>
@@ -8485,7 +8624,14 @@
           <w:rFonts w:ascii="Times New Roman" w:hAnsi="Times New Roman" w:cs="Times New Roman"/>
           <w:color w:val="333333"/>
         </w:rPr>
-        <w:t>Desenvolver um website institucional moderno e responsivo para visitação pública e agendamento de consultas online.</w:t>
+        <w:t>um website institucional moderno e responsivo para visitação pública e agendamento de consultas online.</w:t>
+      </w:r>
+      <w:r>
+        <w:rPr>
+          <w:rFonts w:ascii="Times New Roman" w:hAnsi="Times New Roman" w:cs="Times New Roman"/>
+          <w:color w:val="333333"/>
+        </w:rPr>
+        <w:t>.</w:t>
       </w:r>
     </w:p>
     <w:p>
@@ -8506,8 +8652,325 @@
           <w:rFonts w:ascii="Times New Roman" w:hAnsi="Times New Roman" w:cs="Times New Roman"/>
           <w:color w:val="333333"/>
         </w:rPr>
-        <w:t>Elaborar diagramas UML (Diagrama de Classes e Diagrama de Entidade-Relacionamento) que documentem a arquitectura do sistema.</w:t>
-      </w:r>
+        <w:t>Estruturar uma base de dados solida.</w:t>
+      </w:r>
+    </w:p>
+    <w:p>
+      <w:pPr>
+        <w:spacing w:after="80"/>
+        <w:rPr>
+          <w:rFonts w:ascii="Times New Roman" w:hAnsi="Times New Roman" w:cs="Times New Roman"/>
+        </w:rPr>
+      </w:pPr>
+    </w:p>
+    <w:p>
+      <w:pPr>
+        <w:pStyle w:val="Ttulo1"/>
+        <w:rPr>
+          <w:rFonts w:cs="Times New Roman"/>
+          <w:sz w:val="24"/>
+          <w:szCs w:val="24"/>
+        </w:rPr>
+      </w:pPr>
+      <w:bookmarkStart w:id="5" w:name="_Toc243429027"/>
+      <w:r>
+        <w:rPr>
+          <w:rFonts w:cs="Times New Roman"/>
+          <w:sz w:val="24"/>
+          <w:szCs w:val="24"/>
+        </w:rPr>
+        <w:t>Problema de Pesquisa</w:t>
+      </w:r>
+      <w:bookmarkEnd w:id="5"/>
+    </w:p>
+    <w:p>
+      <w:pPr>
+        <w:rPr>
+          <w:rFonts w:ascii="Times New Roman" w:hAnsi="Times New Roman" w:cs="Times New Roman"/>
+        </w:rPr>
+      </w:pPr>
+      <w:r>
+        <w:rPr>
+          <w:rFonts w:ascii="Times New Roman" w:hAnsi="Times New Roman" w:cs="Times New Roman"/>
+        </w:rPr>
+        <w:t>***</w:t>
+      </w:r>
+      <w:r>
+        <w:rPr>
+          <w:rFonts w:ascii="Times New Roman" w:hAnsi="Times New Roman" w:cs="Times New Roman"/>
+        </w:rPr>
+        <w:t xml:space="preserve">Escrever o problema </w:t>
+      </w:r>
+    </w:p>
+    <w:p>
+      <w:pPr>
+        <w:spacing w:before="80" w:after="120" w:line="360" w:lineRule="auto"/>
+        <w:ind w:firstLine="720"/>
+        <w:jc w:val="both"/>
+        <w:rPr>
+          <w:rFonts w:ascii="Times New Roman" w:hAnsi="Times New Roman" w:cs="Times New Roman"/>
+        </w:rPr>
+      </w:pPr>
+      <w:r>
+        <w:rPr>
+          <w:rFonts w:ascii="Times New Roman" w:hAnsi="Times New Roman" w:cs="Times New Roman"/>
+          <w:color w:val="333333"/>
+        </w:rPr>
+        <w:t xml:space="preserve">De que forma a implementação de um sistema web integrado pode contribuir para a melhoria da </w:t>
+      </w:r>
+      <w:r>
+        <w:rPr>
+          <w:rFonts w:ascii="Times New Roman" w:hAnsi="Times New Roman" w:cs="Times New Roman"/>
+          <w:color w:val="333333"/>
+        </w:rPr>
+        <w:t>agendamento</w:t>
+      </w:r>
+      <w:r>
+        <w:rPr>
+          <w:rFonts w:ascii="Times New Roman" w:hAnsi="Times New Roman" w:cs="Times New Roman"/>
+          <w:color w:val="333333"/>
+        </w:rPr>
+        <w:t xml:space="preserve"> da Clínica Dentária Atniel Dente, eliminando as ineficiências associadas ao uso de registos em papel e ao agendamento manual de consultas?</w:t>
+      </w:r>
+    </w:p>
+    <w:p>
+      <w:pPr>
+        <w:pStyle w:val="Ttulo1"/>
+        <w:rPr>
+          <w:rFonts w:cs="Times New Roman"/>
+          <w:sz w:val="24"/>
+          <w:szCs w:val="24"/>
+        </w:rPr>
+      </w:pPr>
+      <w:bookmarkStart w:id="6" w:name="_Toc243429028"/>
+      <w:r>
+        <w:rPr>
+          <w:rFonts w:cs="Times New Roman"/>
+          <w:sz w:val="24"/>
+          <w:szCs w:val="24"/>
+        </w:rPr>
+        <w:t>Justificativa</w:t>
+      </w:r>
+      <w:bookmarkEnd w:id="6"/>
+    </w:p>
+    <w:p>
+      <w:pPr>
+        <w:spacing w:before="80" w:after="120" w:line="360" w:lineRule="auto"/>
+        <w:jc w:val="both"/>
+        <w:rPr>
+          <w:rFonts w:ascii="Times New Roman" w:hAnsi="Times New Roman" w:cs="Times New Roman"/>
+        </w:rPr>
+      </w:pPr>
+      <w:r>
+        <w:rPr>
+          <w:rFonts w:ascii="Times New Roman" w:hAnsi="Times New Roman" w:cs="Times New Roman"/>
+          <w:color w:val="333333"/>
+        </w:rPr>
+        <w:t>A informatização de clínicas dentárias é hoje uma realidade global, que reduz erros médico</w:t>
+      </w:r>
+      <w:r>
+        <w:rPr>
+          <w:rFonts w:ascii="Times New Roman" w:hAnsi="Times New Roman" w:cs="Times New Roman"/>
+          <w:color w:val="333333"/>
+        </w:rPr>
+        <w:t>, e de agendamentos</w:t>
+      </w:r>
+      <w:r>
+        <w:rPr>
+          <w:rFonts w:ascii="Times New Roman" w:hAnsi="Times New Roman" w:cs="Times New Roman"/>
+          <w:color w:val="333333"/>
+        </w:rPr>
+        <w:t xml:space="preserve">, agiliza o atendimento e melhora a experiência do paciente. Em Angola, no entanto, muitas clínicas de pequeno e médio porte ainda não adoptaram soluções digitais adequadas. O presente projecto justifica-se pela necessidade concreta identificada na Clínica Dentária Atniel Dente de </w:t>
+      </w:r>
+      <w:r>
+        <w:rPr>
+          <w:rFonts w:ascii="Times New Roman" w:hAnsi="Times New Roman" w:cs="Times New Roman"/>
+          <w:color w:val="333333"/>
+        </w:rPr>
+        <w:t>a implementar agendamentos para que o atendimento seja f</w:t>
+      </w:r>
+      <w:r>
+        <w:rPr>
+          <w:rFonts w:ascii="Times New Roman" w:hAnsi="Times New Roman" w:cs="Times New Roman"/>
+          <w:color w:val="333333"/>
+        </w:rPr>
+        <w:t>l</w:t>
+      </w:r>
+      <w:r>
+        <w:rPr>
+          <w:rFonts w:ascii="Times New Roman" w:hAnsi="Times New Roman" w:cs="Times New Roman"/>
+          <w:color w:val="333333"/>
+        </w:rPr>
+        <w:t xml:space="preserve">uido, </w:t>
+      </w:r>
+      <w:r>
+        <w:rPr>
+          <w:rFonts w:ascii="Times New Roman" w:hAnsi="Times New Roman" w:cs="Times New Roman"/>
+          <w:color w:val="333333"/>
+        </w:rPr>
+        <w:t xml:space="preserve">por um sistema digital fiável, acessível via browser, e adaptado à realidade operacional </w:t>
+      </w:r>
+      <w:r>
+        <w:rPr>
+          <w:rFonts w:ascii="Times New Roman" w:hAnsi="Times New Roman" w:cs="Times New Roman"/>
+          <w:color w:val="333333"/>
+        </w:rPr>
+        <w:t xml:space="preserve">da clínica </w:t>
+      </w:r>
+    </w:p>
+    <w:p>
+      <w:pPr>
+        <w:spacing w:before="80" w:after="120" w:line="360" w:lineRule="auto"/>
+        <w:ind w:firstLine="720"/>
+        <w:jc w:val="both"/>
+        <w:rPr>
+          <w:rFonts w:ascii="Times New Roman" w:hAnsi="Times New Roman" w:cs="Times New Roman"/>
+        </w:rPr>
+      </w:pPr>
+      <w:r>
+        <w:rPr>
+          <w:rFonts w:ascii="Times New Roman" w:hAnsi="Times New Roman" w:cs="Times New Roman"/>
+          <w:color w:val="333333"/>
+        </w:rPr>
+        <w:t>Do ponto de vista académico, o projecto representa uma oportunidade de aplicar na prática os conhecimentos adquiridos ao longo do curso de Informática de Gestão, nomeadamente nas áreas de programação web, bases de dados, modelação de sistemas e análise de requisitos.</w:t>
+      </w:r>
+    </w:p>
+    <w:p>
+      <w:pPr>
+        <w:pStyle w:val="Ttulo1"/>
+        <w:rPr>
+          <w:rFonts w:cs="Times New Roman"/>
+          <w:sz w:val="24"/>
+          <w:szCs w:val="24"/>
+        </w:rPr>
+      </w:pPr>
+      <w:bookmarkStart w:id="7" w:name="_Toc243429029"/>
+      <w:r>
+        <w:rPr>
+          <w:rFonts w:cs="Times New Roman"/>
+          <w:sz w:val="24"/>
+          <w:szCs w:val="24"/>
+        </w:rPr>
+        <w:t>Delimitação da Pesquisa</w:t>
+      </w:r>
+      <w:bookmarkEnd w:id="7"/>
+    </w:p>
+    <w:p>
+      <w:pPr>
+        <w:rPr>
+          <w:rFonts w:ascii="Times New Roman" w:hAnsi="Times New Roman" w:cs="Times New Roman"/>
+          <w:b/>
+          <w:bCs/>
+        </w:rPr>
+      </w:pPr>
+    </w:p>
+    <w:p>
+      <w:pPr>
+        <w:spacing w:before="80" w:after="120" w:line="360" w:lineRule="auto"/>
+        <w:ind w:firstLine="720"/>
+        <w:jc w:val="both"/>
+        <w:rPr>
+          <w:rFonts w:ascii="Times New Roman" w:hAnsi="Times New Roman" w:cs="Times New Roman"/>
+        </w:rPr>
+      </w:pPr>
+      <w:r>
+        <w:rPr>
+          <w:rFonts w:ascii="Times New Roman" w:hAnsi="Times New Roman" w:cs="Times New Roman"/>
+          <w:color w:val="333333"/>
+        </w:rPr>
+        <w:lastRenderedPageBreak/>
+        <w:t>O presente projecto limita-se à Clínica Dentária Atniel Dente, sediada em Luanda, Angola, e abrange o período lectivo de 202</w:t>
+      </w:r>
+      <w:r>
+        <w:rPr>
+          <w:rFonts w:ascii="Times New Roman" w:hAnsi="Times New Roman" w:cs="Times New Roman"/>
+          <w:color w:val="333333"/>
+        </w:rPr>
+        <w:t>6</w:t>
+      </w:r>
+      <w:r>
+        <w:rPr>
+          <w:rFonts w:ascii="Times New Roman" w:hAnsi="Times New Roman" w:cs="Times New Roman"/>
+          <w:color w:val="333333"/>
+        </w:rPr>
+        <w:t>/202</w:t>
+      </w:r>
+      <w:r>
+        <w:rPr>
+          <w:rFonts w:ascii="Times New Roman" w:hAnsi="Times New Roman" w:cs="Times New Roman"/>
+          <w:color w:val="333333"/>
+        </w:rPr>
+        <w:t>7</w:t>
+      </w:r>
+      <w:r>
+        <w:rPr>
+          <w:rFonts w:ascii="Times New Roman" w:hAnsi="Times New Roman" w:cs="Times New Roman"/>
+          <w:color w:val="333333"/>
+        </w:rPr>
+        <w:t xml:space="preserve">. O sistema desenvolvido </w:t>
+      </w:r>
+      <w:r>
+        <w:rPr>
+          <w:rFonts w:ascii="Times New Roman" w:hAnsi="Times New Roman" w:cs="Times New Roman"/>
+          <w:color w:val="333333"/>
+        </w:rPr>
+        <w:t>contendo as areas de agendamento e confirmação do agendamento</w:t>
+      </w:r>
+      <w:r>
+        <w:rPr>
+          <w:rFonts w:ascii="Times New Roman" w:hAnsi="Times New Roman" w:cs="Times New Roman"/>
+          <w:color w:val="333333"/>
+        </w:rPr>
+        <w:t xml:space="preserve">, não incluindo módulos </w:t>
+      </w:r>
+      <w:r>
+        <w:rPr>
+          <w:rFonts w:ascii="Times New Roman" w:hAnsi="Times New Roman" w:cs="Times New Roman"/>
+          <w:color w:val="333333"/>
+        </w:rPr>
+        <w:t xml:space="preserve">pagamentos </w:t>
+      </w:r>
+      <w:r>
+        <w:rPr>
+          <w:rFonts w:ascii="Times New Roman" w:hAnsi="Times New Roman" w:cs="Times New Roman"/>
+          <w:color w:val="333333"/>
+        </w:rPr>
+        <w:t>d</w:t>
+      </w:r>
+      <w:r>
+        <w:rPr>
+          <w:rFonts w:ascii="Times New Roman" w:hAnsi="Times New Roman" w:cs="Times New Roman"/>
+          <w:color w:val="333333"/>
+        </w:rPr>
+        <w:t>os serviços, mas possiveis implementacão posteriormente</w:t>
+      </w:r>
+      <w:r>
+        <w:rPr>
+          <w:rFonts w:ascii="Times New Roman" w:hAnsi="Times New Roman" w:cs="Times New Roman"/>
+          <w:color w:val="333333"/>
+        </w:rPr>
+        <w:t>.</w:t>
+      </w:r>
+    </w:p>
+    <w:p>
+      <w:pPr>
+        <w:pStyle w:val="Ttulo1"/>
+        <w:rPr>
+          <w:rFonts w:cs="Times New Roman"/>
+          <w:sz w:val="24"/>
+          <w:szCs w:val="24"/>
+        </w:rPr>
+      </w:pPr>
+      <w:bookmarkStart w:id="8" w:name="_Toc243429030"/>
+      <w:r>
+        <w:rPr>
+          <w:rFonts w:cs="Times New Roman"/>
+          <w:sz w:val="24"/>
+          <w:szCs w:val="24"/>
+        </w:rPr>
+        <w:t>Hipóteses</w:t>
+      </w:r>
+      <w:bookmarkEnd w:id="8"/>
     </w:p>
     <w:p>
       <w:pPr>
@@ -8527,7 +8990,42 @@
           <w:rFonts w:ascii="Times New Roman" w:hAnsi="Times New Roman" w:cs="Times New Roman"/>
           <w:color w:val="333333"/>
         </w:rPr>
-        <w:t>Garantir a segurança dos dados através da validação de formulários, uso de prepared statements e controlo de integridade referencial.</w:t>
+        <w:t xml:space="preserve">A implementação do sistema </w:t>
+      </w:r>
+      <w:r>
+        <w:rPr>
+          <w:rFonts w:ascii="Times New Roman" w:hAnsi="Times New Roman" w:cs="Times New Roman"/>
+          <w:color w:val="333333"/>
+        </w:rPr>
+        <w:t xml:space="preserve">de </w:t>
+      </w:r>
+      <w:r>
+        <w:rPr>
+          <w:rFonts w:ascii="Times New Roman" w:hAnsi="Times New Roman" w:cs="Times New Roman"/>
+          <w:color w:val="333333"/>
+        </w:rPr>
+        <w:t>agendamento</w:t>
+      </w:r>
+      <w:r>
+        <w:rPr>
+          <w:rFonts w:ascii="Times New Roman" w:hAnsi="Times New Roman" w:cs="Times New Roman"/>
+          <w:color w:val="333333"/>
+        </w:rPr>
+        <w:t xml:space="preserve"> </w:t>
+      </w:r>
+      <w:r>
+        <w:rPr>
+          <w:rFonts w:ascii="Times New Roman" w:hAnsi="Times New Roman" w:cs="Times New Roman"/>
+          <w:color w:val="333333"/>
+        </w:rPr>
+        <w:t>Poderá diminuir</w:t>
+      </w:r>
+      <w:r>
+        <w:rPr>
+          <w:rFonts w:ascii="Times New Roman" w:hAnsi="Times New Roman" w:cs="Times New Roman"/>
+          <w:color w:val="333333"/>
+        </w:rPr>
+        <w:t xml:space="preserve"> o tempo médio de agendamento de consultas em pelo menos 60% face ao processo manual.</w:t>
       </w:r>
     </w:p>
     <w:p>
@@ -8548,36 +9046,697 @@
           <w:rFonts w:ascii="Times New Roman" w:hAnsi="Times New Roman" w:cs="Times New Roman"/>
           <w:color w:val="333333"/>
         </w:rPr>
-        <w:t>Analisar e comparar os resultados do sistema digital face aos processos manuais anteriores.</w:t>
-      </w:r>
-    </w:p>
-    <w:p>
-      <w:pPr>
-        <w:spacing w:after="80"/>
-        <w:rPr>
-          <w:rFonts w:ascii="Times New Roman" w:hAnsi="Times New Roman" w:cs="Times New Roman"/>
-        </w:rPr>
-      </w:pPr>
-    </w:p>
-    <w:p>
-      <w:pPr>
-        <w:pStyle w:val="Ttulo1"/>
+        <w:t>O website institucional</w:t>
+      </w:r>
+      <w:r>
+        <w:rPr>
+          <w:rFonts w:ascii="Times New Roman" w:hAnsi="Times New Roman" w:cs="Times New Roman"/>
+          <w:color w:val="333333"/>
+        </w:rPr>
+        <w:t xml:space="preserve"> poderá</w:t>
+      </w:r>
+      <w:r>
+        <w:rPr>
+          <w:rFonts w:ascii="Times New Roman" w:hAnsi="Times New Roman" w:cs="Times New Roman"/>
+          <w:color w:val="333333"/>
+        </w:rPr>
+        <w:t xml:space="preserve"> aumentar a visibilidade da clínica e facilitará o acesso dos pacientes aos serviços disponíveis.</w:t>
+      </w:r>
+    </w:p>
+    <w:p>
+      <w:pPr>
+        <w:rPr>
+          <w:rFonts w:ascii="Times New Roman" w:hAnsi="Times New Roman" w:cs="Times New Roman"/>
+          <w:b/>
+          <w:bCs/>
+        </w:rPr>
+      </w:pPr>
+    </w:p>
+    <w:p>
+      <w:pPr>
+        <w:rPr>
+          <w:rFonts w:ascii="Times New Roman" w:hAnsi="Times New Roman" w:cs="Times New Roman"/>
+          <w:b/>
+          <w:bCs/>
+        </w:rPr>
+      </w:pPr>
+    </w:p>
+    <w:p>
+      <w:pPr>
+        <w:rPr>
+          <w:rFonts w:ascii="Times New Roman" w:hAnsi="Times New Roman" w:cs="Times New Roman"/>
+          <w:b/>
+          <w:bCs/>
+        </w:rPr>
+      </w:pPr>
+    </w:p>
+    <w:p>
+      <w:pPr>
+        <w:rPr>
+          <w:rFonts w:ascii="Times New Roman" w:hAnsi="Times New Roman" w:cs="Times New Roman"/>
+          <w:b/>
+          <w:bCs/>
+        </w:rPr>
+      </w:pPr>
+    </w:p>
+    <w:p>
+      <w:pPr>
+        <w:rPr>
+          <w:rFonts w:ascii="Times New Roman" w:hAnsi="Times New Roman" w:cs="Times New Roman"/>
+          <w:b/>
+          <w:bCs/>
+        </w:rPr>
+      </w:pPr>
+    </w:p>
+    <w:p>
+      <w:pPr>
+        <w:rPr>
+          <w:rFonts w:ascii="Times New Roman" w:hAnsi="Times New Roman" w:cs="Times New Roman"/>
+          <w:b/>
+          <w:bCs/>
+        </w:rPr>
+      </w:pPr>
+    </w:p>
+    <w:p>
+      <w:pPr>
+        <w:rPr>
+          <w:rFonts w:ascii="Times New Roman" w:hAnsi="Times New Roman" w:cs="Times New Roman"/>
+          <w:b/>
+          <w:bCs/>
+        </w:rPr>
+      </w:pPr>
+    </w:p>
+    <w:p>
+      <w:pPr>
+        <w:rPr>
+          <w:rFonts w:ascii="Times New Roman" w:hAnsi="Times New Roman" w:cs="Times New Roman"/>
+          <w:b/>
+          <w:bCs/>
+        </w:rPr>
+      </w:pPr>
+    </w:p>
+    <w:p>
+      <w:pPr>
+        <w:rPr>
+          <w:rFonts w:ascii="Times New Roman" w:hAnsi="Times New Roman" w:cs="Times New Roman"/>
+          <w:b/>
+          <w:bCs/>
+        </w:rPr>
+      </w:pPr>
+    </w:p>
+    <w:p>
+      <w:pPr>
+        <w:rPr>
+          <w:rFonts w:ascii="Times New Roman" w:hAnsi="Times New Roman" w:cs="Times New Roman"/>
+          <w:b/>
+          <w:bCs/>
+        </w:rPr>
+      </w:pPr>
+    </w:p>
+    <w:p>
+      <w:pPr>
+        <w:rPr>
+          <w:rFonts w:ascii="Times New Roman" w:hAnsi="Times New Roman" w:cs="Times New Roman"/>
+          <w:b/>
+          <w:bCs/>
+        </w:rPr>
+      </w:pPr>
+    </w:p>
+    <w:p>
+      <w:pPr>
+        <w:rPr>
+          <w:rFonts w:ascii="Times New Roman" w:hAnsi="Times New Roman" w:cs="Times New Roman"/>
+          <w:b/>
+          <w:bCs/>
+        </w:rPr>
+      </w:pPr>
+    </w:p>
+    <w:p>
+      <w:pPr>
+        <w:rPr>
+          <w:rFonts w:ascii="Times New Roman" w:hAnsi="Times New Roman" w:cs="Times New Roman"/>
+          <w:b/>
+          <w:bCs/>
+        </w:rPr>
+      </w:pPr>
+    </w:p>
+    <w:p>
+      <w:pPr>
+        <w:rPr>
+          <w:rFonts w:ascii="Times New Roman" w:hAnsi="Times New Roman" w:cs="Times New Roman"/>
+          <w:b/>
+          <w:bCs/>
+        </w:rPr>
+      </w:pPr>
+    </w:p>
+    <w:p>
+      <w:pPr>
+        <w:rPr>
+          <w:rFonts w:ascii="Times New Roman" w:hAnsi="Times New Roman" w:cs="Times New Roman"/>
+          <w:b/>
+          <w:bCs/>
+        </w:rPr>
+      </w:pPr>
+    </w:p>
+    <w:p>
+      <w:pPr>
+        <w:rPr>
+          <w:rFonts w:ascii="Times New Roman" w:hAnsi="Times New Roman" w:cs="Times New Roman"/>
+          <w:b/>
+          <w:bCs/>
+        </w:rPr>
+      </w:pPr>
+    </w:p>
+    <w:p>
+      <w:pPr>
+        <w:rPr>
+          <w:rFonts w:ascii="Times New Roman" w:hAnsi="Times New Roman" w:cs="Times New Roman"/>
+          <w:b/>
+          <w:bCs/>
+        </w:rPr>
+      </w:pPr>
+    </w:p>
+    <w:p>
+      <w:pPr>
+        <w:rPr>
+          <w:rFonts w:ascii="Times New Roman" w:hAnsi="Times New Roman" w:cs="Times New Roman"/>
+          <w:b/>
+          <w:bCs/>
+        </w:rPr>
+      </w:pPr>
+    </w:p>
+    <w:p>
+      <w:pPr>
+        <w:rPr>
+          <w:rFonts w:ascii="Times New Roman" w:hAnsi="Times New Roman" w:cs="Times New Roman"/>
+          <w:b/>
+          <w:bCs/>
+        </w:rPr>
+      </w:pPr>
+    </w:p>
+    <w:p>
+      <w:pPr>
+        <w:rPr>
+          <w:rFonts w:ascii="Times New Roman" w:hAnsi="Times New Roman" w:cs="Times New Roman"/>
+          <w:b/>
+          <w:bCs/>
+        </w:rPr>
+      </w:pPr>
+    </w:p>
+    <w:p>
+      <w:pPr>
+        <w:rPr>
+          <w:rFonts w:ascii="Times New Roman" w:hAnsi="Times New Roman" w:cs="Times New Roman"/>
+          <w:b/>
+          <w:bCs/>
+        </w:rPr>
+      </w:pPr>
+    </w:p>
+    <w:p>
+      <w:pPr>
+        <w:rPr>
+          <w:rFonts w:ascii="Times New Roman" w:hAnsi="Times New Roman" w:cs="Times New Roman"/>
+          <w:b/>
+          <w:bCs/>
+        </w:rPr>
+      </w:pPr>
+    </w:p>
+    <w:p>
+      <w:pPr>
+        <w:rPr>
+          <w:rFonts w:ascii="Times New Roman" w:hAnsi="Times New Roman" w:cs="Times New Roman"/>
+          <w:b/>
+          <w:bCs/>
+        </w:rPr>
+      </w:pPr>
+    </w:p>
+    <w:p>
+      <w:pPr>
+        <w:rPr>
+          <w:rFonts w:ascii="Times New Roman" w:hAnsi="Times New Roman" w:cs="Times New Roman"/>
+          <w:b/>
+          <w:bCs/>
+        </w:rPr>
+      </w:pPr>
+    </w:p>
+    <w:p>
+      <w:pPr>
+        <w:rPr>
+          <w:rFonts w:ascii="Times New Roman" w:hAnsi="Times New Roman" w:cs="Times New Roman"/>
+          <w:b/>
+          <w:bCs/>
+        </w:rPr>
+      </w:pPr>
+    </w:p>
+    <w:p>
+      <w:pPr>
+        <w:rPr>
+          <w:rFonts w:ascii="Times New Roman" w:hAnsi="Times New Roman" w:cs="Times New Roman"/>
+          <w:b/>
+          <w:bCs/>
+        </w:rPr>
+      </w:pPr>
+    </w:p>
+    <w:p>
+      <w:pPr>
+        <w:rPr>
+          <w:rFonts w:ascii="Times New Roman" w:hAnsi="Times New Roman" w:cs="Times New Roman"/>
+          <w:b/>
+          <w:bCs/>
+        </w:rPr>
+      </w:pPr>
+    </w:p>
+    <w:p>
+      <w:pPr>
+        <w:rPr>
+          <w:rFonts w:ascii="Times New Roman" w:hAnsi="Times New Roman" w:cs="Times New Roman"/>
+          <w:b/>
+          <w:bCs/>
+        </w:rPr>
+      </w:pPr>
+    </w:p>
+    <w:p>
+      <w:pPr>
+        <w:rPr>
+          <w:rFonts w:ascii="Times New Roman" w:hAnsi="Times New Roman" w:cs="Times New Roman"/>
+          <w:b/>
+          <w:bCs/>
+        </w:rPr>
+      </w:pPr>
+    </w:p>
+    <w:p>
+      <w:pPr>
+        <w:rPr>
+          <w:rFonts w:ascii="Times New Roman" w:hAnsi="Times New Roman" w:cs="Times New Roman"/>
+          <w:b/>
+          <w:bCs/>
+        </w:rPr>
+      </w:pPr>
+    </w:p>
+    <w:p>
+      <w:pPr>
+        <w:rPr>
+          <w:rFonts w:ascii="Times New Roman" w:hAnsi="Times New Roman" w:cs="Times New Roman"/>
+          <w:b/>
+          <w:bCs/>
+        </w:rPr>
+      </w:pPr>
+    </w:p>
+    <w:p>
+      <w:pPr>
+        <w:pStyle w:val="Ttulo2"/>
+        <w:rPr>
+          <w:rFonts w:cs="Times New Roman"/>
+          <w:szCs w:val="24"/>
+        </w:rPr>
+      </w:pPr>
+    </w:p>
+    <w:p>
+      <w:pPr>
+        <w:rPr>
+          <w:rFonts w:ascii="Times New Roman" w:hAnsi="Times New Roman" w:cs="Times New Roman"/>
+          <w:b/>
+          <w:bCs/>
+        </w:rPr>
+      </w:pPr>
+    </w:p>
+    <w:p>
+      <w:pPr>
+        <w:pStyle w:val="Ttulo"/>
         <w:rPr>
           <w:rFonts w:cs="Times New Roman"/>
           <w:sz w:val="24"/>
           <w:szCs w:val="24"/>
         </w:rPr>
       </w:pPr>
-      <w:bookmarkStart w:id="5" w:name="_Toc243429027"/>
+      <w:bookmarkStart w:id="9" w:name="_Toc243383431"/>
+      <w:bookmarkStart w:id="10" w:name="_Toc243429031"/>
       <w:r>
         <w:rPr>
           <w:rFonts w:cs="Times New Roman"/>
           <w:sz w:val="24"/>
           <w:szCs w:val="24"/>
         </w:rPr>
-        <w:t>Problema de Pesquisa</w:t>
-      </w:r>
-      <w:bookmarkEnd w:id="5"/>
+        <w:lastRenderedPageBreak/>
+        <w:t>CAPITULO I – FUNDAMENTAÇÃO TEORICA</w:t>
+      </w:r>
+      <w:bookmarkEnd w:id="9"/>
+      <w:bookmarkEnd w:id="10"/>
+    </w:p>
+    <w:p>
+      <w:pPr>
+        <w:rPr>
+          <w:rFonts w:ascii="Times New Roman" w:hAnsi="Times New Roman" w:cs="Times New Roman"/>
+        </w:rPr>
+      </w:pPr>
+    </w:p>
+    <w:p>
+      <w:pPr>
+        <w:rPr>
+          <w:rFonts w:ascii="Times New Roman" w:hAnsi="Times New Roman" w:cs="Times New Roman"/>
+        </w:rPr>
+      </w:pPr>
+    </w:p>
+    <w:p>
+      <w:pPr>
+        <w:rPr>
+          <w:rFonts w:ascii="Times New Roman" w:hAnsi="Times New Roman" w:cs="Times New Roman"/>
+        </w:rPr>
+      </w:pPr>
+    </w:p>
+    <w:p>
+      <w:pPr>
+        <w:rPr>
+          <w:rFonts w:ascii="Times New Roman" w:hAnsi="Times New Roman" w:cs="Times New Roman"/>
+        </w:rPr>
+      </w:pPr>
+    </w:p>
+    <w:p>
+      <w:pPr>
+        <w:rPr>
+          <w:rFonts w:ascii="Times New Roman" w:hAnsi="Times New Roman" w:cs="Times New Roman"/>
+        </w:rPr>
+      </w:pPr>
+    </w:p>
+    <w:p>
+      <w:pPr>
+        <w:rPr>
+          <w:rFonts w:ascii="Times New Roman" w:hAnsi="Times New Roman" w:cs="Times New Roman"/>
+        </w:rPr>
+      </w:pPr>
+    </w:p>
+    <w:p>
+      <w:pPr>
+        <w:rPr>
+          <w:rFonts w:ascii="Times New Roman" w:hAnsi="Times New Roman" w:cs="Times New Roman"/>
+        </w:rPr>
+      </w:pPr>
+    </w:p>
+    <w:p>
+      <w:pPr>
+        <w:rPr>
+          <w:rFonts w:ascii="Times New Roman" w:hAnsi="Times New Roman" w:cs="Times New Roman"/>
+        </w:rPr>
+      </w:pPr>
+    </w:p>
+    <w:p>
+      <w:pPr>
+        <w:rPr>
+          <w:rFonts w:ascii="Times New Roman" w:hAnsi="Times New Roman" w:cs="Times New Roman"/>
+        </w:rPr>
+      </w:pPr>
+    </w:p>
+    <w:p>
+      <w:pPr>
+        <w:rPr>
+          <w:rFonts w:ascii="Times New Roman" w:hAnsi="Times New Roman" w:cs="Times New Roman"/>
+        </w:rPr>
+      </w:pPr>
+    </w:p>
+    <w:p>
+      <w:pPr>
+        <w:rPr>
+          <w:rFonts w:ascii="Times New Roman" w:hAnsi="Times New Roman" w:cs="Times New Roman"/>
+        </w:rPr>
+      </w:pPr>
+    </w:p>
+    <w:p>
+      <w:pPr>
+        <w:rPr>
+          <w:rFonts w:ascii="Times New Roman" w:hAnsi="Times New Roman" w:cs="Times New Roman"/>
+        </w:rPr>
+      </w:pPr>
+    </w:p>
+    <w:p>
+      <w:pPr>
+        <w:rPr>
+          <w:rFonts w:ascii="Times New Roman" w:hAnsi="Times New Roman" w:cs="Times New Roman"/>
+        </w:rPr>
+      </w:pPr>
+    </w:p>
+    <w:p>
+      <w:pPr>
+        <w:rPr>
+          <w:rFonts w:ascii="Times New Roman" w:hAnsi="Times New Roman" w:cs="Times New Roman"/>
+        </w:rPr>
+      </w:pPr>
+    </w:p>
+    <w:p>
+      <w:pPr>
+        <w:rPr>
+          <w:rFonts w:ascii="Times New Roman" w:hAnsi="Times New Roman" w:cs="Times New Roman"/>
+        </w:rPr>
+      </w:pPr>
+    </w:p>
+    <w:p>
+      <w:pPr>
+        <w:rPr>
+          <w:rFonts w:ascii="Times New Roman" w:hAnsi="Times New Roman" w:cs="Times New Roman"/>
+        </w:rPr>
+      </w:pPr>
+    </w:p>
+    <w:p>
+      <w:pPr>
+        <w:rPr>
+          <w:rFonts w:ascii="Times New Roman" w:hAnsi="Times New Roman" w:cs="Times New Roman"/>
+        </w:rPr>
+      </w:pPr>
+    </w:p>
+    <w:p>
+      <w:pPr>
+        <w:rPr>
+          <w:rFonts w:ascii="Times New Roman" w:hAnsi="Times New Roman" w:cs="Times New Roman"/>
+        </w:rPr>
+      </w:pPr>
+    </w:p>
+    <w:p>
+      <w:pPr>
+        <w:rPr>
+          <w:rFonts w:ascii="Times New Roman" w:hAnsi="Times New Roman" w:cs="Times New Roman"/>
+        </w:rPr>
+      </w:pPr>
+    </w:p>
+    <w:p>
+      <w:pPr>
+        <w:rPr>
+          <w:rFonts w:ascii="Times New Roman" w:hAnsi="Times New Roman" w:cs="Times New Roman"/>
+        </w:rPr>
+      </w:pPr>
+    </w:p>
+    <w:p>
+      <w:pPr>
+        <w:rPr>
+          <w:rFonts w:ascii="Times New Roman" w:hAnsi="Times New Roman" w:cs="Times New Roman"/>
+        </w:rPr>
+      </w:pPr>
+    </w:p>
+    <w:p>
+      <w:pPr>
+        <w:rPr>
+          <w:rFonts w:ascii="Times New Roman" w:hAnsi="Times New Roman" w:cs="Times New Roman"/>
+        </w:rPr>
+      </w:pPr>
+    </w:p>
+    <w:p>
+      <w:pPr>
+        <w:rPr>
+          <w:rFonts w:ascii="Times New Roman" w:hAnsi="Times New Roman" w:cs="Times New Roman"/>
+        </w:rPr>
+      </w:pPr>
+    </w:p>
+    <w:p>
+      <w:pPr>
+        <w:rPr>
+          <w:rFonts w:ascii="Times New Roman" w:hAnsi="Times New Roman" w:cs="Times New Roman"/>
+        </w:rPr>
+      </w:pPr>
+    </w:p>
+    <w:p>
+      <w:pPr>
+        <w:rPr>
+          <w:rFonts w:ascii="Times New Roman" w:hAnsi="Times New Roman" w:cs="Times New Roman"/>
+        </w:rPr>
+      </w:pPr>
+    </w:p>
+    <w:p>
+      <w:pPr>
+        <w:rPr>
+          <w:rFonts w:ascii="Times New Roman" w:hAnsi="Times New Roman" w:cs="Times New Roman"/>
+        </w:rPr>
+      </w:pPr>
+    </w:p>
+    <w:p>
+      <w:pPr>
+        <w:rPr>
+          <w:rFonts w:ascii="Times New Roman" w:hAnsi="Times New Roman" w:cs="Times New Roman"/>
+        </w:rPr>
+      </w:pPr>
+    </w:p>
+    <w:p>
+      <w:pPr>
+        <w:rPr>
+          <w:rFonts w:ascii="Times New Roman" w:hAnsi="Times New Roman" w:cs="Times New Roman"/>
+        </w:rPr>
+      </w:pPr>
+    </w:p>
+    <w:p>
+      <w:pPr>
+        <w:rPr>
+          <w:rFonts w:ascii="Times New Roman" w:hAnsi="Times New Roman" w:cs="Times New Roman"/>
+        </w:rPr>
+      </w:pPr>
+    </w:p>
+    <w:p>
+      <w:pPr>
+        <w:rPr>
+          <w:rFonts w:ascii="Times New Roman" w:hAnsi="Times New Roman" w:cs="Times New Roman"/>
+        </w:rPr>
+      </w:pPr>
+    </w:p>
+    <w:p>
+      <w:pPr>
+        <w:rPr>
+          <w:rFonts w:ascii="Times New Roman" w:hAnsi="Times New Roman" w:cs="Times New Roman"/>
+        </w:rPr>
+      </w:pPr>
+    </w:p>
+    <w:p>
+      <w:pPr>
+        <w:rPr>
+          <w:rFonts w:ascii="Times New Roman" w:hAnsi="Times New Roman" w:cs="Times New Roman"/>
+        </w:rPr>
+      </w:pPr>
+    </w:p>
+    <w:p>
+      <w:pPr>
+        <w:rPr>
+          <w:rFonts w:ascii="Times New Roman" w:hAnsi="Times New Roman" w:cs="Times New Roman"/>
+        </w:rPr>
+      </w:pPr>
+    </w:p>
+    <w:p>
+      <w:pPr>
+        <w:rPr>
+          <w:rFonts w:ascii="Times New Roman" w:hAnsi="Times New Roman" w:cs="Times New Roman"/>
+        </w:rPr>
+      </w:pPr>
+    </w:p>
+    <w:p>
+      <w:pPr>
+        <w:rPr>
+          <w:rFonts w:ascii="Times New Roman" w:hAnsi="Times New Roman" w:cs="Times New Roman"/>
+        </w:rPr>
+      </w:pPr>
+    </w:p>
+    <w:p>
+      <w:pPr>
+        <w:rPr>
+          <w:rFonts w:ascii="Times New Roman" w:hAnsi="Times New Roman" w:cs="Times New Roman"/>
+        </w:rPr>
+      </w:pPr>
+    </w:p>
+    <w:p>
+      <w:pPr>
+        <w:rPr>
+          <w:rFonts w:ascii="Times New Roman" w:hAnsi="Times New Roman" w:cs="Times New Roman"/>
+        </w:rPr>
+      </w:pPr>
+    </w:p>
+    <w:p>
+      <w:pPr>
+        <w:rPr>
+          <w:rFonts w:ascii="Times New Roman" w:hAnsi="Times New Roman" w:cs="Times New Roman"/>
+        </w:rPr>
+      </w:pPr>
+    </w:p>
+    <w:p>
+      <w:pPr>
+        <w:rPr>
+          <w:rFonts w:ascii="Times New Roman" w:hAnsi="Times New Roman" w:cs="Times New Roman"/>
+        </w:rPr>
+      </w:pPr>
+    </w:p>
+    <w:p>
+      <w:pPr>
+        <w:rPr>
+          <w:rFonts w:ascii="Times New Roman" w:hAnsi="Times New Roman" w:cs="Times New Roman"/>
+        </w:rPr>
+      </w:pPr>
+    </w:p>
+    <w:p>
+      <w:pPr>
+        <w:rPr>
+          <w:rFonts w:ascii="Times New Roman" w:hAnsi="Times New Roman" w:cs="Times New Roman"/>
+        </w:rPr>
+      </w:pPr>
+    </w:p>
+    <w:p>
+      <w:pPr>
+        <w:rPr>
+          <w:rFonts w:ascii="Times New Roman" w:hAnsi="Times New Roman" w:cs="Times New Roman"/>
+        </w:rPr>
+      </w:pPr>
+    </w:p>
+    <w:p>
+      <w:pPr>
+        <w:rPr>
+          <w:rFonts w:ascii="Times New Roman" w:hAnsi="Times New Roman" w:cs="Times New Roman"/>
+        </w:rPr>
+      </w:pPr>
+    </w:p>
+    <w:p>
+      <w:pPr>
+        <w:rPr>
+          <w:rFonts w:ascii="Times New Roman" w:hAnsi="Times New Roman" w:cs="Times New Roman"/>
+        </w:rPr>
+      </w:pPr>
+    </w:p>
+    <w:p>
+      <w:pPr>
+        <w:rPr>
+          <w:rFonts w:ascii="Times New Roman" w:hAnsi="Times New Roman" w:cs="Times New Roman"/>
+        </w:rPr>
+      </w:pPr>
+    </w:p>
+    <w:p>
+      <w:pPr>
+        <w:rPr>
+          <w:rFonts w:ascii="Times New Roman" w:hAnsi="Times New Roman" w:cs="Times New Roman"/>
+        </w:rPr>
+      </w:pPr>
+    </w:p>
+    <w:p>
+      <w:pPr>
+        <w:rPr>
+          <w:rFonts w:ascii="Times New Roman" w:hAnsi="Times New Roman" w:cs="Times New Roman"/>
+        </w:rPr>
+      </w:pPr>
+    </w:p>
+    <w:p>
+      <w:pPr>
+        <w:pStyle w:val="Subttulo"/>
+        <w:rPr>
+          <w:rFonts w:cs="Times New Roman"/>
+          <w:szCs w:val="24"/>
+        </w:rPr>
+      </w:pPr>
+      <w:r>
+        <w:rPr>
+          <w:rFonts w:cs="Times New Roman"/>
+          <w:szCs w:val="24"/>
+        </w:rPr>
+        <w:lastRenderedPageBreak/>
+        <w:t xml:space="preserve"> </w:t>
+      </w:r>
+      <w:bookmarkStart w:id="11" w:name="_Toc243429032"/>
+      <w:r>
+        <w:rPr>
+          <w:rFonts w:cs="Times New Roman"/>
+          <w:szCs w:val="24"/>
+        </w:rPr>
+        <w:t>Contextualização do Sector de Saúde Oral em Angola</w:t>
+      </w:r>
+      <w:bookmarkEnd w:id="11"/>
     </w:p>
     <w:p>
       <w:pPr>
@@ -8586,49 +9745,1034 @@
         <w:jc w:val="both"/>
         <w:rPr>
           <w:rFonts w:ascii="Times New Roman" w:hAnsi="Times New Roman" w:cs="Times New Roman"/>
-        </w:rPr>
-      </w:pPr>
-      <w:r>
-        <w:rPr>
-          <w:rFonts w:ascii="Times New Roman" w:hAnsi="Times New Roman" w:cs="Times New Roman"/>
           <w:color w:val="333333"/>
         </w:rPr>
-        <w:t xml:space="preserve">De que forma a implementação de um sistema web integrado pode contribuir para a melhoria da </w:t>
-      </w:r>
+      </w:pPr>
       <w:r>
         <w:rPr>
           <w:rFonts w:ascii="Times New Roman" w:hAnsi="Times New Roman" w:cs="Times New Roman"/>
           <w:color w:val="333333"/>
         </w:rPr>
-        <w:t>agendamento</w:t>
+        <w:t>A saúde oral é uma componente essencial da saúde geral do ser humano</w:t>
       </w:r>
       <w:r>
         <w:rPr>
           <w:rFonts w:ascii="Times New Roman" w:hAnsi="Times New Roman" w:cs="Times New Roman"/>
           <w:color w:val="333333"/>
         </w:rPr>
-        <w:t xml:space="preserve"> da Clínica Dentária Atniel Dente, eliminando as ineficiências associadas ao uso de registos em papel e ao agendamento manual de consultas?</w:t>
-      </w:r>
-    </w:p>
-    <w:p>
-      <w:pPr>
-        <w:pStyle w:val="Ttulo1"/>
+        <w:t xml:space="preserve">, </w:t>
+      </w:r>
+      <w:r>
+        <w:rPr>
+          <w:rFonts w:ascii="Times New Roman" w:hAnsi="Times New Roman" w:cs="Times New Roman"/>
+          <w:color w:val="333333"/>
+        </w:rPr>
+        <w:t>as doenças orais afectam cerca de 3,5 m</w:t>
+      </w:r>
+      <w:r>
+        <w:rPr>
+          <w:rFonts w:ascii="Times New Roman" w:hAnsi="Times New Roman" w:cs="Times New Roman"/>
+          <w:color w:val="333333"/>
+        </w:rPr>
+        <w:br/>
+      </w:r>
+      <w:r>
+        <w:rPr>
+          <w:rFonts w:ascii="Times New Roman" w:hAnsi="Times New Roman" w:cs="Times New Roman"/>
+          <w:color w:val="333333"/>
+        </w:rPr>
+        <w:t xml:space="preserve">l milhões de pessoas em todo o mundo, sendo as mais comuns as cáries dentárias e as doenças periodontais </w:t>
+      </w:r>
+      <w:r>
+        <w:rPr>
+          <w:rFonts w:ascii="Times New Roman" w:hAnsi="Times New Roman" w:cs="Times New Roman"/>
+          <w:color w:val="333333"/>
+        </w:rPr>
+        <w:t>(OMS, 2022)</w:t>
+      </w:r>
+      <w:r>
+        <w:rPr>
+          <w:rFonts w:ascii="Times New Roman" w:hAnsi="Times New Roman" w:cs="Times New Roman"/>
+          <w:color w:val="333333"/>
+        </w:rPr>
+        <w:t>.</w:t>
+      </w:r>
+    </w:p>
+    <w:p>
+      <w:pPr>
+        <w:spacing w:before="80" w:after="120" w:line="360" w:lineRule="auto"/>
+        <w:ind w:firstLine="720"/>
+        <w:jc w:val="both"/>
+        <w:rPr>
+          <w:rFonts w:ascii="Times New Roman" w:hAnsi="Times New Roman" w:cs="Times New Roman"/>
+        </w:rPr>
+      </w:pPr>
+      <w:r>
+        <w:rPr>
+          <w:rFonts w:ascii="Times New Roman" w:hAnsi="Times New Roman" w:cs="Times New Roman"/>
+          <w:color w:val="333333"/>
+        </w:rPr>
+        <w:t>(MINSA, 2023) reconhece que o acesso a cuidados de saúde oral ainda é limitado em várias províncias do país, sendo Luanda a cidade com maior concentração de clínicas dentárias privadas.</w:t>
+      </w:r>
+    </w:p>
+    <w:p>
+      <w:pPr>
+        <w:spacing w:before="80" w:after="120" w:line="360" w:lineRule="auto"/>
+        <w:jc w:val="both"/>
+        <w:rPr>
+          <w:rFonts w:ascii="Times New Roman" w:hAnsi="Times New Roman" w:cs="Times New Roman"/>
+        </w:rPr>
+      </w:pPr>
+      <w:r>
+        <w:rPr>
+          <w:rFonts w:ascii="Times New Roman" w:hAnsi="Times New Roman" w:cs="Times New Roman"/>
+          <w:color w:val="333333"/>
+        </w:rPr>
+        <w:t>Para Pinheiro (2019, p. 47), “a modernização das clínicas dentárias nos países em desenvolvimento passa, necessariamente, pela adoção de sistemas de informação que automatizem os processos administrativos, reduzindo o tempo gasto em tarefas manuais e aumentando a disponibilidade dos profissionais de saúde para o atendimento dos doentes”</w:t>
+      </w:r>
+      <w:r>
+        <w:rPr>
+          <w:rFonts w:ascii="Times New Roman" w:hAnsi="Times New Roman" w:cs="Times New Roman"/>
+          <w:color w:val="333333"/>
+        </w:rPr>
+        <w:t>.</w:t>
+      </w:r>
+    </w:p>
+    <w:p>
+      <w:pPr>
+        <w:spacing w:before="80" w:after="120" w:line="360" w:lineRule="auto"/>
+        <w:ind w:firstLine="720"/>
+        <w:jc w:val="both"/>
+        <w:rPr>
+          <w:rFonts w:ascii="Times New Roman" w:hAnsi="Times New Roman" w:cs="Times New Roman"/>
+          <w:color w:val="333333"/>
+        </w:rPr>
+      </w:pPr>
+      <w:r>
+        <w:rPr>
+          <w:rFonts w:ascii="Times New Roman" w:hAnsi="Times New Roman" w:cs="Times New Roman"/>
+          <w:color w:val="333333"/>
+        </w:rPr>
+        <w:t xml:space="preserve">De acordo com Ferreira e Sousa (2021, p. 112), “a tecnologia de informação e comunicação (TIC) transformou profundamente a gestão das instituições de saúde, permitindo maior eficiência, rastreabilidade e qualidade no atendimento ao paciente”. </w:t>
+      </w:r>
+    </w:p>
+    <w:p>
+      <w:pPr>
+        <w:spacing w:before="80" w:after="120" w:line="360" w:lineRule="auto"/>
+        <w:jc w:val="both"/>
+        <w:rPr>
+          <w:rFonts w:ascii="Times New Roman" w:hAnsi="Times New Roman" w:cs="Times New Roman"/>
+          <w:color w:val="333333"/>
+        </w:rPr>
+      </w:pPr>
+    </w:p>
+    <w:p>
+      <w:pPr>
+        <w:pStyle w:val="Subttulo"/>
+        <w:rPr>
+          <w:rFonts w:cs="Times New Roman"/>
+          <w:szCs w:val="24"/>
+        </w:rPr>
+      </w:pPr>
+      <w:bookmarkStart w:id="12" w:name="_Toc243429033"/>
+      <w:r>
+        <w:rPr>
+          <w:rFonts w:cs="Times New Roman"/>
+          <w:szCs w:val="24"/>
+        </w:rPr>
+        <w:t>Sistemas de Informação Aplicados à Saúde</w:t>
+      </w:r>
+      <w:bookmarkEnd w:id="12"/>
+    </w:p>
+    <w:p>
+      <w:pPr>
+        <w:spacing w:before="80" w:after="120" w:line="360" w:lineRule="auto"/>
+        <w:ind w:firstLine="720"/>
+        <w:jc w:val="both"/>
+        <w:rPr>
+          <w:rFonts w:ascii="Times New Roman" w:hAnsi="Times New Roman" w:cs="Times New Roman"/>
+        </w:rPr>
+      </w:pPr>
+      <w:r>
+        <w:rPr>
+          <w:rFonts w:ascii="Times New Roman" w:hAnsi="Times New Roman" w:cs="Times New Roman"/>
+          <w:color w:val="333333"/>
+        </w:rPr>
+        <w:t xml:space="preserve">Laudon (2020, p. 15) definem sistema de informação como “um conjunto de componentes inter-relacionados que recolhem, processam, armazenam e distribuem informação para apoiar a tomada de decisão e o controlo numa organização”. </w:t>
+      </w:r>
+    </w:p>
+    <w:p>
+      <w:pPr>
+        <w:spacing w:before="80" w:after="120" w:line="360" w:lineRule="auto"/>
+        <w:ind w:firstLine="720"/>
+        <w:jc w:val="both"/>
+        <w:rPr>
+          <w:rFonts w:ascii="Times New Roman" w:hAnsi="Times New Roman" w:cs="Times New Roman"/>
+          <w:color w:val="333333"/>
+        </w:rPr>
+      </w:pPr>
+      <w:r>
+        <w:rPr>
+          <w:rFonts w:ascii="Times New Roman" w:hAnsi="Times New Roman" w:cs="Times New Roman"/>
+          <w:color w:val="333333"/>
+        </w:rPr>
+        <w:t xml:space="preserve">Shortliffe e Cimino (2014, p. 3) afirmam que “a informática biomédica é a disciplina que estuda o uso eficaz de dados biomédicos, informação e conhecimento para a investigação científica, a educação e a prática clínica”. </w:t>
+      </w:r>
+    </w:p>
+    <w:p>
+      <w:pPr>
+        <w:spacing w:before="80" w:after="120" w:line="360" w:lineRule="auto"/>
+        <w:ind w:firstLine="720"/>
+        <w:jc w:val="both"/>
+        <w:rPr>
+          <w:rFonts w:ascii="Times New Roman" w:hAnsi="Times New Roman" w:cs="Times New Roman"/>
+          <w:color w:val="333333"/>
+        </w:rPr>
+      </w:pPr>
+      <w:r>
+        <w:rPr>
+          <w:rFonts w:ascii="Times New Roman" w:hAnsi="Times New Roman" w:cs="Times New Roman"/>
+          <w:color w:val="333333"/>
+        </w:rPr>
+        <w:t>Os Sistemas de Gestão de Clínicas (SGC) inserem-se neste campo, automatizando o cadastro de pacientes, o agendamento de consultas, a emissão de recibos e a geração de relatórios. Segundo O’Brien e Marakas (2013, p. 22)</w:t>
+      </w:r>
+      <w:r>
+        <w:rPr>
+          <w:rFonts w:ascii="Times New Roman" w:hAnsi="Times New Roman" w:cs="Times New Roman"/>
+          <w:color w:val="333333"/>
+        </w:rPr>
+        <w:t>.</w:t>
+      </w:r>
+      <w:r>
+        <w:rPr>
+          <w:rFonts w:ascii="Times New Roman" w:hAnsi="Times New Roman" w:cs="Times New Roman"/>
+          <w:color w:val="333333"/>
+        </w:rPr>
+        <w:t xml:space="preserve"> </w:t>
+      </w:r>
+    </w:p>
+    <w:p>
+      <w:pPr>
+        <w:spacing w:before="80" w:after="120" w:line="360" w:lineRule="auto"/>
+        <w:ind w:firstLine="720"/>
+        <w:jc w:val="both"/>
+        <w:rPr>
+          <w:rFonts w:ascii="Times New Roman" w:hAnsi="Times New Roman" w:cs="Times New Roman"/>
+        </w:rPr>
+      </w:pPr>
+      <w:r>
+        <w:rPr>
+          <w:rFonts w:ascii="Times New Roman" w:hAnsi="Times New Roman" w:cs="Times New Roman"/>
+        </w:rPr>
+        <w:t>A informatização dos processos de saúde não é apenas uma questão de modernidade, mas uma necessidade ética: dados precisos e acessíveis salvam vidas. (Shortliffe &amp; Cimino, 2014, p. 9)</w:t>
+      </w:r>
+    </w:p>
+    <w:p>
+      <w:pPr>
+        <w:spacing w:before="80" w:after="120" w:line="360" w:lineRule="auto"/>
+        <w:jc w:val="both"/>
+        <w:rPr>
+          <w:rFonts w:ascii="Times New Roman" w:hAnsi="Times New Roman" w:cs="Times New Roman"/>
+          <w:color w:val="333333"/>
+        </w:rPr>
+      </w:pPr>
+    </w:p>
+    <w:p>
+      <w:pPr>
+        <w:spacing w:before="80" w:after="120" w:line="360" w:lineRule="auto"/>
+        <w:jc w:val="both"/>
+        <w:rPr>
+          <w:rFonts w:ascii="Times New Roman" w:hAnsi="Times New Roman" w:cs="Times New Roman"/>
+          <w:color w:val="333333"/>
+        </w:rPr>
+      </w:pPr>
+    </w:p>
+    <w:p>
+      <w:pPr>
+        <w:spacing w:before="80" w:after="120" w:line="360" w:lineRule="auto"/>
+        <w:jc w:val="both"/>
+        <w:rPr>
+          <w:rFonts w:ascii="Times New Roman" w:hAnsi="Times New Roman" w:cs="Times New Roman"/>
+          <w:color w:val="333333"/>
+        </w:rPr>
+      </w:pPr>
+    </w:p>
+    <w:p>
+      <w:pPr>
+        <w:spacing w:before="80" w:after="120" w:line="360" w:lineRule="auto"/>
+        <w:jc w:val="both"/>
+        <w:rPr>
+          <w:rFonts w:ascii="Times New Roman" w:hAnsi="Times New Roman" w:cs="Times New Roman"/>
+          <w:color w:val="333333"/>
+        </w:rPr>
+      </w:pPr>
+    </w:p>
+    <w:p>
+      <w:pPr>
+        <w:spacing w:before="80" w:after="120" w:line="360" w:lineRule="auto"/>
+        <w:jc w:val="both"/>
+        <w:rPr>
+          <w:rFonts w:ascii="Times New Roman" w:hAnsi="Times New Roman" w:cs="Times New Roman"/>
+          <w:color w:val="333333"/>
+        </w:rPr>
+      </w:pPr>
+    </w:p>
+    <w:p>
+      <w:pPr>
+        <w:spacing w:before="80" w:after="120" w:line="360" w:lineRule="auto"/>
+        <w:jc w:val="both"/>
+        <w:rPr>
+          <w:rFonts w:ascii="Times New Roman" w:hAnsi="Times New Roman" w:cs="Times New Roman"/>
+          <w:color w:val="333333"/>
+        </w:rPr>
+      </w:pPr>
+    </w:p>
+    <w:p>
+      <w:pPr>
+        <w:spacing w:before="80" w:after="120" w:line="360" w:lineRule="auto"/>
+        <w:jc w:val="both"/>
+        <w:rPr>
+          <w:rFonts w:ascii="Times New Roman" w:hAnsi="Times New Roman" w:cs="Times New Roman"/>
+          <w:color w:val="333333"/>
+        </w:rPr>
+      </w:pPr>
+    </w:p>
+    <w:p>
+      <w:pPr>
+        <w:spacing w:before="80" w:after="120" w:line="360" w:lineRule="auto"/>
+        <w:jc w:val="both"/>
+        <w:rPr>
+          <w:rFonts w:ascii="Times New Roman" w:hAnsi="Times New Roman" w:cs="Times New Roman"/>
+          <w:color w:val="333333"/>
+        </w:rPr>
+      </w:pPr>
+    </w:p>
+    <w:p>
+      <w:pPr>
+        <w:spacing w:before="80" w:after="120" w:line="360" w:lineRule="auto"/>
+        <w:jc w:val="both"/>
+        <w:rPr>
+          <w:rFonts w:ascii="Times New Roman" w:hAnsi="Times New Roman" w:cs="Times New Roman"/>
+          <w:color w:val="333333"/>
+        </w:rPr>
+      </w:pPr>
+    </w:p>
+    <w:p>
+      <w:pPr>
+        <w:spacing w:before="80" w:after="120" w:line="360" w:lineRule="auto"/>
+        <w:jc w:val="both"/>
+        <w:rPr>
+          <w:rFonts w:ascii="Times New Roman" w:hAnsi="Times New Roman" w:cs="Times New Roman"/>
+          <w:color w:val="333333"/>
+        </w:rPr>
+      </w:pPr>
+    </w:p>
+    <w:p>
+      <w:pPr>
+        <w:spacing w:before="80" w:after="120" w:line="360" w:lineRule="auto"/>
+        <w:jc w:val="both"/>
+        <w:rPr>
+          <w:rFonts w:ascii="Times New Roman" w:hAnsi="Times New Roman" w:cs="Times New Roman"/>
+          <w:color w:val="333333"/>
+        </w:rPr>
+      </w:pPr>
+    </w:p>
+    <w:p>
+      <w:pPr>
+        <w:spacing w:before="80" w:after="120" w:line="360" w:lineRule="auto"/>
+        <w:jc w:val="both"/>
+        <w:rPr>
+          <w:rFonts w:ascii="Times New Roman" w:hAnsi="Times New Roman" w:cs="Times New Roman"/>
+          <w:color w:val="333333"/>
+        </w:rPr>
+      </w:pPr>
+    </w:p>
+    <w:p>
+      <w:pPr>
+        <w:spacing w:before="80" w:after="120" w:line="360" w:lineRule="auto"/>
+        <w:jc w:val="both"/>
+        <w:rPr>
+          <w:rFonts w:ascii="Times New Roman" w:hAnsi="Times New Roman" w:cs="Times New Roman"/>
+          <w:color w:val="333333"/>
+        </w:rPr>
+      </w:pPr>
+    </w:p>
+    <w:p>
+      <w:pPr>
+        <w:spacing w:before="80" w:after="120" w:line="360" w:lineRule="auto"/>
+        <w:jc w:val="both"/>
+        <w:rPr>
+          <w:rFonts w:ascii="Times New Roman" w:hAnsi="Times New Roman" w:cs="Times New Roman"/>
+          <w:color w:val="333333"/>
+        </w:rPr>
+      </w:pPr>
+    </w:p>
+    <w:p>
+      <w:pPr>
+        <w:rPr>
+          <w:rFonts w:ascii="Times New Roman" w:hAnsi="Times New Roman" w:cs="Times New Roman"/>
+          <w:b/>
+          <w:bCs/>
+        </w:rPr>
+      </w:pPr>
+    </w:p>
+    <w:p>
+      <w:pPr>
+        <w:rPr>
+          <w:rFonts w:ascii="Times New Roman" w:hAnsi="Times New Roman" w:cs="Times New Roman"/>
+          <w:b/>
+          <w:bCs/>
+        </w:rPr>
+      </w:pPr>
+    </w:p>
+    <w:p>
+      <w:pPr>
+        <w:rPr>
+          <w:rFonts w:ascii="Times New Roman" w:hAnsi="Times New Roman" w:cs="Times New Roman"/>
+          <w:b/>
+          <w:bCs/>
+        </w:rPr>
+      </w:pPr>
+    </w:p>
+    <w:p>
+      <w:pPr>
+        <w:rPr>
+          <w:rFonts w:ascii="Times New Roman" w:hAnsi="Times New Roman" w:cs="Times New Roman"/>
+          <w:b/>
+          <w:bCs/>
+        </w:rPr>
+      </w:pPr>
+    </w:p>
+    <w:p>
+      <w:pPr>
+        <w:rPr>
+          <w:rFonts w:ascii="Times New Roman" w:hAnsi="Times New Roman" w:cs="Times New Roman"/>
+          <w:b/>
+          <w:bCs/>
+        </w:rPr>
+      </w:pPr>
+    </w:p>
+    <w:p>
+      <w:pPr>
+        <w:rPr>
+          <w:rFonts w:ascii="Times New Roman" w:hAnsi="Times New Roman" w:cs="Times New Roman"/>
+          <w:b/>
+          <w:bCs/>
+        </w:rPr>
+      </w:pPr>
+    </w:p>
+    <w:p>
+      <w:pPr>
+        <w:rPr>
+          <w:rFonts w:ascii="Times New Roman" w:hAnsi="Times New Roman" w:cs="Times New Roman"/>
+          <w:b/>
+          <w:bCs/>
+        </w:rPr>
+      </w:pPr>
+    </w:p>
+    <w:p>
+      <w:pPr>
+        <w:rPr>
+          <w:rFonts w:ascii="Times New Roman" w:hAnsi="Times New Roman" w:cs="Times New Roman"/>
+          <w:b/>
+          <w:bCs/>
+        </w:rPr>
+      </w:pPr>
+    </w:p>
+    <w:p>
+      <w:pPr>
+        <w:rPr>
+          <w:rFonts w:ascii="Times New Roman" w:hAnsi="Times New Roman" w:cs="Times New Roman"/>
+          <w:b/>
+          <w:bCs/>
+        </w:rPr>
+      </w:pPr>
+    </w:p>
+    <w:p>
+      <w:pPr>
+        <w:rPr>
+          <w:rFonts w:ascii="Times New Roman" w:hAnsi="Times New Roman" w:cs="Times New Roman"/>
+          <w:b/>
+          <w:bCs/>
+        </w:rPr>
+      </w:pPr>
+    </w:p>
+    <w:p>
+      <w:pPr>
+        <w:rPr>
+          <w:rFonts w:ascii="Times New Roman" w:hAnsi="Times New Roman" w:cs="Times New Roman"/>
+          <w:b/>
+          <w:bCs/>
+        </w:rPr>
+      </w:pPr>
+    </w:p>
+    <w:p>
+      <w:pPr>
+        <w:rPr>
+          <w:rFonts w:ascii="Times New Roman" w:hAnsi="Times New Roman" w:cs="Times New Roman"/>
+          <w:b/>
+          <w:bCs/>
+        </w:rPr>
+      </w:pPr>
+    </w:p>
+    <w:p>
+      <w:pPr>
+        <w:rPr>
+          <w:rFonts w:ascii="Times New Roman" w:hAnsi="Times New Roman" w:cs="Times New Roman"/>
+          <w:b/>
+          <w:bCs/>
+        </w:rPr>
+      </w:pPr>
+    </w:p>
+    <w:p>
+      <w:pPr>
+        <w:rPr>
+          <w:rFonts w:ascii="Times New Roman" w:hAnsi="Times New Roman" w:cs="Times New Roman"/>
+          <w:b/>
+          <w:bCs/>
+        </w:rPr>
+      </w:pPr>
+    </w:p>
+    <w:p>
+      <w:pPr>
+        <w:rPr>
+          <w:rFonts w:ascii="Times New Roman" w:hAnsi="Times New Roman" w:cs="Times New Roman"/>
+          <w:b/>
+          <w:bCs/>
+        </w:rPr>
+      </w:pPr>
+    </w:p>
+    <w:p>
+      <w:pPr>
+        <w:rPr>
+          <w:rFonts w:ascii="Times New Roman" w:hAnsi="Times New Roman" w:cs="Times New Roman"/>
+          <w:b/>
+          <w:bCs/>
+        </w:rPr>
+      </w:pPr>
+    </w:p>
+    <w:p>
+      <w:pPr>
+        <w:rPr>
+          <w:rFonts w:ascii="Times New Roman" w:hAnsi="Times New Roman" w:cs="Times New Roman"/>
+          <w:b/>
+          <w:bCs/>
+        </w:rPr>
+      </w:pPr>
+    </w:p>
+    <w:p>
+      <w:pPr>
+        <w:rPr>
+          <w:rFonts w:ascii="Times New Roman" w:hAnsi="Times New Roman" w:cs="Times New Roman"/>
+          <w:b/>
+          <w:bCs/>
+        </w:rPr>
+      </w:pPr>
+    </w:p>
+    <w:p>
+      <w:pPr>
+        <w:rPr>
+          <w:rFonts w:ascii="Times New Roman" w:hAnsi="Times New Roman" w:cs="Times New Roman"/>
+          <w:b/>
+          <w:bCs/>
+        </w:rPr>
+      </w:pPr>
+    </w:p>
+    <w:p>
+      <w:pPr>
+        <w:rPr>
+          <w:rFonts w:ascii="Times New Roman" w:hAnsi="Times New Roman" w:cs="Times New Roman"/>
+          <w:b/>
+          <w:bCs/>
+        </w:rPr>
+      </w:pPr>
+    </w:p>
+    <w:p>
+      <w:pPr>
+        <w:rPr>
+          <w:rFonts w:ascii="Times New Roman" w:hAnsi="Times New Roman" w:cs="Times New Roman"/>
+          <w:b/>
+          <w:bCs/>
+        </w:rPr>
+      </w:pPr>
+    </w:p>
+    <w:p>
+      <w:pPr>
+        <w:rPr>
+          <w:rFonts w:ascii="Times New Roman" w:hAnsi="Times New Roman" w:cs="Times New Roman"/>
+          <w:b/>
+          <w:bCs/>
+        </w:rPr>
+      </w:pPr>
+    </w:p>
+    <w:p>
+      <w:pPr>
+        <w:rPr>
+          <w:rFonts w:ascii="Times New Roman" w:hAnsi="Times New Roman" w:cs="Times New Roman"/>
+          <w:b/>
+          <w:bCs/>
+        </w:rPr>
+      </w:pPr>
+    </w:p>
+    <w:p>
+      <w:pPr>
+        <w:rPr>
+          <w:rFonts w:ascii="Times New Roman" w:hAnsi="Times New Roman" w:cs="Times New Roman"/>
+          <w:b/>
+          <w:bCs/>
+        </w:rPr>
+      </w:pPr>
+    </w:p>
+    <w:p>
+      <w:pPr>
+        <w:rPr>
+          <w:rFonts w:ascii="Times New Roman" w:hAnsi="Times New Roman" w:cs="Times New Roman"/>
+          <w:b/>
+          <w:bCs/>
+        </w:rPr>
+      </w:pPr>
+    </w:p>
+    <w:p>
+      <w:pPr>
+        <w:rPr>
+          <w:rFonts w:ascii="Times New Roman" w:hAnsi="Times New Roman" w:cs="Times New Roman"/>
+          <w:b/>
+          <w:bCs/>
+        </w:rPr>
+      </w:pPr>
+    </w:p>
+    <w:p>
+      <w:pPr>
+        <w:rPr>
+          <w:rFonts w:ascii="Times New Roman" w:hAnsi="Times New Roman" w:cs="Times New Roman"/>
+          <w:b/>
+          <w:bCs/>
+        </w:rPr>
+      </w:pPr>
+    </w:p>
+    <w:p>
+      <w:pPr>
+        <w:rPr>
+          <w:rFonts w:ascii="Times New Roman" w:hAnsi="Times New Roman" w:cs="Times New Roman"/>
+          <w:b/>
+          <w:bCs/>
+        </w:rPr>
+      </w:pPr>
+    </w:p>
+    <w:p>
+      <w:pPr>
+        <w:rPr>
+          <w:rFonts w:ascii="Times New Roman" w:hAnsi="Times New Roman" w:cs="Times New Roman"/>
+          <w:b/>
+          <w:bCs/>
+        </w:rPr>
+      </w:pPr>
+    </w:p>
+    <w:p>
+      <w:pPr>
+        <w:rPr>
+          <w:rFonts w:ascii="Times New Roman" w:hAnsi="Times New Roman" w:cs="Times New Roman"/>
+          <w:b/>
+          <w:bCs/>
+        </w:rPr>
+      </w:pPr>
+    </w:p>
+    <w:p>
+      <w:pPr>
+        <w:rPr>
+          <w:rFonts w:ascii="Times New Roman" w:hAnsi="Times New Roman" w:cs="Times New Roman"/>
+          <w:b/>
+          <w:bCs/>
+        </w:rPr>
+      </w:pPr>
+    </w:p>
+    <w:p>
+      <w:pPr>
+        <w:rPr>
+          <w:rFonts w:ascii="Times New Roman" w:hAnsi="Times New Roman" w:cs="Times New Roman"/>
+          <w:b/>
+          <w:bCs/>
+        </w:rPr>
+      </w:pPr>
+    </w:p>
+    <w:p>
+      <w:pPr>
+        <w:rPr>
+          <w:rFonts w:ascii="Times New Roman" w:hAnsi="Times New Roman" w:cs="Times New Roman"/>
+          <w:b/>
+          <w:bCs/>
+        </w:rPr>
+      </w:pPr>
+    </w:p>
+    <w:p>
+      <w:pPr>
+        <w:rPr>
+          <w:rFonts w:ascii="Times New Roman" w:hAnsi="Times New Roman" w:cs="Times New Roman"/>
+          <w:b/>
+          <w:bCs/>
+        </w:rPr>
+      </w:pPr>
+    </w:p>
+    <w:p>
+      <w:pPr>
+        <w:rPr>
+          <w:rFonts w:ascii="Times New Roman" w:hAnsi="Times New Roman" w:cs="Times New Roman"/>
+          <w:b/>
+          <w:bCs/>
+        </w:rPr>
+      </w:pPr>
+    </w:p>
+    <w:p>
+      <w:pPr>
+        <w:rPr>
+          <w:rFonts w:ascii="Times New Roman" w:hAnsi="Times New Roman" w:cs="Times New Roman"/>
+          <w:b/>
+          <w:bCs/>
+        </w:rPr>
+      </w:pPr>
+    </w:p>
+    <w:p>
+      <w:pPr>
+        <w:rPr>
+          <w:rFonts w:ascii="Times New Roman" w:hAnsi="Times New Roman" w:cs="Times New Roman"/>
+          <w:b/>
+          <w:bCs/>
+        </w:rPr>
+      </w:pPr>
+    </w:p>
+    <w:p>
+      <w:pPr>
+        <w:rPr>
+          <w:rFonts w:ascii="Times New Roman" w:hAnsi="Times New Roman" w:cs="Times New Roman"/>
+          <w:b/>
+          <w:bCs/>
+        </w:rPr>
+      </w:pPr>
+    </w:p>
+    <w:p>
+      <w:pPr>
+        <w:rPr>
+          <w:rFonts w:ascii="Times New Roman" w:hAnsi="Times New Roman" w:cs="Times New Roman"/>
+          <w:b/>
+          <w:bCs/>
+        </w:rPr>
+      </w:pPr>
+    </w:p>
+    <w:p>
+      <w:pPr>
+        <w:rPr>
+          <w:rFonts w:ascii="Times New Roman" w:hAnsi="Times New Roman" w:cs="Times New Roman"/>
+          <w:b/>
+          <w:bCs/>
+        </w:rPr>
+      </w:pPr>
+    </w:p>
+    <w:p>
+      <w:pPr>
+        <w:rPr>
+          <w:rFonts w:ascii="Times New Roman" w:hAnsi="Times New Roman" w:cs="Times New Roman"/>
+          <w:b/>
+          <w:bCs/>
+        </w:rPr>
+      </w:pPr>
+    </w:p>
+    <w:p>
+      <w:pPr>
+        <w:rPr>
+          <w:rFonts w:ascii="Times New Roman" w:hAnsi="Times New Roman" w:cs="Times New Roman"/>
+          <w:b/>
+          <w:bCs/>
+        </w:rPr>
+      </w:pPr>
+    </w:p>
+    <w:p>
+      <w:pPr>
+        <w:pStyle w:val="Ttulo"/>
         <w:rPr>
           <w:rFonts w:cs="Times New Roman"/>
           <w:sz w:val="24"/>
           <w:szCs w:val="24"/>
         </w:rPr>
       </w:pPr>
-      <w:bookmarkStart w:id="6" w:name="_Toc243429028"/>
+      <w:bookmarkStart w:id="13" w:name="_Toc243429034"/>
       <w:r>
         <w:rPr>
           <w:rFonts w:cs="Times New Roman"/>
           <w:sz w:val="24"/>
           <w:szCs w:val="24"/>
         </w:rPr>
-        <w:t>Justificativa</w:t>
-      </w:r>
-      <w:bookmarkEnd w:id="6"/>
+        <w:t>CAPITULO II – METODOLOGIA DE PESQUISA</w:t>
+      </w:r>
+      <w:bookmarkEnd w:id="13"/>
+    </w:p>
+    <w:p>
+      <w:pPr>
+        <w:jc w:val="center"/>
+        <w:rPr>
+          <w:rFonts w:ascii="Times New Roman" w:hAnsi="Times New Roman" w:cs="Times New Roman"/>
+          <w:b/>
+          <w:bCs/>
+        </w:rPr>
+      </w:pPr>
+    </w:p>
+    <w:p>
+      <w:pPr>
+        <w:jc w:val="center"/>
+        <w:rPr>
+          <w:rFonts w:ascii="Times New Roman" w:hAnsi="Times New Roman" w:cs="Times New Roman"/>
+          <w:b/>
+          <w:bCs/>
+        </w:rPr>
+      </w:pPr>
+    </w:p>
+    <w:p>
+      <w:pPr>
+        <w:jc w:val="center"/>
+        <w:rPr>
+          <w:rFonts w:ascii="Times New Roman" w:hAnsi="Times New Roman" w:cs="Times New Roman"/>
+          <w:b/>
+          <w:bCs/>
+        </w:rPr>
+      </w:pPr>
+    </w:p>
+    <w:p>
+      <w:pPr>
+        <w:jc w:val="center"/>
+        <w:rPr>
+          <w:rFonts w:ascii="Times New Roman" w:hAnsi="Times New Roman" w:cs="Times New Roman"/>
+          <w:b/>
+          <w:bCs/>
+        </w:rPr>
+      </w:pPr>
+    </w:p>
+    <w:p>
+      <w:pPr>
+        <w:jc w:val="center"/>
+        <w:rPr>
+          <w:rFonts w:ascii="Times New Roman" w:hAnsi="Times New Roman" w:cs="Times New Roman"/>
+          <w:b/>
+          <w:bCs/>
+        </w:rPr>
+      </w:pPr>
+    </w:p>
+    <w:p>
+      <w:pPr>
+        <w:jc w:val="center"/>
+        <w:rPr>
+          <w:rFonts w:ascii="Times New Roman" w:hAnsi="Times New Roman" w:cs="Times New Roman"/>
+          <w:b/>
+          <w:bCs/>
+        </w:rPr>
+      </w:pPr>
+    </w:p>
+    <w:p>
+      <w:pPr>
+        <w:jc w:val="center"/>
+        <w:rPr>
+          <w:rFonts w:ascii="Times New Roman" w:hAnsi="Times New Roman" w:cs="Times New Roman"/>
+          <w:b/>
+          <w:bCs/>
+        </w:rPr>
+      </w:pPr>
+    </w:p>
+    <w:p>
+      <w:pPr>
+        <w:jc w:val="center"/>
+        <w:rPr>
+          <w:rFonts w:ascii="Times New Roman" w:hAnsi="Times New Roman" w:cs="Times New Roman"/>
+          <w:b/>
+          <w:bCs/>
+        </w:rPr>
+      </w:pPr>
+    </w:p>
+    <w:p>
+      <w:pPr>
+        <w:jc w:val="center"/>
+        <w:rPr>
+          <w:rFonts w:ascii="Times New Roman" w:hAnsi="Times New Roman" w:cs="Times New Roman"/>
+          <w:b/>
+          <w:bCs/>
+        </w:rPr>
+      </w:pPr>
+    </w:p>
+    <w:p>
+      <w:pPr>
+        <w:jc w:val="center"/>
+        <w:rPr>
+          <w:rFonts w:ascii="Times New Roman" w:hAnsi="Times New Roman" w:cs="Times New Roman"/>
+          <w:b/>
+          <w:bCs/>
+        </w:rPr>
+      </w:pPr>
+    </w:p>
+    <w:p>
+      <w:pPr>
+        <w:jc w:val="center"/>
+        <w:rPr>
+          <w:rFonts w:ascii="Times New Roman" w:hAnsi="Times New Roman" w:cs="Times New Roman"/>
+          <w:b/>
+          <w:bCs/>
+        </w:rPr>
+      </w:pPr>
+    </w:p>
+    <w:p>
+      <w:pPr>
+        <w:jc w:val="center"/>
+        <w:rPr>
+          <w:rFonts w:ascii="Times New Roman" w:hAnsi="Times New Roman" w:cs="Times New Roman"/>
+          <w:b/>
+          <w:bCs/>
+        </w:rPr>
+      </w:pPr>
+    </w:p>
+    <w:p>
+      <w:pPr>
+        <w:jc w:val="center"/>
+        <w:rPr>
+          <w:rFonts w:ascii="Times New Roman" w:hAnsi="Times New Roman" w:cs="Times New Roman"/>
+          <w:b/>
+          <w:bCs/>
+        </w:rPr>
+      </w:pPr>
+    </w:p>
+    <w:p>
+      <w:pPr>
+        <w:jc w:val="center"/>
+        <w:rPr>
+          <w:rFonts w:ascii="Times New Roman" w:hAnsi="Times New Roman" w:cs="Times New Roman"/>
+          <w:b/>
+          <w:bCs/>
+        </w:rPr>
+      </w:pPr>
+    </w:p>
+    <w:p>
+      <w:pPr>
+        <w:jc w:val="center"/>
+        <w:rPr>
+          <w:rFonts w:ascii="Times New Roman" w:hAnsi="Times New Roman" w:cs="Times New Roman"/>
+          <w:b/>
+          <w:bCs/>
+        </w:rPr>
+      </w:pPr>
+    </w:p>
+    <w:p>
+      <w:pPr>
+        <w:rPr>
+          <w:rFonts w:ascii="Times New Roman" w:hAnsi="Times New Roman" w:cs="Times New Roman"/>
+          <w:b/>
+          <w:bCs/>
+        </w:rPr>
+      </w:pPr>
+    </w:p>
+    <w:p>
+      <w:pPr>
+        <w:rPr>
+          <w:rFonts w:ascii="Times New Roman" w:hAnsi="Times New Roman" w:cs="Times New Roman"/>
+          <w:b/>
+          <w:bCs/>
+        </w:rPr>
+      </w:pPr>
+    </w:p>
+    <w:p>
+      <w:pPr>
+        <w:rPr>
+          <w:rFonts w:ascii="Times New Roman" w:hAnsi="Times New Roman" w:cs="Times New Roman"/>
+          <w:b/>
+          <w:bCs/>
+        </w:rPr>
+      </w:pPr>
+    </w:p>
+    <w:p>
+      <w:pPr>
+        <w:rPr>
+          <w:rFonts w:ascii="Times New Roman" w:hAnsi="Times New Roman" w:cs="Times New Roman"/>
+          <w:b/>
+          <w:bCs/>
+        </w:rPr>
+      </w:pPr>
+    </w:p>
+    <w:p>
+      <w:pPr>
+        <w:rPr>
+          <w:rFonts w:ascii="Times New Roman" w:hAnsi="Times New Roman" w:cs="Times New Roman"/>
+          <w:b/>
+          <w:bCs/>
+        </w:rPr>
+      </w:pPr>
+    </w:p>
+    <w:p>
+      <w:pPr>
+        <w:rPr>
+          <w:rFonts w:ascii="Times New Roman" w:hAnsi="Times New Roman" w:cs="Times New Roman"/>
+          <w:b/>
+          <w:bCs/>
+        </w:rPr>
+      </w:pPr>
+    </w:p>
+    <w:p>
+      <w:pPr>
+        <w:rPr>
+          <w:rFonts w:ascii="Times New Roman" w:hAnsi="Times New Roman" w:cs="Times New Roman"/>
+          <w:b/>
+          <w:bCs/>
+        </w:rPr>
+      </w:pPr>
+    </w:p>
+    <w:p>
+      <w:pPr>
+        <w:rPr>
+          <w:rFonts w:ascii="Times New Roman" w:hAnsi="Times New Roman" w:cs="Times New Roman"/>
+          <w:b/>
+          <w:bCs/>
+        </w:rPr>
+      </w:pPr>
+    </w:p>
+    <w:p>
+      <w:pPr>
+        <w:rPr>
+          <w:rFonts w:ascii="Times New Roman" w:hAnsi="Times New Roman" w:cs="Times New Roman"/>
+          <w:b/>
+          <w:bCs/>
+        </w:rPr>
+      </w:pPr>
+    </w:p>
+    <w:p>
+      <w:pPr>
+        <w:rPr>
+          <w:rFonts w:ascii="Times New Roman" w:hAnsi="Times New Roman" w:cs="Times New Roman"/>
+          <w:b/>
+          <w:bCs/>
+        </w:rPr>
+      </w:pPr>
+    </w:p>
+    <w:p>
+      <w:pPr>
+        <w:rPr>
+          <w:rFonts w:ascii="Times New Roman" w:hAnsi="Times New Roman" w:cs="Times New Roman"/>
+          <w:b/>
+          <w:bCs/>
+        </w:rPr>
+      </w:pPr>
+    </w:p>
+    <w:p>
+      <w:pPr>
+        <w:pStyle w:val="Ttulo2"/>
+        <w:rPr>
+          <w:rFonts w:cs="Times New Roman"/>
+          <w:szCs w:val="24"/>
+        </w:rPr>
+      </w:pPr>
+      <w:bookmarkStart w:id="14" w:name="_Toc243383433"/>
+      <w:bookmarkStart w:id="15" w:name="_Toc243429035"/>
+      <w:r>
+        <w:rPr>
+          <w:rFonts w:cs="Times New Roman"/>
+          <w:szCs w:val="24"/>
+        </w:rPr>
+        <w:t>2.1 Tipo e Método de Pesquisa</w:t>
+      </w:r>
+      <w:bookmarkEnd w:id="14"/>
+      <w:bookmarkEnd w:id="15"/>
     </w:p>
     <w:p>
       <w:pPr>
@@ -8644,57 +10788,36 @@
           <w:rFonts w:ascii="Times New Roman" w:hAnsi="Times New Roman" w:cs="Times New Roman"/>
           <w:color w:val="333333"/>
         </w:rPr>
-        <w:t>A informatização de clínicas dentárias é hoje uma realidade global, que reduz erros médico</w:t>
+        <w:t xml:space="preserve">O presente projecto enquadra-se numa pesquisa aplicada de natureza qualitativa e quantitativa, orientada para a resolução de um problema concreto identificado na Clínica </w:t>
       </w:r>
       <w:r>
         <w:rPr>
           <w:rFonts w:ascii="Times New Roman" w:hAnsi="Times New Roman" w:cs="Times New Roman"/>
           <w:color w:val="333333"/>
         </w:rPr>
-        <w:t>, e de agendamentos</w:t>
-      </w:r>
-      <w:r>
-        <w:rPr>
-          <w:rFonts w:ascii="Times New Roman" w:hAnsi="Times New Roman" w:cs="Times New Roman"/>
-          <w:color w:val="333333"/>
-        </w:rPr>
-        <w:t xml:space="preserve">, agiliza o atendimento e melhora a experiência do paciente. Em Angola, no entanto, muitas clínicas de pequeno e médio porte ainda não adoptaram soluções digitais adequadas. O presente projecto justifica-se pela necessidade concreta identificada na Clínica Dentária Atniel Dente de </w:t>
-      </w:r>
-      <w:r>
-        <w:rPr>
-          <w:rFonts w:ascii="Times New Roman" w:hAnsi="Times New Roman" w:cs="Times New Roman"/>
-          <w:color w:val="333333"/>
-        </w:rPr>
-        <w:t>a implementar agendamentos para que o atendimento seja f</w:t>
-      </w:r>
-      <w:r>
-        <w:rPr>
-          <w:rFonts w:ascii="Times New Roman" w:hAnsi="Times New Roman" w:cs="Times New Roman"/>
-          <w:color w:val="333333"/>
-        </w:rPr>
-        <w:t>l</w:t>
-      </w:r>
-      <w:r>
-        <w:rPr>
-          <w:rFonts w:ascii="Times New Roman" w:hAnsi="Times New Roman" w:cs="Times New Roman"/>
-          <w:color w:val="333333"/>
-        </w:rPr>
-        <w:t xml:space="preserve">uido, </w:t>
-      </w:r>
-      <w:r>
-        <w:rPr>
-          <w:rFonts w:ascii="Times New Roman" w:hAnsi="Times New Roman" w:cs="Times New Roman"/>
-          <w:color w:val="333333"/>
-        </w:rPr>
-        <w:t xml:space="preserve">por um sistema digital fiável, acessível via browser, e adaptado à realidade operacional </w:t>
-      </w:r>
-      <w:r>
-        <w:rPr>
-          <w:rFonts w:ascii="Times New Roman" w:hAnsi="Times New Roman" w:cs="Times New Roman"/>
-          <w:color w:val="333333"/>
-        </w:rPr>
-        <w:t xml:space="preserve">da clínica </w:t>
-      </w:r>
+        <w:lastRenderedPageBreak/>
+        <w:t>Dentária Atniel Dente. Do ponto de vista do método, recorreu-se ao método dedutivo para, a partir de princípios gerais da engenharia de software e do desenvolvimento web, derivar soluções específicas para o contexto em estudo. Utilizou-se também o método estudo de caso, com observação directa dos processos da clínica, o que permitiu identificar os requisitos reais do sistema.</w:t>
+      </w:r>
+    </w:p>
+    <w:p>
+      <w:pPr>
+        <w:pStyle w:val="Ttulo2"/>
+        <w:rPr>
+          <w:rFonts w:cs="Times New Roman"/>
+          <w:szCs w:val="24"/>
+        </w:rPr>
+      </w:pPr>
+      <w:bookmarkStart w:id="16" w:name="_Toc243383434"/>
+      <w:bookmarkStart w:id="17" w:name="_Toc243429036"/>
+      <w:r>
+        <w:rPr>
+          <w:rFonts w:cs="Times New Roman"/>
+          <w:szCs w:val="24"/>
+        </w:rPr>
+        <w:t>2.2 População e Amostra</w:t>
+      </w:r>
+      <w:bookmarkEnd w:id="16"/>
+      <w:bookmarkEnd w:id="17"/>
     </w:p>
     <w:p>
       <w:pPr>
@@ -8710,1922 +10833,7 @@
           <w:rFonts w:ascii="Times New Roman" w:hAnsi="Times New Roman" w:cs="Times New Roman"/>
           <w:color w:val="333333"/>
         </w:rPr>
-        <w:t>Do ponto de vista académico, o projecto representa uma oportunidade de aplicar na prática os conhecimentos adquiridos ao longo do curso de Informática de Gestão, nomeadamente nas áreas de programação web, bases de dados, modelação de sistemas e análise de requisitos.</w:t>
-      </w:r>
-    </w:p>
-    <w:p>
-      <w:pPr>
-        <w:pStyle w:val="Ttulo1"/>
-        <w:rPr>
-          <w:rFonts w:cs="Times New Roman"/>
-          <w:sz w:val="24"/>
-          <w:szCs w:val="24"/>
-        </w:rPr>
-      </w:pPr>
-      <w:bookmarkStart w:id="7" w:name="_Toc243429029"/>
-      <w:r>
-        <w:rPr>
-          <w:rFonts w:cs="Times New Roman"/>
-          <w:sz w:val="24"/>
-          <w:szCs w:val="24"/>
-        </w:rPr>
-        <w:t>Delimitação da Pesquisa</w:t>
-      </w:r>
-      <w:bookmarkEnd w:id="7"/>
-    </w:p>
-    <w:p>
-      <w:pPr>
-        <w:rPr>
-          <w:rFonts w:ascii="Times New Roman" w:hAnsi="Times New Roman" w:cs="Times New Roman"/>
-          <w:b/>
-          <w:bCs/>
-        </w:rPr>
-      </w:pPr>
-    </w:p>
-    <w:p>
-      <w:pPr>
-        <w:spacing w:before="80" w:after="120" w:line="360" w:lineRule="auto"/>
-        <w:ind w:firstLine="720"/>
-        <w:jc w:val="both"/>
-        <w:rPr>
-          <w:rFonts w:ascii="Times New Roman" w:hAnsi="Times New Roman" w:cs="Times New Roman"/>
-        </w:rPr>
-      </w:pPr>
-      <w:r>
-        <w:rPr>
-          <w:rFonts w:ascii="Times New Roman" w:hAnsi="Times New Roman" w:cs="Times New Roman"/>
-          <w:color w:val="333333"/>
-        </w:rPr>
-        <w:lastRenderedPageBreak/>
-        <w:t>O presente projecto limita-se à Clínica Dentária Atniel Dente, sediada em Luanda, Angola, e abrange o período lectivo de 202</w:t>
-      </w:r>
-      <w:r>
-        <w:rPr>
-          <w:rFonts w:ascii="Times New Roman" w:hAnsi="Times New Roman" w:cs="Times New Roman"/>
-          <w:color w:val="333333"/>
-        </w:rPr>
-        <w:t>6</w:t>
-      </w:r>
-      <w:r>
-        <w:rPr>
-          <w:rFonts w:ascii="Times New Roman" w:hAnsi="Times New Roman" w:cs="Times New Roman"/>
-          <w:color w:val="333333"/>
-        </w:rPr>
-        <w:t>/202</w:t>
-      </w:r>
-      <w:r>
-        <w:rPr>
-          <w:rFonts w:ascii="Times New Roman" w:hAnsi="Times New Roman" w:cs="Times New Roman"/>
-          <w:color w:val="333333"/>
-        </w:rPr>
-        <w:t>7</w:t>
-      </w:r>
-      <w:r>
-        <w:rPr>
-          <w:rFonts w:ascii="Times New Roman" w:hAnsi="Times New Roman" w:cs="Times New Roman"/>
-          <w:color w:val="333333"/>
-        </w:rPr>
-        <w:t xml:space="preserve">. O sistema desenvolvido </w:t>
-      </w:r>
-      <w:r>
-        <w:rPr>
-          <w:rFonts w:ascii="Times New Roman" w:hAnsi="Times New Roman" w:cs="Times New Roman"/>
-          <w:color w:val="333333"/>
-        </w:rPr>
-        <w:t>contendo as areas de agendamento e confirmação do agendamento</w:t>
-      </w:r>
-      <w:r>
-        <w:rPr>
-          <w:rFonts w:ascii="Times New Roman" w:hAnsi="Times New Roman" w:cs="Times New Roman"/>
-          <w:color w:val="333333"/>
-        </w:rPr>
-        <w:t xml:space="preserve">, não incluindo módulos </w:t>
-      </w:r>
-      <w:r>
-        <w:rPr>
-          <w:rFonts w:ascii="Times New Roman" w:hAnsi="Times New Roman" w:cs="Times New Roman"/>
-          <w:color w:val="333333"/>
-        </w:rPr>
-        <w:t xml:space="preserve">pagamentos </w:t>
-      </w:r>
-      <w:r>
-        <w:rPr>
-          <w:rFonts w:ascii="Times New Roman" w:hAnsi="Times New Roman" w:cs="Times New Roman"/>
-          <w:color w:val="333333"/>
-        </w:rPr>
-        <w:t>d</w:t>
-      </w:r>
-      <w:r>
-        <w:rPr>
-          <w:rFonts w:ascii="Times New Roman" w:hAnsi="Times New Roman" w:cs="Times New Roman"/>
-          <w:color w:val="333333"/>
-        </w:rPr>
-        <w:t>os serviços, mas possiveis implementacão posteriormente</w:t>
-      </w:r>
-      <w:r>
-        <w:rPr>
-          <w:rFonts w:ascii="Times New Roman" w:hAnsi="Times New Roman" w:cs="Times New Roman"/>
-          <w:color w:val="333333"/>
-        </w:rPr>
-        <w:t>.</w:t>
-      </w:r>
-    </w:p>
-    <w:p>
-      <w:pPr>
-        <w:pStyle w:val="Ttulo1"/>
-        <w:rPr>
-          <w:rFonts w:cs="Times New Roman"/>
-          <w:sz w:val="24"/>
-          <w:szCs w:val="24"/>
-        </w:rPr>
-      </w:pPr>
-      <w:bookmarkStart w:id="8" w:name="_Toc243429030"/>
-      <w:r>
-        <w:rPr>
-          <w:rFonts w:cs="Times New Roman"/>
-          <w:sz w:val="24"/>
-          <w:szCs w:val="24"/>
-        </w:rPr>
-        <w:t>Hipóteses</w:t>
-      </w:r>
-      <w:bookmarkEnd w:id="8"/>
-    </w:p>
-    <w:p>
-      <w:pPr>
-        <w:pStyle w:val="PargrafodaLista"/>
-        <w:numPr>
-          <w:ilvl w:val="0"/>
-          <w:numId w:val="5"/>
-        </w:numPr>
-        <w:spacing w:before="60" w:after="60" w:line="340" w:lineRule="auto"/>
-        <w:contextualSpacing w:val="0"/>
-        <w:rPr>
-          <w:rFonts w:ascii="Times New Roman" w:hAnsi="Times New Roman" w:cs="Times New Roman"/>
-        </w:rPr>
-      </w:pPr>
-      <w:r>
-        <w:rPr>
-          <w:rFonts w:ascii="Times New Roman" w:hAnsi="Times New Roman" w:cs="Times New Roman"/>
-          <w:color w:val="333333"/>
-        </w:rPr>
-        <w:t xml:space="preserve">A implementação do sistema </w:t>
-      </w:r>
-      <w:r>
-        <w:rPr>
-          <w:rFonts w:ascii="Times New Roman" w:hAnsi="Times New Roman" w:cs="Times New Roman"/>
-          <w:color w:val="333333"/>
-        </w:rPr>
-        <w:t xml:space="preserve">de gestão </w:t>
-      </w:r>
-      <w:r>
-        <w:rPr>
-          <w:rFonts w:ascii="Times New Roman" w:hAnsi="Times New Roman" w:cs="Times New Roman"/>
-          <w:color w:val="333333"/>
-        </w:rPr>
-        <w:t>reduzirá o tempo médio de agendamento de consultas em pelo menos 60% face ao processo manual.</w:t>
-      </w:r>
-    </w:p>
-    <w:p>
-      <w:pPr>
-        <w:pStyle w:val="PargrafodaLista"/>
-        <w:numPr>
-          <w:ilvl w:val="0"/>
-          <w:numId w:val="5"/>
-        </w:numPr>
-        <w:spacing w:before="60" w:after="60" w:line="340" w:lineRule="auto"/>
-        <w:contextualSpacing w:val="0"/>
-        <w:rPr>
-          <w:rFonts w:ascii="Times New Roman" w:hAnsi="Times New Roman" w:cs="Times New Roman"/>
-        </w:rPr>
-      </w:pPr>
-      <w:r>
-        <w:rPr>
-          <w:rFonts w:ascii="Times New Roman" w:hAnsi="Times New Roman" w:cs="Times New Roman"/>
-          <w:color w:val="333333"/>
-        </w:rPr>
-        <w:t>O website institucional aumentará a visibilidade da clínica e facilitará o acesso dos pacientes aos serviços disponíveis.</w:t>
-      </w:r>
-    </w:p>
-    <w:p>
-      <w:pPr>
-        <w:pStyle w:val="PargrafodaLista"/>
-        <w:numPr>
-          <w:ilvl w:val="0"/>
-          <w:numId w:val="5"/>
-        </w:numPr>
-        <w:spacing w:before="60" w:after="60" w:line="340" w:lineRule="auto"/>
-        <w:contextualSpacing w:val="0"/>
-        <w:rPr>
-          <w:rFonts w:ascii="Times New Roman" w:hAnsi="Times New Roman" w:cs="Times New Roman"/>
-        </w:rPr>
-      </w:pPr>
-      <w:r>
-        <w:rPr>
-          <w:rFonts w:ascii="Times New Roman" w:hAnsi="Times New Roman" w:cs="Times New Roman"/>
-          <w:color w:val="333333"/>
-        </w:rPr>
-        <w:t>A base de dados relacional</w:t>
-      </w:r>
-      <w:r>
-        <w:rPr>
-          <w:rFonts w:ascii="Times New Roman" w:hAnsi="Times New Roman" w:cs="Times New Roman"/>
-          <w:color w:val="333333"/>
-        </w:rPr>
-        <w:t xml:space="preserve"> Postgre</w:t>
-      </w:r>
-      <w:r>
-        <w:rPr>
-          <w:rFonts w:ascii="Times New Roman" w:hAnsi="Times New Roman" w:cs="Times New Roman"/>
-          <w:color w:val="333333"/>
-        </w:rPr>
-        <w:t>SQL garantirá a integridade e rastreabilidade de toda a informação gerida pelo sistema.</w:t>
-      </w:r>
-    </w:p>
-    <w:p>
-      <w:pPr>
-        <w:rPr>
-          <w:rFonts w:ascii="Times New Roman" w:hAnsi="Times New Roman" w:cs="Times New Roman"/>
-          <w:b/>
-          <w:bCs/>
-        </w:rPr>
-      </w:pPr>
-    </w:p>
-    <w:p>
-      <w:pPr>
-        <w:rPr>
-          <w:rFonts w:ascii="Times New Roman" w:hAnsi="Times New Roman" w:cs="Times New Roman"/>
-          <w:b/>
-          <w:bCs/>
-        </w:rPr>
-      </w:pPr>
-    </w:p>
-    <w:p>
-      <w:pPr>
-        <w:rPr>
-          <w:rFonts w:ascii="Times New Roman" w:hAnsi="Times New Roman" w:cs="Times New Roman"/>
-          <w:b/>
-          <w:bCs/>
-        </w:rPr>
-      </w:pPr>
-    </w:p>
-    <w:p>
-      <w:pPr>
-        <w:rPr>
-          <w:rFonts w:ascii="Times New Roman" w:hAnsi="Times New Roman" w:cs="Times New Roman"/>
-          <w:b/>
-          <w:bCs/>
-        </w:rPr>
-      </w:pPr>
-    </w:p>
-    <w:p>
-      <w:pPr>
-        <w:rPr>
-          <w:rFonts w:ascii="Times New Roman" w:hAnsi="Times New Roman" w:cs="Times New Roman"/>
-          <w:b/>
-          <w:bCs/>
-        </w:rPr>
-      </w:pPr>
-    </w:p>
-    <w:p>
-      <w:pPr>
-        <w:rPr>
-          <w:rFonts w:ascii="Times New Roman" w:hAnsi="Times New Roman" w:cs="Times New Roman"/>
-          <w:b/>
-          <w:bCs/>
-        </w:rPr>
-      </w:pPr>
-    </w:p>
-    <w:p>
-      <w:pPr>
-        <w:rPr>
-          <w:rFonts w:ascii="Times New Roman" w:hAnsi="Times New Roman" w:cs="Times New Roman"/>
-          <w:b/>
-          <w:bCs/>
-        </w:rPr>
-      </w:pPr>
-    </w:p>
-    <w:p>
-      <w:pPr>
-        <w:rPr>
-          <w:rFonts w:ascii="Times New Roman" w:hAnsi="Times New Roman" w:cs="Times New Roman"/>
-          <w:b/>
-          <w:bCs/>
-        </w:rPr>
-      </w:pPr>
-    </w:p>
-    <w:p>
-      <w:pPr>
-        <w:rPr>
-          <w:rFonts w:ascii="Times New Roman" w:hAnsi="Times New Roman" w:cs="Times New Roman"/>
-          <w:b/>
-          <w:bCs/>
-        </w:rPr>
-      </w:pPr>
-    </w:p>
-    <w:p>
-      <w:pPr>
-        <w:rPr>
-          <w:rFonts w:ascii="Times New Roman" w:hAnsi="Times New Roman" w:cs="Times New Roman"/>
-          <w:b/>
-          <w:bCs/>
-        </w:rPr>
-      </w:pPr>
-    </w:p>
-    <w:p>
-      <w:pPr>
-        <w:rPr>
-          <w:rFonts w:ascii="Times New Roman" w:hAnsi="Times New Roman" w:cs="Times New Roman"/>
-          <w:b/>
-          <w:bCs/>
-        </w:rPr>
-      </w:pPr>
-    </w:p>
-    <w:p>
-      <w:pPr>
-        <w:rPr>
-          <w:rFonts w:ascii="Times New Roman" w:hAnsi="Times New Roman" w:cs="Times New Roman"/>
-          <w:b/>
-          <w:bCs/>
-        </w:rPr>
-      </w:pPr>
-    </w:p>
-    <w:p>
-      <w:pPr>
-        <w:rPr>
-          <w:rFonts w:ascii="Times New Roman" w:hAnsi="Times New Roman" w:cs="Times New Roman"/>
-          <w:b/>
-          <w:bCs/>
-        </w:rPr>
-      </w:pPr>
-    </w:p>
-    <w:p>
-      <w:pPr>
-        <w:rPr>
-          <w:rFonts w:ascii="Times New Roman" w:hAnsi="Times New Roman" w:cs="Times New Roman"/>
-          <w:b/>
-          <w:bCs/>
-        </w:rPr>
-      </w:pPr>
-    </w:p>
-    <w:p>
-      <w:pPr>
-        <w:rPr>
-          <w:rFonts w:ascii="Times New Roman" w:hAnsi="Times New Roman" w:cs="Times New Roman"/>
-          <w:b/>
-          <w:bCs/>
-        </w:rPr>
-      </w:pPr>
-    </w:p>
-    <w:p>
-      <w:pPr>
-        <w:rPr>
-          <w:rFonts w:ascii="Times New Roman" w:hAnsi="Times New Roman" w:cs="Times New Roman"/>
-          <w:b/>
-          <w:bCs/>
-        </w:rPr>
-      </w:pPr>
-    </w:p>
-    <w:p>
-      <w:pPr>
-        <w:rPr>
-          <w:rFonts w:ascii="Times New Roman" w:hAnsi="Times New Roman" w:cs="Times New Roman"/>
-          <w:b/>
-          <w:bCs/>
-        </w:rPr>
-      </w:pPr>
-    </w:p>
-    <w:p>
-      <w:pPr>
-        <w:rPr>
-          <w:rFonts w:ascii="Times New Roman" w:hAnsi="Times New Roman" w:cs="Times New Roman"/>
-          <w:b/>
-          <w:bCs/>
-        </w:rPr>
-      </w:pPr>
-    </w:p>
-    <w:p>
-      <w:pPr>
-        <w:rPr>
-          <w:rFonts w:ascii="Times New Roman" w:hAnsi="Times New Roman" w:cs="Times New Roman"/>
-          <w:b/>
-          <w:bCs/>
-        </w:rPr>
-      </w:pPr>
-    </w:p>
-    <w:p>
-      <w:pPr>
-        <w:rPr>
-          <w:rFonts w:ascii="Times New Roman" w:hAnsi="Times New Roman" w:cs="Times New Roman"/>
-          <w:b/>
-          <w:bCs/>
-        </w:rPr>
-      </w:pPr>
-    </w:p>
-    <w:p>
-      <w:pPr>
-        <w:rPr>
-          <w:rFonts w:ascii="Times New Roman" w:hAnsi="Times New Roman" w:cs="Times New Roman"/>
-          <w:b/>
-          <w:bCs/>
-        </w:rPr>
-      </w:pPr>
-    </w:p>
-    <w:p>
-      <w:pPr>
-        <w:rPr>
-          <w:rFonts w:ascii="Times New Roman" w:hAnsi="Times New Roman" w:cs="Times New Roman"/>
-          <w:b/>
-          <w:bCs/>
-        </w:rPr>
-      </w:pPr>
-    </w:p>
-    <w:p>
-      <w:pPr>
-        <w:rPr>
-          <w:rFonts w:ascii="Times New Roman" w:hAnsi="Times New Roman" w:cs="Times New Roman"/>
-          <w:b/>
-          <w:bCs/>
-        </w:rPr>
-      </w:pPr>
-    </w:p>
-    <w:p>
-      <w:pPr>
-        <w:rPr>
-          <w:rFonts w:ascii="Times New Roman" w:hAnsi="Times New Roman" w:cs="Times New Roman"/>
-          <w:b/>
-          <w:bCs/>
-        </w:rPr>
-      </w:pPr>
-    </w:p>
-    <w:p>
-      <w:pPr>
-        <w:rPr>
-          <w:rFonts w:ascii="Times New Roman" w:hAnsi="Times New Roman" w:cs="Times New Roman"/>
-          <w:b/>
-          <w:bCs/>
-        </w:rPr>
-      </w:pPr>
-    </w:p>
-    <w:p>
-      <w:pPr>
-        <w:rPr>
-          <w:rFonts w:ascii="Times New Roman" w:hAnsi="Times New Roman" w:cs="Times New Roman"/>
-          <w:b/>
-          <w:bCs/>
-        </w:rPr>
-      </w:pPr>
-    </w:p>
-    <w:p>
-      <w:pPr>
-        <w:rPr>
-          <w:rFonts w:ascii="Times New Roman" w:hAnsi="Times New Roman" w:cs="Times New Roman"/>
-          <w:b/>
-          <w:bCs/>
-        </w:rPr>
-      </w:pPr>
-    </w:p>
-    <w:p>
-      <w:pPr>
-        <w:rPr>
-          <w:rFonts w:ascii="Times New Roman" w:hAnsi="Times New Roman" w:cs="Times New Roman"/>
-          <w:b/>
-          <w:bCs/>
-        </w:rPr>
-      </w:pPr>
-    </w:p>
-    <w:p>
-      <w:pPr>
-        <w:rPr>
-          <w:rFonts w:ascii="Times New Roman" w:hAnsi="Times New Roman" w:cs="Times New Roman"/>
-          <w:b/>
-          <w:bCs/>
-        </w:rPr>
-      </w:pPr>
-    </w:p>
-    <w:p>
-      <w:pPr>
-        <w:rPr>
-          <w:rFonts w:ascii="Times New Roman" w:hAnsi="Times New Roman" w:cs="Times New Roman"/>
-          <w:b/>
-          <w:bCs/>
-        </w:rPr>
-      </w:pPr>
-    </w:p>
-    <w:p>
-      <w:pPr>
-        <w:pStyle w:val="Ttulo2"/>
-        <w:rPr>
-          <w:rFonts w:cs="Times New Roman"/>
-          <w:szCs w:val="24"/>
-        </w:rPr>
-      </w:pPr>
-    </w:p>
-    <w:p>
-      <w:pPr>
-        <w:rPr>
-          <w:rFonts w:ascii="Times New Roman" w:hAnsi="Times New Roman" w:cs="Times New Roman"/>
-          <w:b/>
-          <w:bCs/>
-        </w:rPr>
-      </w:pPr>
-    </w:p>
-    <w:p>
-      <w:pPr>
-        <w:pStyle w:val="Ttulo"/>
-        <w:rPr>
-          <w:rFonts w:cs="Times New Roman"/>
-          <w:sz w:val="24"/>
-          <w:szCs w:val="24"/>
-        </w:rPr>
-      </w:pPr>
-      <w:bookmarkStart w:id="9" w:name="_Toc243383431"/>
-      <w:bookmarkStart w:id="10" w:name="_Toc243429031"/>
-      <w:r>
-        <w:rPr>
-          <w:rFonts w:cs="Times New Roman"/>
-          <w:sz w:val="24"/>
-          <w:szCs w:val="24"/>
-        </w:rPr>
-        <w:lastRenderedPageBreak/>
-        <w:t>CAPITULO I – FUNDAMENTAÇÃO TEORICA</w:t>
-      </w:r>
-      <w:bookmarkEnd w:id="9"/>
-      <w:bookmarkEnd w:id="10"/>
-    </w:p>
-    <w:p>
-      <w:pPr>
-        <w:rPr>
-          <w:rFonts w:ascii="Times New Roman" w:hAnsi="Times New Roman" w:cs="Times New Roman"/>
-        </w:rPr>
-      </w:pPr>
-    </w:p>
-    <w:p>
-      <w:pPr>
-        <w:rPr>
-          <w:rFonts w:ascii="Times New Roman" w:hAnsi="Times New Roman" w:cs="Times New Roman"/>
-        </w:rPr>
-      </w:pPr>
-    </w:p>
-    <w:p>
-      <w:pPr>
-        <w:rPr>
-          <w:rFonts w:ascii="Times New Roman" w:hAnsi="Times New Roman" w:cs="Times New Roman"/>
-        </w:rPr>
-      </w:pPr>
-    </w:p>
-    <w:p>
-      <w:pPr>
-        <w:rPr>
-          <w:rFonts w:ascii="Times New Roman" w:hAnsi="Times New Roman" w:cs="Times New Roman"/>
-        </w:rPr>
-      </w:pPr>
-    </w:p>
-    <w:p>
-      <w:pPr>
-        <w:rPr>
-          <w:rFonts w:ascii="Times New Roman" w:hAnsi="Times New Roman" w:cs="Times New Roman"/>
-        </w:rPr>
-      </w:pPr>
-    </w:p>
-    <w:p>
-      <w:pPr>
-        <w:rPr>
-          <w:rFonts w:ascii="Times New Roman" w:hAnsi="Times New Roman" w:cs="Times New Roman"/>
-        </w:rPr>
-      </w:pPr>
-    </w:p>
-    <w:p>
-      <w:pPr>
-        <w:rPr>
-          <w:rFonts w:ascii="Times New Roman" w:hAnsi="Times New Roman" w:cs="Times New Roman"/>
-        </w:rPr>
-      </w:pPr>
-    </w:p>
-    <w:p>
-      <w:pPr>
-        <w:rPr>
-          <w:rFonts w:ascii="Times New Roman" w:hAnsi="Times New Roman" w:cs="Times New Roman"/>
-        </w:rPr>
-      </w:pPr>
-    </w:p>
-    <w:p>
-      <w:pPr>
-        <w:rPr>
-          <w:rFonts w:ascii="Times New Roman" w:hAnsi="Times New Roman" w:cs="Times New Roman"/>
-        </w:rPr>
-      </w:pPr>
-    </w:p>
-    <w:p>
-      <w:pPr>
-        <w:rPr>
-          <w:rFonts w:ascii="Times New Roman" w:hAnsi="Times New Roman" w:cs="Times New Roman"/>
-        </w:rPr>
-      </w:pPr>
-    </w:p>
-    <w:p>
-      <w:pPr>
-        <w:rPr>
-          <w:rFonts w:ascii="Times New Roman" w:hAnsi="Times New Roman" w:cs="Times New Roman"/>
-        </w:rPr>
-      </w:pPr>
-    </w:p>
-    <w:p>
-      <w:pPr>
-        <w:rPr>
-          <w:rFonts w:ascii="Times New Roman" w:hAnsi="Times New Roman" w:cs="Times New Roman"/>
-        </w:rPr>
-      </w:pPr>
-    </w:p>
-    <w:p>
-      <w:pPr>
-        <w:rPr>
-          <w:rFonts w:ascii="Times New Roman" w:hAnsi="Times New Roman" w:cs="Times New Roman"/>
-        </w:rPr>
-      </w:pPr>
-    </w:p>
-    <w:p>
-      <w:pPr>
-        <w:rPr>
-          <w:rFonts w:ascii="Times New Roman" w:hAnsi="Times New Roman" w:cs="Times New Roman"/>
-        </w:rPr>
-      </w:pPr>
-    </w:p>
-    <w:p>
-      <w:pPr>
-        <w:rPr>
-          <w:rFonts w:ascii="Times New Roman" w:hAnsi="Times New Roman" w:cs="Times New Roman"/>
-        </w:rPr>
-      </w:pPr>
-    </w:p>
-    <w:p>
-      <w:pPr>
-        <w:rPr>
-          <w:rFonts w:ascii="Times New Roman" w:hAnsi="Times New Roman" w:cs="Times New Roman"/>
-        </w:rPr>
-      </w:pPr>
-    </w:p>
-    <w:p>
-      <w:pPr>
-        <w:rPr>
-          <w:rFonts w:ascii="Times New Roman" w:hAnsi="Times New Roman" w:cs="Times New Roman"/>
-        </w:rPr>
-      </w:pPr>
-    </w:p>
-    <w:p>
-      <w:pPr>
-        <w:rPr>
-          <w:rFonts w:ascii="Times New Roman" w:hAnsi="Times New Roman" w:cs="Times New Roman"/>
-        </w:rPr>
-      </w:pPr>
-    </w:p>
-    <w:p>
-      <w:pPr>
-        <w:rPr>
-          <w:rFonts w:ascii="Times New Roman" w:hAnsi="Times New Roman" w:cs="Times New Roman"/>
-        </w:rPr>
-      </w:pPr>
-    </w:p>
-    <w:p>
-      <w:pPr>
-        <w:rPr>
-          <w:rFonts w:ascii="Times New Roman" w:hAnsi="Times New Roman" w:cs="Times New Roman"/>
-        </w:rPr>
-      </w:pPr>
-    </w:p>
-    <w:p>
-      <w:pPr>
-        <w:rPr>
-          <w:rFonts w:ascii="Times New Roman" w:hAnsi="Times New Roman" w:cs="Times New Roman"/>
-        </w:rPr>
-      </w:pPr>
-    </w:p>
-    <w:p>
-      <w:pPr>
-        <w:rPr>
-          <w:rFonts w:ascii="Times New Roman" w:hAnsi="Times New Roman" w:cs="Times New Roman"/>
-        </w:rPr>
-      </w:pPr>
-    </w:p>
-    <w:p>
-      <w:pPr>
-        <w:rPr>
-          <w:rFonts w:ascii="Times New Roman" w:hAnsi="Times New Roman" w:cs="Times New Roman"/>
-        </w:rPr>
-      </w:pPr>
-    </w:p>
-    <w:p>
-      <w:pPr>
-        <w:rPr>
-          <w:rFonts w:ascii="Times New Roman" w:hAnsi="Times New Roman" w:cs="Times New Roman"/>
-        </w:rPr>
-      </w:pPr>
-    </w:p>
-    <w:p>
-      <w:pPr>
-        <w:rPr>
-          <w:rFonts w:ascii="Times New Roman" w:hAnsi="Times New Roman" w:cs="Times New Roman"/>
-        </w:rPr>
-      </w:pPr>
-    </w:p>
-    <w:p>
-      <w:pPr>
-        <w:rPr>
-          <w:rFonts w:ascii="Times New Roman" w:hAnsi="Times New Roman" w:cs="Times New Roman"/>
-        </w:rPr>
-      </w:pPr>
-    </w:p>
-    <w:p>
-      <w:pPr>
-        <w:rPr>
-          <w:rFonts w:ascii="Times New Roman" w:hAnsi="Times New Roman" w:cs="Times New Roman"/>
-        </w:rPr>
-      </w:pPr>
-    </w:p>
-    <w:p>
-      <w:pPr>
-        <w:rPr>
-          <w:rFonts w:ascii="Times New Roman" w:hAnsi="Times New Roman" w:cs="Times New Roman"/>
-        </w:rPr>
-      </w:pPr>
-    </w:p>
-    <w:p>
-      <w:pPr>
-        <w:rPr>
-          <w:rFonts w:ascii="Times New Roman" w:hAnsi="Times New Roman" w:cs="Times New Roman"/>
-        </w:rPr>
-      </w:pPr>
-    </w:p>
-    <w:p>
-      <w:pPr>
-        <w:rPr>
-          <w:rFonts w:ascii="Times New Roman" w:hAnsi="Times New Roman" w:cs="Times New Roman"/>
-        </w:rPr>
-      </w:pPr>
-    </w:p>
-    <w:p>
-      <w:pPr>
-        <w:rPr>
-          <w:rFonts w:ascii="Times New Roman" w:hAnsi="Times New Roman" w:cs="Times New Roman"/>
-        </w:rPr>
-      </w:pPr>
-    </w:p>
-    <w:p>
-      <w:pPr>
-        <w:rPr>
-          <w:rFonts w:ascii="Times New Roman" w:hAnsi="Times New Roman" w:cs="Times New Roman"/>
-        </w:rPr>
-      </w:pPr>
-    </w:p>
-    <w:p>
-      <w:pPr>
-        <w:rPr>
-          <w:rFonts w:ascii="Times New Roman" w:hAnsi="Times New Roman" w:cs="Times New Roman"/>
-        </w:rPr>
-      </w:pPr>
-    </w:p>
-    <w:p>
-      <w:pPr>
-        <w:rPr>
-          <w:rFonts w:ascii="Times New Roman" w:hAnsi="Times New Roman" w:cs="Times New Roman"/>
-        </w:rPr>
-      </w:pPr>
-    </w:p>
-    <w:p>
-      <w:pPr>
-        <w:rPr>
-          <w:rFonts w:ascii="Times New Roman" w:hAnsi="Times New Roman" w:cs="Times New Roman"/>
-        </w:rPr>
-      </w:pPr>
-    </w:p>
-    <w:p>
-      <w:pPr>
-        <w:rPr>
-          <w:rFonts w:ascii="Times New Roman" w:hAnsi="Times New Roman" w:cs="Times New Roman"/>
-        </w:rPr>
-      </w:pPr>
-    </w:p>
-    <w:p>
-      <w:pPr>
-        <w:pStyle w:val="Subttulo"/>
-        <w:rPr>
-          <w:rFonts w:cs="Times New Roman"/>
-          <w:szCs w:val="24"/>
-        </w:rPr>
-      </w:pPr>
-      <w:r>
-        <w:rPr>
-          <w:rFonts w:cs="Times New Roman"/>
-          <w:szCs w:val="24"/>
-        </w:rPr>
-        <w:t xml:space="preserve"> </w:t>
-      </w:r>
-      <w:bookmarkStart w:id="11" w:name="_Toc243429032"/>
-      <w:r>
-        <w:rPr>
-          <w:rFonts w:cs="Times New Roman"/>
-          <w:szCs w:val="24"/>
-        </w:rPr>
-        <w:t>Contextualização do Sector de Saúde Oral em Angola</w:t>
-      </w:r>
-      <w:bookmarkEnd w:id="11"/>
-    </w:p>
-    <w:p>
-      <w:pPr>
-        <w:spacing w:before="80" w:after="120" w:line="360" w:lineRule="auto"/>
-        <w:ind w:firstLine="720"/>
-        <w:jc w:val="both"/>
-        <w:rPr>
-          <w:rFonts w:ascii="Times New Roman" w:hAnsi="Times New Roman" w:cs="Times New Roman"/>
-          <w:color w:val="333333"/>
-        </w:rPr>
-      </w:pPr>
-      <w:r>
-        <w:rPr>
-          <w:rFonts w:ascii="Times New Roman" w:hAnsi="Times New Roman" w:cs="Times New Roman"/>
-          <w:color w:val="333333"/>
-        </w:rPr>
-        <w:t>A saúde oral é uma componente essencial da saúde geral do ser humano</w:t>
-      </w:r>
-      <w:r>
-        <w:rPr>
-          <w:rFonts w:ascii="Times New Roman" w:hAnsi="Times New Roman" w:cs="Times New Roman"/>
-          <w:color w:val="333333"/>
-        </w:rPr>
-        <w:t xml:space="preserve">, </w:t>
-      </w:r>
-      <w:r>
-        <w:rPr>
-          <w:rFonts w:ascii="Times New Roman" w:hAnsi="Times New Roman" w:cs="Times New Roman"/>
-          <w:color w:val="333333"/>
-        </w:rPr>
-        <w:t>as doenças orais afectam cerca de 3,5 m</w:t>
-      </w:r>
-      <w:r>
-        <w:rPr>
-          <w:rFonts w:ascii="Times New Roman" w:hAnsi="Times New Roman" w:cs="Times New Roman"/>
-          <w:color w:val="333333"/>
-        </w:rPr>
-        <w:br/>
-      </w:r>
-      <w:r>
-        <w:rPr>
-          <w:rFonts w:ascii="Times New Roman" w:hAnsi="Times New Roman" w:cs="Times New Roman"/>
-          <w:color w:val="333333"/>
-        </w:rPr>
-        <w:t xml:space="preserve">l milhões de pessoas em todo o mundo, sendo as mais comuns as cáries dentárias e as doenças periodontais </w:t>
-      </w:r>
-      <w:r>
-        <w:rPr>
-          <w:rFonts w:ascii="Times New Roman" w:hAnsi="Times New Roman" w:cs="Times New Roman"/>
-          <w:color w:val="333333"/>
-        </w:rPr>
-        <w:t>(OMS, 2022)</w:t>
-      </w:r>
-      <w:r>
-        <w:rPr>
-          <w:rFonts w:ascii="Times New Roman" w:hAnsi="Times New Roman" w:cs="Times New Roman"/>
-          <w:color w:val="333333"/>
-        </w:rPr>
-        <w:t>.</w:t>
-      </w:r>
-    </w:p>
-    <w:p>
-      <w:pPr>
-        <w:spacing w:before="80" w:after="120" w:line="360" w:lineRule="auto"/>
-        <w:ind w:firstLine="720"/>
-        <w:jc w:val="both"/>
-        <w:rPr>
-          <w:rFonts w:ascii="Times New Roman" w:hAnsi="Times New Roman" w:cs="Times New Roman"/>
-        </w:rPr>
-      </w:pPr>
-      <w:r>
-        <w:rPr>
-          <w:rFonts w:ascii="Times New Roman" w:hAnsi="Times New Roman" w:cs="Times New Roman"/>
-          <w:color w:val="333333"/>
-        </w:rPr>
-        <w:t>(MINSA, 2023) reconhece que o acesso a cuidados de saúde oral ainda é limitado em várias províncias do país, sendo Luanda a cidade com maior concentração de clínicas dentárias privadas.</w:t>
-      </w:r>
-    </w:p>
-    <w:p>
-      <w:pPr>
-        <w:spacing w:before="80" w:after="120" w:line="360" w:lineRule="auto"/>
-        <w:jc w:val="both"/>
-        <w:rPr>
-          <w:rFonts w:ascii="Times New Roman" w:hAnsi="Times New Roman" w:cs="Times New Roman"/>
-        </w:rPr>
-      </w:pPr>
-      <w:r>
-        <w:rPr>
-          <w:rFonts w:ascii="Times New Roman" w:hAnsi="Times New Roman" w:cs="Times New Roman"/>
-          <w:color w:val="333333"/>
-        </w:rPr>
-        <w:lastRenderedPageBreak/>
-        <w:t>Para Pinheiro (2019, p. 47), “a modernização das clínicas dentárias nos países em desenvolvimento passa, necessariamente, pela adoção de sistemas de informação que automatizem os processos administrativos, reduzindo o tempo gasto em tarefas manuais e aumentando a disponibilidade dos profissionais de saúde para o atendimento dos doentes”</w:t>
-      </w:r>
-      <w:r>
-        <w:rPr>
-          <w:rFonts w:ascii="Times New Roman" w:hAnsi="Times New Roman" w:cs="Times New Roman"/>
-          <w:color w:val="333333"/>
-        </w:rPr>
-        <w:t>.</w:t>
-      </w:r>
-    </w:p>
-    <w:p>
-      <w:pPr>
-        <w:spacing w:before="80" w:after="120" w:line="360" w:lineRule="auto"/>
-        <w:ind w:firstLine="720"/>
-        <w:jc w:val="both"/>
-        <w:rPr>
-          <w:rFonts w:ascii="Times New Roman" w:hAnsi="Times New Roman" w:cs="Times New Roman"/>
-          <w:color w:val="333333"/>
-        </w:rPr>
-      </w:pPr>
-      <w:r>
-        <w:rPr>
-          <w:rFonts w:ascii="Times New Roman" w:hAnsi="Times New Roman" w:cs="Times New Roman"/>
-          <w:color w:val="333333"/>
-        </w:rPr>
-        <w:t xml:space="preserve">De acordo com Ferreira e Sousa (2021, p. 112), “a tecnologia de informação e comunicação (TIC) transformou profundamente a gestão das instituições de saúde, permitindo maior eficiência, rastreabilidade e qualidade no atendimento ao paciente”. </w:t>
-      </w:r>
-    </w:p>
-    <w:p>
-      <w:pPr>
-        <w:spacing w:before="80" w:after="120" w:line="360" w:lineRule="auto"/>
-        <w:jc w:val="both"/>
-        <w:rPr>
-          <w:rFonts w:ascii="Times New Roman" w:hAnsi="Times New Roman" w:cs="Times New Roman"/>
-          <w:color w:val="333333"/>
-        </w:rPr>
-      </w:pPr>
-    </w:p>
-    <w:p>
-      <w:pPr>
-        <w:pStyle w:val="Subttulo"/>
-        <w:rPr>
-          <w:rFonts w:cs="Times New Roman"/>
-          <w:szCs w:val="24"/>
-        </w:rPr>
-      </w:pPr>
-      <w:bookmarkStart w:id="12" w:name="_Toc243429033"/>
-      <w:r>
-        <w:rPr>
-          <w:rFonts w:cs="Times New Roman"/>
-          <w:szCs w:val="24"/>
-        </w:rPr>
-        <w:t>Sistemas de Informação Aplicados à Saúde</w:t>
-      </w:r>
-      <w:bookmarkEnd w:id="12"/>
-    </w:p>
-    <w:p>
-      <w:pPr>
-        <w:spacing w:before="80" w:after="120" w:line="360" w:lineRule="auto"/>
-        <w:ind w:firstLine="720"/>
-        <w:jc w:val="both"/>
-        <w:rPr>
-          <w:rFonts w:ascii="Times New Roman" w:hAnsi="Times New Roman" w:cs="Times New Roman"/>
-        </w:rPr>
-      </w:pPr>
-      <w:r>
-        <w:rPr>
-          <w:rFonts w:ascii="Times New Roman" w:hAnsi="Times New Roman" w:cs="Times New Roman"/>
-          <w:color w:val="333333"/>
-        </w:rPr>
-        <w:t xml:space="preserve">Laudon (2020, p. 15) definem sistema de informação como “um conjunto de componentes inter-relacionados que recolhem, processam, armazenam e distribuem informação para apoiar a tomada de decisão e o controlo numa organização”. </w:t>
-      </w:r>
-    </w:p>
-    <w:p>
-      <w:pPr>
-        <w:spacing w:before="80" w:after="120" w:line="360" w:lineRule="auto"/>
-        <w:ind w:firstLine="720"/>
-        <w:jc w:val="both"/>
-        <w:rPr>
-          <w:rFonts w:ascii="Times New Roman" w:hAnsi="Times New Roman" w:cs="Times New Roman"/>
-          <w:color w:val="333333"/>
-        </w:rPr>
-      </w:pPr>
-      <w:r>
-        <w:rPr>
-          <w:rFonts w:ascii="Times New Roman" w:hAnsi="Times New Roman" w:cs="Times New Roman"/>
-          <w:color w:val="333333"/>
-        </w:rPr>
-        <w:t xml:space="preserve">Shortliffe e Cimino (2014, p. 3) afirmam que “a informática biomédica é a disciplina que estuda o uso eficaz de dados biomédicos, informação e conhecimento para a investigação científica, a educação e a prática clínica”. </w:t>
-      </w:r>
-    </w:p>
-    <w:p>
-      <w:pPr>
-        <w:spacing w:before="80" w:after="120" w:line="360" w:lineRule="auto"/>
-        <w:ind w:firstLine="720"/>
-        <w:jc w:val="both"/>
-        <w:rPr>
-          <w:rFonts w:ascii="Times New Roman" w:hAnsi="Times New Roman" w:cs="Times New Roman"/>
-          <w:color w:val="333333"/>
-        </w:rPr>
-      </w:pPr>
-      <w:r>
-        <w:rPr>
-          <w:rFonts w:ascii="Times New Roman" w:hAnsi="Times New Roman" w:cs="Times New Roman"/>
-          <w:color w:val="333333"/>
-        </w:rPr>
-        <w:t>Os Sistemas de Gestão de Clínicas (SGC) inserem-se neste campo, automatizando o cadastro de pacientes, o agendamento de consultas, a emissão de recibos e a geração de relatórios. Segundo O’Brien e Marakas (2013, p. 22)</w:t>
-      </w:r>
-      <w:r>
-        <w:rPr>
-          <w:rFonts w:ascii="Times New Roman" w:hAnsi="Times New Roman" w:cs="Times New Roman"/>
-          <w:color w:val="333333"/>
-        </w:rPr>
-        <w:t>.</w:t>
-      </w:r>
-      <w:r>
-        <w:rPr>
-          <w:rFonts w:ascii="Times New Roman" w:hAnsi="Times New Roman" w:cs="Times New Roman"/>
-          <w:color w:val="333333"/>
-        </w:rPr>
-        <w:t xml:space="preserve"> </w:t>
-      </w:r>
-    </w:p>
-    <w:p>
-      <w:pPr>
-        <w:spacing w:before="80" w:after="120" w:line="360" w:lineRule="auto"/>
-        <w:ind w:firstLine="720"/>
-        <w:jc w:val="both"/>
-        <w:rPr>
-          <w:rFonts w:ascii="Times New Roman" w:hAnsi="Times New Roman" w:cs="Times New Roman"/>
-        </w:rPr>
-      </w:pPr>
-      <w:r>
-        <w:rPr>
-          <w:rFonts w:ascii="Times New Roman" w:hAnsi="Times New Roman" w:cs="Times New Roman"/>
-        </w:rPr>
-        <w:t>A informatização dos processos de saúde não é apenas uma questão de modernidade, mas uma necessidade ética: dados precisos e acessíveis salvam vidas. (Shortliffe &amp; Cimino, 2014, p. 9)</w:t>
-      </w:r>
-    </w:p>
-    <w:p>
-      <w:pPr>
-        <w:spacing w:before="80" w:after="120" w:line="360" w:lineRule="auto"/>
-        <w:jc w:val="both"/>
-        <w:rPr>
-          <w:rFonts w:ascii="Times New Roman" w:hAnsi="Times New Roman" w:cs="Times New Roman"/>
-          <w:color w:val="333333"/>
-        </w:rPr>
-      </w:pPr>
-    </w:p>
-    <w:p>
-      <w:pPr>
-        <w:spacing w:before="80" w:after="120" w:line="360" w:lineRule="auto"/>
-        <w:jc w:val="both"/>
-        <w:rPr>
-          <w:rFonts w:ascii="Times New Roman" w:hAnsi="Times New Roman" w:cs="Times New Roman"/>
-          <w:color w:val="333333"/>
-        </w:rPr>
-      </w:pPr>
-    </w:p>
-    <w:p>
-      <w:pPr>
-        <w:spacing w:before="80" w:after="120" w:line="360" w:lineRule="auto"/>
-        <w:jc w:val="both"/>
-        <w:rPr>
-          <w:rFonts w:ascii="Times New Roman" w:hAnsi="Times New Roman" w:cs="Times New Roman"/>
-          <w:color w:val="333333"/>
-        </w:rPr>
-      </w:pPr>
-    </w:p>
-    <w:p>
-      <w:pPr>
-        <w:spacing w:before="80" w:after="120" w:line="360" w:lineRule="auto"/>
-        <w:jc w:val="both"/>
-        <w:rPr>
-          <w:rFonts w:ascii="Times New Roman" w:hAnsi="Times New Roman" w:cs="Times New Roman"/>
-          <w:color w:val="333333"/>
-        </w:rPr>
-      </w:pPr>
-    </w:p>
-    <w:p>
-      <w:pPr>
-        <w:spacing w:before="80" w:after="120" w:line="360" w:lineRule="auto"/>
-        <w:jc w:val="both"/>
-        <w:rPr>
-          <w:rFonts w:ascii="Times New Roman" w:hAnsi="Times New Roman" w:cs="Times New Roman"/>
-          <w:color w:val="333333"/>
-        </w:rPr>
-      </w:pPr>
-    </w:p>
-    <w:p>
-      <w:pPr>
-        <w:spacing w:before="80" w:after="120" w:line="360" w:lineRule="auto"/>
-        <w:jc w:val="both"/>
-        <w:rPr>
-          <w:rFonts w:ascii="Times New Roman" w:hAnsi="Times New Roman" w:cs="Times New Roman"/>
-          <w:color w:val="333333"/>
-        </w:rPr>
-      </w:pPr>
-    </w:p>
-    <w:p>
-      <w:pPr>
-        <w:spacing w:before="80" w:after="120" w:line="360" w:lineRule="auto"/>
-        <w:jc w:val="both"/>
-        <w:rPr>
-          <w:rFonts w:ascii="Times New Roman" w:hAnsi="Times New Roman" w:cs="Times New Roman"/>
-          <w:color w:val="333333"/>
-        </w:rPr>
-      </w:pPr>
-    </w:p>
-    <w:p>
-      <w:pPr>
-        <w:spacing w:before="80" w:after="120" w:line="360" w:lineRule="auto"/>
-        <w:jc w:val="both"/>
-        <w:rPr>
-          <w:rFonts w:ascii="Times New Roman" w:hAnsi="Times New Roman" w:cs="Times New Roman"/>
-          <w:color w:val="333333"/>
-        </w:rPr>
-      </w:pPr>
-    </w:p>
-    <w:p>
-      <w:pPr>
-        <w:spacing w:before="80" w:after="120" w:line="360" w:lineRule="auto"/>
-        <w:jc w:val="both"/>
-        <w:rPr>
-          <w:rFonts w:ascii="Times New Roman" w:hAnsi="Times New Roman" w:cs="Times New Roman"/>
-          <w:color w:val="333333"/>
-        </w:rPr>
-      </w:pPr>
-    </w:p>
-    <w:p>
-      <w:pPr>
-        <w:spacing w:before="80" w:after="120" w:line="360" w:lineRule="auto"/>
-        <w:jc w:val="both"/>
-        <w:rPr>
-          <w:rFonts w:ascii="Times New Roman" w:hAnsi="Times New Roman" w:cs="Times New Roman"/>
-          <w:color w:val="333333"/>
-        </w:rPr>
-      </w:pPr>
-    </w:p>
-    <w:p>
-      <w:pPr>
-        <w:spacing w:before="80" w:after="120" w:line="360" w:lineRule="auto"/>
-        <w:jc w:val="both"/>
-        <w:rPr>
-          <w:rFonts w:ascii="Times New Roman" w:hAnsi="Times New Roman" w:cs="Times New Roman"/>
-          <w:color w:val="333333"/>
-        </w:rPr>
-      </w:pPr>
-    </w:p>
-    <w:p>
-      <w:pPr>
-        <w:spacing w:before="80" w:after="120" w:line="360" w:lineRule="auto"/>
-        <w:jc w:val="both"/>
-        <w:rPr>
-          <w:rFonts w:ascii="Times New Roman" w:hAnsi="Times New Roman" w:cs="Times New Roman"/>
-          <w:color w:val="333333"/>
-        </w:rPr>
-      </w:pPr>
-    </w:p>
-    <w:p>
-      <w:pPr>
-        <w:spacing w:before="80" w:after="120" w:line="360" w:lineRule="auto"/>
-        <w:jc w:val="both"/>
-        <w:rPr>
-          <w:rFonts w:ascii="Times New Roman" w:hAnsi="Times New Roman" w:cs="Times New Roman"/>
-          <w:color w:val="333333"/>
-        </w:rPr>
-      </w:pPr>
-    </w:p>
-    <w:p>
-      <w:pPr>
-        <w:spacing w:before="80" w:after="120" w:line="360" w:lineRule="auto"/>
-        <w:jc w:val="both"/>
-        <w:rPr>
-          <w:rFonts w:ascii="Times New Roman" w:hAnsi="Times New Roman" w:cs="Times New Roman"/>
-          <w:color w:val="333333"/>
-        </w:rPr>
-      </w:pPr>
-    </w:p>
-    <w:p>
-      <w:pPr>
-        <w:rPr>
-          <w:rFonts w:ascii="Times New Roman" w:hAnsi="Times New Roman" w:cs="Times New Roman"/>
-          <w:b/>
-          <w:bCs/>
-        </w:rPr>
-      </w:pPr>
-    </w:p>
-    <w:p>
-      <w:pPr>
-        <w:rPr>
-          <w:rFonts w:ascii="Times New Roman" w:hAnsi="Times New Roman" w:cs="Times New Roman"/>
-          <w:b/>
-          <w:bCs/>
-        </w:rPr>
-      </w:pPr>
-    </w:p>
-    <w:p>
-      <w:pPr>
-        <w:rPr>
-          <w:rFonts w:ascii="Times New Roman" w:hAnsi="Times New Roman" w:cs="Times New Roman"/>
-          <w:b/>
-          <w:bCs/>
-        </w:rPr>
-      </w:pPr>
-    </w:p>
-    <w:p>
-      <w:pPr>
-        <w:rPr>
-          <w:rFonts w:ascii="Times New Roman" w:hAnsi="Times New Roman" w:cs="Times New Roman"/>
-          <w:b/>
-          <w:bCs/>
-        </w:rPr>
-      </w:pPr>
-    </w:p>
-    <w:p>
-      <w:pPr>
-        <w:rPr>
-          <w:rFonts w:ascii="Times New Roman" w:hAnsi="Times New Roman" w:cs="Times New Roman"/>
-          <w:b/>
-          <w:bCs/>
-        </w:rPr>
-      </w:pPr>
-    </w:p>
-    <w:p>
-      <w:pPr>
-        <w:rPr>
-          <w:rFonts w:ascii="Times New Roman" w:hAnsi="Times New Roman" w:cs="Times New Roman"/>
-          <w:b/>
-          <w:bCs/>
-        </w:rPr>
-      </w:pPr>
-    </w:p>
-    <w:p>
-      <w:pPr>
-        <w:rPr>
-          <w:rFonts w:ascii="Times New Roman" w:hAnsi="Times New Roman" w:cs="Times New Roman"/>
-          <w:b/>
-          <w:bCs/>
-        </w:rPr>
-      </w:pPr>
-    </w:p>
-    <w:p>
-      <w:pPr>
-        <w:rPr>
-          <w:rFonts w:ascii="Times New Roman" w:hAnsi="Times New Roman" w:cs="Times New Roman"/>
-          <w:b/>
-          <w:bCs/>
-        </w:rPr>
-      </w:pPr>
-    </w:p>
-    <w:p>
-      <w:pPr>
-        <w:rPr>
-          <w:rFonts w:ascii="Times New Roman" w:hAnsi="Times New Roman" w:cs="Times New Roman"/>
-          <w:b/>
-          <w:bCs/>
-        </w:rPr>
-      </w:pPr>
-    </w:p>
-    <w:p>
-      <w:pPr>
-        <w:rPr>
-          <w:rFonts w:ascii="Times New Roman" w:hAnsi="Times New Roman" w:cs="Times New Roman"/>
-          <w:b/>
-          <w:bCs/>
-        </w:rPr>
-      </w:pPr>
-    </w:p>
-    <w:p>
-      <w:pPr>
-        <w:rPr>
-          <w:rFonts w:ascii="Times New Roman" w:hAnsi="Times New Roman" w:cs="Times New Roman"/>
-          <w:b/>
-          <w:bCs/>
-        </w:rPr>
-      </w:pPr>
-    </w:p>
-    <w:p>
-      <w:pPr>
-        <w:rPr>
-          <w:rFonts w:ascii="Times New Roman" w:hAnsi="Times New Roman" w:cs="Times New Roman"/>
-          <w:b/>
-          <w:bCs/>
-        </w:rPr>
-      </w:pPr>
-    </w:p>
-    <w:p>
-      <w:pPr>
-        <w:rPr>
-          <w:rFonts w:ascii="Times New Roman" w:hAnsi="Times New Roman" w:cs="Times New Roman"/>
-          <w:b/>
-          <w:bCs/>
-        </w:rPr>
-      </w:pPr>
-    </w:p>
-    <w:p>
-      <w:pPr>
-        <w:rPr>
-          <w:rFonts w:ascii="Times New Roman" w:hAnsi="Times New Roman" w:cs="Times New Roman"/>
-          <w:b/>
-          <w:bCs/>
-        </w:rPr>
-      </w:pPr>
-    </w:p>
-    <w:p>
-      <w:pPr>
-        <w:rPr>
-          <w:rFonts w:ascii="Times New Roman" w:hAnsi="Times New Roman" w:cs="Times New Roman"/>
-          <w:b/>
-          <w:bCs/>
-        </w:rPr>
-      </w:pPr>
-    </w:p>
-    <w:p>
-      <w:pPr>
-        <w:rPr>
-          <w:rFonts w:ascii="Times New Roman" w:hAnsi="Times New Roman" w:cs="Times New Roman"/>
-          <w:b/>
-          <w:bCs/>
-        </w:rPr>
-      </w:pPr>
-    </w:p>
-    <w:p>
-      <w:pPr>
-        <w:rPr>
-          <w:rFonts w:ascii="Times New Roman" w:hAnsi="Times New Roman" w:cs="Times New Roman"/>
-          <w:b/>
-          <w:bCs/>
-        </w:rPr>
-      </w:pPr>
-    </w:p>
-    <w:p>
-      <w:pPr>
-        <w:rPr>
-          <w:rFonts w:ascii="Times New Roman" w:hAnsi="Times New Roman" w:cs="Times New Roman"/>
-          <w:b/>
-          <w:bCs/>
-        </w:rPr>
-      </w:pPr>
-    </w:p>
-    <w:p>
-      <w:pPr>
-        <w:rPr>
-          <w:rFonts w:ascii="Times New Roman" w:hAnsi="Times New Roman" w:cs="Times New Roman"/>
-          <w:b/>
-          <w:bCs/>
-        </w:rPr>
-      </w:pPr>
-    </w:p>
-    <w:p>
-      <w:pPr>
-        <w:rPr>
-          <w:rFonts w:ascii="Times New Roman" w:hAnsi="Times New Roman" w:cs="Times New Roman"/>
-          <w:b/>
-          <w:bCs/>
-        </w:rPr>
-      </w:pPr>
-    </w:p>
-    <w:p>
-      <w:pPr>
-        <w:rPr>
-          <w:rFonts w:ascii="Times New Roman" w:hAnsi="Times New Roman" w:cs="Times New Roman"/>
-          <w:b/>
-          <w:bCs/>
-        </w:rPr>
-      </w:pPr>
-    </w:p>
-    <w:p>
-      <w:pPr>
-        <w:rPr>
-          <w:rFonts w:ascii="Times New Roman" w:hAnsi="Times New Roman" w:cs="Times New Roman"/>
-          <w:b/>
-          <w:bCs/>
-        </w:rPr>
-      </w:pPr>
-    </w:p>
-    <w:p>
-      <w:pPr>
-        <w:rPr>
-          <w:rFonts w:ascii="Times New Roman" w:hAnsi="Times New Roman" w:cs="Times New Roman"/>
-          <w:b/>
-          <w:bCs/>
-        </w:rPr>
-      </w:pPr>
-    </w:p>
-    <w:p>
-      <w:pPr>
-        <w:rPr>
-          <w:rFonts w:ascii="Times New Roman" w:hAnsi="Times New Roman" w:cs="Times New Roman"/>
-          <w:b/>
-          <w:bCs/>
-        </w:rPr>
-      </w:pPr>
-    </w:p>
-    <w:p>
-      <w:pPr>
-        <w:rPr>
-          <w:rFonts w:ascii="Times New Roman" w:hAnsi="Times New Roman" w:cs="Times New Roman"/>
-          <w:b/>
-          <w:bCs/>
-        </w:rPr>
-      </w:pPr>
-    </w:p>
-    <w:p>
-      <w:pPr>
-        <w:rPr>
-          <w:rFonts w:ascii="Times New Roman" w:hAnsi="Times New Roman" w:cs="Times New Roman"/>
-          <w:b/>
-          <w:bCs/>
-        </w:rPr>
-      </w:pPr>
-    </w:p>
-    <w:p>
-      <w:pPr>
-        <w:rPr>
-          <w:rFonts w:ascii="Times New Roman" w:hAnsi="Times New Roman" w:cs="Times New Roman"/>
-          <w:b/>
-          <w:bCs/>
-        </w:rPr>
-      </w:pPr>
-    </w:p>
-    <w:p>
-      <w:pPr>
-        <w:rPr>
-          <w:rFonts w:ascii="Times New Roman" w:hAnsi="Times New Roman" w:cs="Times New Roman"/>
-          <w:b/>
-          <w:bCs/>
-        </w:rPr>
-      </w:pPr>
-    </w:p>
-    <w:p>
-      <w:pPr>
-        <w:rPr>
-          <w:rFonts w:ascii="Times New Roman" w:hAnsi="Times New Roman" w:cs="Times New Roman"/>
-          <w:b/>
-          <w:bCs/>
-        </w:rPr>
-      </w:pPr>
-    </w:p>
-    <w:p>
-      <w:pPr>
-        <w:rPr>
-          <w:rFonts w:ascii="Times New Roman" w:hAnsi="Times New Roman" w:cs="Times New Roman"/>
-          <w:b/>
-          <w:bCs/>
-        </w:rPr>
-      </w:pPr>
-    </w:p>
-    <w:p>
-      <w:pPr>
-        <w:rPr>
-          <w:rFonts w:ascii="Times New Roman" w:hAnsi="Times New Roman" w:cs="Times New Roman"/>
-          <w:b/>
-          <w:bCs/>
-        </w:rPr>
-      </w:pPr>
-    </w:p>
-    <w:p>
-      <w:pPr>
-        <w:rPr>
-          <w:rFonts w:ascii="Times New Roman" w:hAnsi="Times New Roman" w:cs="Times New Roman"/>
-          <w:b/>
-          <w:bCs/>
-        </w:rPr>
-      </w:pPr>
-    </w:p>
-    <w:p>
-      <w:pPr>
-        <w:rPr>
-          <w:rFonts w:ascii="Times New Roman" w:hAnsi="Times New Roman" w:cs="Times New Roman"/>
-          <w:b/>
-          <w:bCs/>
-        </w:rPr>
-      </w:pPr>
-    </w:p>
-    <w:p>
-      <w:pPr>
-        <w:rPr>
-          <w:rFonts w:ascii="Times New Roman" w:hAnsi="Times New Roman" w:cs="Times New Roman"/>
-          <w:b/>
-          <w:bCs/>
-        </w:rPr>
-      </w:pPr>
-    </w:p>
-    <w:p>
-      <w:pPr>
-        <w:rPr>
-          <w:rFonts w:ascii="Times New Roman" w:hAnsi="Times New Roman" w:cs="Times New Roman"/>
-          <w:b/>
-          <w:bCs/>
-        </w:rPr>
-      </w:pPr>
-    </w:p>
-    <w:p>
-      <w:pPr>
-        <w:rPr>
-          <w:rFonts w:ascii="Times New Roman" w:hAnsi="Times New Roman" w:cs="Times New Roman"/>
-          <w:b/>
-          <w:bCs/>
-        </w:rPr>
-      </w:pPr>
-    </w:p>
-    <w:p>
-      <w:pPr>
-        <w:rPr>
-          <w:rFonts w:ascii="Times New Roman" w:hAnsi="Times New Roman" w:cs="Times New Roman"/>
-          <w:b/>
-          <w:bCs/>
-        </w:rPr>
-      </w:pPr>
-    </w:p>
-    <w:p>
-      <w:pPr>
-        <w:rPr>
-          <w:rFonts w:ascii="Times New Roman" w:hAnsi="Times New Roman" w:cs="Times New Roman"/>
-          <w:b/>
-          <w:bCs/>
-        </w:rPr>
-      </w:pPr>
-    </w:p>
-    <w:p>
-      <w:pPr>
-        <w:rPr>
-          <w:rFonts w:ascii="Times New Roman" w:hAnsi="Times New Roman" w:cs="Times New Roman"/>
-          <w:b/>
-          <w:bCs/>
-        </w:rPr>
-      </w:pPr>
-    </w:p>
-    <w:p>
-      <w:pPr>
-        <w:rPr>
-          <w:rFonts w:ascii="Times New Roman" w:hAnsi="Times New Roman" w:cs="Times New Roman"/>
-          <w:b/>
-          <w:bCs/>
-        </w:rPr>
-      </w:pPr>
-    </w:p>
-    <w:p>
-      <w:pPr>
-        <w:rPr>
-          <w:rFonts w:ascii="Times New Roman" w:hAnsi="Times New Roman" w:cs="Times New Roman"/>
-          <w:b/>
-          <w:bCs/>
-        </w:rPr>
-      </w:pPr>
-    </w:p>
-    <w:p>
-      <w:pPr>
-        <w:rPr>
-          <w:rFonts w:ascii="Times New Roman" w:hAnsi="Times New Roman" w:cs="Times New Roman"/>
-          <w:b/>
-          <w:bCs/>
-        </w:rPr>
-      </w:pPr>
-    </w:p>
-    <w:p>
-      <w:pPr>
-        <w:pStyle w:val="Ttulo"/>
-        <w:rPr>
-          <w:rFonts w:cs="Times New Roman"/>
-          <w:sz w:val="24"/>
-          <w:szCs w:val="24"/>
-        </w:rPr>
-      </w:pPr>
-      <w:bookmarkStart w:id="13" w:name="_Toc243429034"/>
-      <w:r>
-        <w:rPr>
-          <w:rFonts w:cs="Times New Roman"/>
-          <w:sz w:val="24"/>
-          <w:szCs w:val="24"/>
-        </w:rPr>
-        <w:t>CAPITULO II – METODOLOGIA DE PESQUISA</w:t>
-      </w:r>
-      <w:bookmarkEnd w:id="13"/>
-    </w:p>
-    <w:p>
-      <w:pPr>
-        <w:jc w:val="center"/>
-        <w:rPr>
-          <w:rFonts w:ascii="Times New Roman" w:hAnsi="Times New Roman" w:cs="Times New Roman"/>
-          <w:b/>
-          <w:bCs/>
-        </w:rPr>
-      </w:pPr>
-    </w:p>
-    <w:p>
-      <w:pPr>
-        <w:jc w:val="center"/>
-        <w:rPr>
-          <w:rFonts w:ascii="Times New Roman" w:hAnsi="Times New Roman" w:cs="Times New Roman"/>
-          <w:b/>
-          <w:bCs/>
-        </w:rPr>
-      </w:pPr>
-    </w:p>
-    <w:p>
-      <w:pPr>
-        <w:jc w:val="center"/>
-        <w:rPr>
-          <w:rFonts w:ascii="Times New Roman" w:hAnsi="Times New Roman" w:cs="Times New Roman"/>
-          <w:b/>
-          <w:bCs/>
-        </w:rPr>
-      </w:pPr>
-    </w:p>
-    <w:p>
-      <w:pPr>
-        <w:jc w:val="center"/>
-        <w:rPr>
-          <w:rFonts w:ascii="Times New Roman" w:hAnsi="Times New Roman" w:cs="Times New Roman"/>
-          <w:b/>
-          <w:bCs/>
-        </w:rPr>
-      </w:pPr>
-    </w:p>
-    <w:p>
-      <w:pPr>
-        <w:jc w:val="center"/>
-        <w:rPr>
-          <w:rFonts w:ascii="Times New Roman" w:hAnsi="Times New Roman" w:cs="Times New Roman"/>
-          <w:b/>
-          <w:bCs/>
-        </w:rPr>
-      </w:pPr>
-    </w:p>
-    <w:p>
-      <w:pPr>
-        <w:jc w:val="center"/>
-        <w:rPr>
-          <w:rFonts w:ascii="Times New Roman" w:hAnsi="Times New Roman" w:cs="Times New Roman"/>
-          <w:b/>
-          <w:bCs/>
-        </w:rPr>
-      </w:pPr>
-    </w:p>
-    <w:p>
-      <w:pPr>
-        <w:jc w:val="center"/>
-        <w:rPr>
-          <w:rFonts w:ascii="Times New Roman" w:hAnsi="Times New Roman" w:cs="Times New Roman"/>
-          <w:b/>
-          <w:bCs/>
-        </w:rPr>
-      </w:pPr>
-    </w:p>
-    <w:p>
-      <w:pPr>
-        <w:jc w:val="center"/>
-        <w:rPr>
-          <w:rFonts w:ascii="Times New Roman" w:hAnsi="Times New Roman" w:cs="Times New Roman"/>
-          <w:b/>
-          <w:bCs/>
-        </w:rPr>
-      </w:pPr>
-    </w:p>
-    <w:p>
-      <w:pPr>
-        <w:jc w:val="center"/>
-        <w:rPr>
-          <w:rFonts w:ascii="Times New Roman" w:hAnsi="Times New Roman" w:cs="Times New Roman"/>
-          <w:b/>
-          <w:bCs/>
-        </w:rPr>
-      </w:pPr>
-    </w:p>
-    <w:p>
-      <w:pPr>
-        <w:jc w:val="center"/>
-        <w:rPr>
-          <w:rFonts w:ascii="Times New Roman" w:hAnsi="Times New Roman" w:cs="Times New Roman"/>
-          <w:b/>
-          <w:bCs/>
-        </w:rPr>
-      </w:pPr>
-    </w:p>
-    <w:p>
-      <w:pPr>
-        <w:jc w:val="center"/>
-        <w:rPr>
-          <w:rFonts w:ascii="Times New Roman" w:hAnsi="Times New Roman" w:cs="Times New Roman"/>
-          <w:b/>
-          <w:bCs/>
-        </w:rPr>
-      </w:pPr>
-    </w:p>
-    <w:p>
-      <w:pPr>
-        <w:jc w:val="center"/>
-        <w:rPr>
-          <w:rFonts w:ascii="Times New Roman" w:hAnsi="Times New Roman" w:cs="Times New Roman"/>
-          <w:b/>
-          <w:bCs/>
-        </w:rPr>
-      </w:pPr>
-    </w:p>
-    <w:p>
-      <w:pPr>
-        <w:jc w:val="center"/>
-        <w:rPr>
-          <w:rFonts w:ascii="Times New Roman" w:hAnsi="Times New Roman" w:cs="Times New Roman"/>
-          <w:b/>
-          <w:bCs/>
-        </w:rPr>
-      </w:pPr>
-    </w:p>
-    <w:p>
-      <w:pPr>
-        <w:jc w:val="center"/>
-        <w:rPr>
-          <w:rFonts w:ascii="Times New Roman" w:hAnsi="Times New Roman" w:cs="Times New Roman"/>
-          <w:b/>
-          <w:bCs/>
-        </w:rPr>
-      </w:pPr>
-    </w:p>
-    <w:p>
-      <w:pPr>
-        <w:jc w:val="center"/>
-        <w:rPr>
-          <w:rFonts w:ascii="Times New Roman" w:hAnsi="Times New Roman" w:cs="Times New Roman"/>
-          <w:b/>
-          <w:bCs/>
-        </w:rPr>
-      </w:pPr>
-    </w:p>
-    <w:p>
-      <w:pPr>
-        <w:rPr>
-          <w:rFonts w:ascii="Times New Roman" w:hAnsi="Times New Roman" w:cs="Times New Roman"/>
-          <w:b/>
-          <w:bCs/>
-        </w:rPr>
-      </w:pPr>
-    </w:p>
-    <w:p>
-      <w:pPr>
-        <w:rPr>
-          <w:rFonts w:ascii="Times New Roman" w:hAnsi="Times New Roman" w:cs="Times New Roman"/>
-          <w:b/>
-          <w:bCs/>
-        </w:rPr>
-      </w:pPr>
-    </w:p>
-    <w:p>
-      <w:pPr>
-        <w:rPr>
-          <w:rFonts w:ascii="Times New Roman" w:hAnsi="Times New Roman" w:cs="Times New Roman"/>
-          <w:b/>
-          <w:bCs/>
-        </w:rPr>
-      </w:pPr>
-    </w:p>
-    <w:p>
-      <w:pPr>
-        <w:rPr>
-          <w:rFonts w:ascii="Times New Roman" w:hAnsi="Times New Roman" w:cs="Times New Roman"/>
-          <w:b/>
-          <w:bCs/>
-        </w:rPr>
-      </w:pPr>
-    </w:p>
-    <w:p>
-      <w:pPr>
-        <w:rPr>
-          <w:rFonts w:ascii="Times New Roman" w:hAnsi="Times New Roman" w:cs="Times New Roman"/>
-          <w:b/>
-          <w:bCs/>
-        </w:rPr>
-      </w:pPr>
-    </w:p>
-    <w:p>
-      <w:pPr>
-        <w:rPr>
-          <w:rFonts w:ascii="Times New Roman" w:hAnsi="Times New Roman" w:cs="Times New Roman"/>
-          <w:b/>
-          <w:bCs/>
-        </w:rPr>
-      </w:pPr>
-    </w:p>
-    <w:p>
-      <w:pPr>
-        <w:rPr>
-          <w:rFonts w:ascii="Times New Roman" w:hAnsi="Times New Roman" w:cs="Times New Roman"/>
-          <w:b/>
-          <w:bCs/>
-        </w:rPr>
-      </w:pPr>
-    </w:p>
-    <w:p>
-      <w:pPr>
-        <w:rPr>
-          <w:rFonts w:ascii="Times New Roman" w:hAnsi="Times New Roman" w:cs="Times New Roman"/>
-          <w:b/>
-          <w:bCs/>
-        </w:rPr>
-      </w:pPr>
-    </w:p>
-    <w:p>
-      <w:pPr>
-        <w:rPr>
-          <w:rFonts w:ascii="Times New Roman" w:hAnsi="Times New Roman" w:cs="Times New Roman"/>
-          <w:b/>
-          <w:bCs/>
-        </w:rPr>
-      </w:pPr>
-    </w:p>
-    <w:p>
-      <w:pPr>
-        <w:rPr>
-          <w:rFonts w:ascii="Times New Roman" w:hAnsi="Times New Roman" w:cs="Times New Roman"/>
-          <w:b/>
-          <w:bCs/>
-        </w:rPr>
-      </w:pPr>
-    </w:p>
-    <w:p>
-      <w:pPr>
-        <w:rPr>
-          <w:rFonts w:ascii="Times New Roman" w:hAnsi="Times New Roman" w:cs="Times New Roman"/>
-          <w:b/>
-          <w:bCs/>
-        </w:rPr>
-      </w:pPr>
-    </w:p>
-    <w:p>
-      <w:pPr>
-        <w:pStyle w:val="Ttulo2"/>
-        <w:rPr>
-          <w:rFonts w:cs="Times New Roman"/>
-          <w:szCs w:val="24"/>
-        </w:rPr>
-      </w:pPr>
-      <w:bookmarkStart w:id="14" w:name="_Toc243383433"/>
-      <w:bookmarkStart w:id="15" w:name="_Toc243429035"/>
-      <w:r>
-        <w:rPr>
-          <w:rFonts w:cs="Times New Roman"/>
-          <w:szCs w:val="24"/>
-        </w:rPr>
-        <w:t>2.1 Tipo e Método de Pesquisa</w:t>
-      </w:r>
-      <w:bookmarkEnd w:id="14"/>
-      <w:bookmarkEnd w:id="15"/>
-    </w:p>
-    <w:p>
-      <w:pPr>
-        <w:spacing w:before="80" w:after="120" w:line="360" w:lineRule="auto"/>
-        <w:ind w:firstLine="720"/>
-        <w:jc w:val="both"/>
-        <w:rPr>
-          <w:rFonts w:ascii="Times New Roman" w:hAnsi="Times New Roman" w:cs="Times New Roman"/>
-        </w:rPr>
-      </w:pPr>
-      <w:r>
-        <w:rPr>
-          <w:rFonts w:ascii="Times New Roman" w:hAnsi="Times New Roman" w:cs="Times New Roman"/>
-          <w:color w:val="333333"/>
-        </w:rPr>
-        <w:t>O presente projecto enquadra-se numa pesquisa aplicada de natureza qualitativa e quantitativa, orientada para a resolução de um problema concreto identificado na Clínica Dentária Atniel Dente. Do ponto de vista do método, recorreu-se ao método dedutivo para, a partir de princípios gerais da engenharia de software e do desenvolvimento web, derivar soluções específicas para o contexto em estudo. Utilizou-se também o método estudo de caso, com observação directa dos processos da clínica, o que permitiu identificar os requisitos reais do sistema.</w:t>
-      </w:r>
-    </w:p>
-    <w:p>
-      <w:pPr>
-        <w:pStyle w:val="Ttulo2"/>
-        <w:rPr>
-          <w:rFonts w:cs="Times New Roman"/>
-          <w:szCs w:val="24"/>
-        </w:rPr>
-      </w:pPr>
-      <w:bookmarkStart w:id="16" w:name="_Toc243383434"/>
-      <w:bookmarkStart w:id="17" w:name="_Toc243429036"/>
-      <w:r>
-        <w:rPr>
-          <w:rFonts w:cs="Times New Roman"/>
-          <w:szCs w:val="24"/>
-        </w:rPr>
-        <w:t>2.2 População e Amostra</w:t>
-      </w:r>
-      <w:bookmarkEnd w:id="16"/>
-      <w:bookmarkEnd w:id="17"/>
-    </w:p>
-    <w:p>
-      <w:pPr>
-        <w:spacing w:before="80" w:after="120" w:line="360" w:lineRule="auto"/>
-        <w:ind w:firstLine="720"/>
-        <w:jc w:val="both"/>
-        <w:rPr>
-          <w:rFonts w:ascii="Times New Roman" w:hAnsi="Times New Roman" w:cs="Times New Roman"/>
-        </w:rPr>
-      </w:pPr>
-      <w:r>
-        <w:rPr>
-          <w:rFonts w:ascii="Times New Roman" w:hAnsi="Times New Roman" w:cs="Times New Roman"/>
-          <w:color w:val="333333"/>
-        </w:rPr>
-        <w:t xml:space="preserve">A população alvo do presente estudo é composta pelos colaboradores da Clínica Dentária Atniel Dente (dentistas, recepcionistas e gestores) e pelos pacientes que recorrem aos serviços da clínica. Para efeitos de levantamento de requisitos, foi realizada </w:t>
-      </w:r>
-      <w:r>
-        <w:rPr>
-          <w:rFonts w:ascii="Times New Roman" w:hAnsi="Times New Roman" w:cs="Times New Roman"/>
-          <w:color w:val="333333"/>
-        </w:rPr>
-        <w:lastRenderedPageBreak/>
-        <w:t>uma amostra intencional, composta por três dentistas, dois recepcionistas e o director clínico, cujas opiniões e necessidades foram recolhidas através de entrevistas semiestruturadas e observação directa dos processos.</w:t>
+        <w:t>A população alvo do presente estudo é composta pelos colaboradores da Clínica Dentária Atniel Dente (dentistas, recepcionistas e gestores) e pelos pacientes que recorrem aos serviços da clínica. Para efeitos de levantamento de requisitos, foi realizada uma amostra intencional, composta por três dentistas, dois recepcionistas e o director clínico, cujas opiniões e necessidades foram recolhidas através de entrevistas semiestruturadas e observação directa dos processos.</w:t>
       </w:r>
     </w:p>
     <w:p>
@@ -10900,7 +11108,6 @@
                 <w:b/>
                 <w:bCs/>
               </w:rPr>
-              <w:lastRenderedPageBreak/>
               <w:t>Domínio de Análise</w:t>
             </w:r>
           </w:p>
@@ -11544,7 +11751,14 @@
               <w:rPr>
                 <w:rFonts w:ascii="Times New Roman" w:hAnsi="Times New Roman" w:cs="Times New Roman"/>
               </w:rPr>
-              <w:t>O médico depende da recepção para saber a sua escala do dia.</w:t>
+              <w:t xml:space="preserve">O médico depende da recepção para </w:t>
+            </w:r>
+            <w:r>
+              <w:rPr>
+                <w:rFonts w:ascii="Times New Roman" w:hAnsi="Times New Roman" w:cs="Times New Roman"/>
+              </w:rPr>
+              <w:lastRenderedPageBreak/>
+              <w:t>saber a sua escala do dia.</w:t>
             </w:r>
           </w:p>
         </w:tc>
@@ -11577,7 +11791,15 @@
               <w:rPr>
                 <w:rFonts w:ascii="Times New Roman" w:hAnsi="Times New Roman" w:cs="Times New Roman"/>
               </w:rPr>
-              <w:t>Acesso condicionado à aquisição de licenças operacionais extras.</w:t>
+              <w:lastRenderedPageBreak/>
+              <w:t xml:space="preserve">Acesso condicionado à aquisição de licenças </w:t>
+            </w:r>
+            <w:r>
+              <w:rPr>
+                <w:rFonts w:ascii="Times New Roman" w:hAnsi="Times New Roman" w:cs="Times New Roman"/>
+              </w:rPr>
+              <w:lastRenderedPageBreak/>
+              <w:t>operacionais extras.</w:t>
             </w:r>
           </w:p>
         </w:tc>
@@ -11612,6 +11834,7 @@
                 <w:b/>
                 <w:bCs/>
               </w:rPr>
+              <w:lastRenderedPageBreak/>
               <w:t>Painel exclusivo e simplificado</w:t>
             </w:r>
             <w:r>
@@ -11658,7 +11881,6 @@
                 <w:b/>
                 <w:bCs/>
               </w:rPr>
-              <w:lastRenderedPageBreak/>
               <w:t>Apresentação Institucional</w:t>
             </w:r>
           </w:p>
@@ -11905,7 +12127,6 @@
       </w:pPr>
       <w:bookmarkStart w:id="26" w:name="_Toc243429043"/>
       <w:r>
-        <w:lastRenderedPageBreak/>
         <w:t>2.6.2</w:t>
       </w:r>
       <w:r>
@@ -12208,6 +12429,7 @@
         <w:rPr>
           <w:rFonts w:ascii="Times New Roman" w:hAnsi="Times New Roman" w:cs="Times New Roman"/>
         </w:rPr>
+        <w:lastRenderedPageBreak/>
         <w:t>Eficiência da Receção: Liberta a equipe de recepção de chamadas repetitivas para marcar consultas, permitindo que foquem no atendimento presencial dos pacientes.</w:t>
       </w:r>
     </w:p>
@@ -12227,7 +12449,6 @@
         <w:rPr>
           <w:rFonts w:ascii="Times New Roman" w:hAnsi="Times New Roman" w:cs="Times New Roman"/>
         </w:rPr>
-        <w:lastRenderedPageBreak/>
         <w:t>Transparência e Organização Interna: O corpo clínico (dentistas) passa a ter previsibilidade sobre os seus horários de trabalho diretamente pelo seu painel de acesso.</w:t>
       </w:r>
     </w:p>
@@ -12341,7 +12562,25 @@
         <w:rPr>
           <w:rFonts w:ascii="Times New Roman" w:hAnsi="Times New Roman" w:cs="Times New Roman"/>
         </w:rPr>
-        <w:t>Para garantir que a plataforma seja acessível, rápida e adaptável a qualquer dispositivo, a arquitetura do front-end foi estruturada na união de três tecnologias fundamentais: HTML5, Tailwind CSS e Next.js.</w:t>
+        <w:t>Para garantir que a plataforma seja acessível, rápida e adaptável a qualquer dispositivo, a arquitetura do front-end foi estruturada na união de três tecnologias fundamentais: HTML5, TailwindCSS e Next</w:t>
+      </w:r>
+      <w:r>
+        <w:rPr>
+          <w:rFonts w:ascii="Times New Roman" w:hAnsi="Times New Roman" w:cs="Times New Roman"/>
+        </w:rPr>
+        <w:t>J</w:t>
+      </w:r>
+      <w:r>
+        <w:rPr>
+          <w:rFonts w:ascii="Times New Roman" w:hAnsi="Times New Roman" w:cs="Times New Roman"/>
+        </w:rPr>
+        <w:t>s.</w:t>
+      </w:r>
+      <w:r>
+        <w:rPr>
+          <w:rFonts w:ascii="Times New Roman" w:hAnsi="Times New Roman" w:cs="Times New Roman"/>
+        </w:rPr>
+        <w:t xml:space="preserve"> PostgreSQL</w:t>
       </w:r>
     </w:p>
     <w:p>
@@ -12400,108 +12639,6 @@
     <w:p>
       <w:pPr>
         <w:spacing w:line="360" w:lineRule="auto"/>
-        <w:ind w:left="720"/>
-        <w:rPr>
-          <w:rFonts w:ascii="Times New Roman" w:hAnsi="Times New Roman" w:cs="Times New Roman"/>
-        </w:rPr>
-      </w:pPr>
-      <w:r>
-        <w:rPr>
-          <w:rFonts w:ascii="Times New Roman" w:hAnsi="Times New Roman" w:cs="Times New Roman"/>
-        </w:rPr>
-        <w:t xml:space="preserve">ESTRUTURA SEMÂNTICA                  </w:t>
-      </w:r>
-    </w:p>
-    <w:p>
-      <w:pPr>
-        <w:spacing w:line="360" w:lineRule="auto"/>
-        <w:ind w:left="720"/>
-        <w:rPr>
-          <w:rFonts w:ascii="Times New Roman" w:hAnsi="Times New Roman" w:cs="Times New Roman"/>
-        </w:rPr>
-      </w:pPr>
-      <w:r>
-        <w:rPr>
-          <w:rFonts w:ascii="Times New Roman" w:hAnsi="Times New Roman" w:cs="Times New Roman"/>
-        </w:rPr>
-        <w:t xml:space="preserve">&lt;header&gt;   → Cabeçalho e Navegação                </w:t>
-      </w:r>
-      <w:r>
-        <w:rPr>
-          <w:rFonts w:ascii="Times New Roman" w:hAnsi="Times New Roman" w:cs="Times New Roman"/>
-        </w:rPr>
-        <w:t xml:space="preserve"> </w:t>
-      </w:r>
-      <w:r>
-        <w:rPr>
-          <w:rFonts w:ascii="Times New Roman" w:hAnsi="Times New Roman" w:cs="Times New Roman"/>
-        </w:rPr>
-        <w:t xml:space="preserve">    </w:t>
-      </w:r>
-    </w:p>
-    <w:p>
-      <w:pPr>
-        <w:spacing w:line="360" w:lineRule="auto"/>
-        <w:ind w:left="720"/>
-        <w:rPr>
-          <w:rFonts w:ascii="Times New Roman" w:hAnsi="Times New Roman" w:cs="Times New Roman"/>
-        </w:rPr>
-      </w:pPr>
-      <w:r>
-        <w:rPr>
-          <w:rFonts w:ascii="Times New Roman" w:hAnsi="Times New Roman" w:cs="Times New Roman"/>
-        </w:rPr>
-        <w:t xml:space="preserve"> &lt;main&gt;     → Conteúdo Principal (Serviços/Agenda)     </w:t>
-      </w:r>
-    </w:p>
-    <w:p>
-      <w:pPr>
-        <w:spacing w:line="360" w:lineRule="auto"/>
-        <w:ind w:left="720"/>
-        <w:rPr>
-          <w:rFonts w:ascii="Times New Roman" w:hAnsi="Times New Roman" w:cs="Times New Roman"/>
-        </w:rPr>
-      </w:pPr>
-      <w:r>
-        <w:rPr>
-          <w:rFonts w:ascii="Times New Roman" w:hAnsi="Times New Roman" w:cs="Times New Roman"/>
-        </w:rPr>
-        <w:t xml:space="preserve"> &lt;section&gt;  → Bloco de Agendamento                     </w:t>
-      </w:r>
-    </w:p>
-    <w:p>
-      <w:pPr>
-        <w:spacing w:line="360" w:lineRule="auto"/>
-        <w:ind w:left="720"/>
-        <w:rPr>
-          <w:rFonts w:ascii="Times New Roman" w:hAnsi="Times New Roman" w:cs="Times New Roman"/>
-        </w:rPr>
-      </w:pPr>
-      <w:r>
-        <w:rPr>
-          <w:rFonts w:ascii="Times New Roman" w:hAnsi="Times New Roman" w:cs="Times New Roman"/>
-        </w:rPr>
-        <w:t xml:space="preserve"> &lt;article&gt;  → Cartão do Dentista / Serviço             </w:t>
-      </w:r>
-    </w:p>
-    <w:p>
-      <w:pPr>
-        <w:spacing w:line="360" w:lineRule="auto"/>
-        <w:ind w:left="720"/>
-        <w:rPr>
-          <w:rFonts w:ascii="Times New Roman" w:hAnsi="Times New Roman" w:cs="Times New Roman"/>
-        </w:rPr>
-      </w:pPr>
-      <w:r>
-        <w:rPr>
-          <w:rFonts w:ascii="Times New Roman" w:hAnsi="Times New Roman" w:cs="Times New Roman"/>
-        </w:rPr>
-        <w:t xml:space="preserve"> &lt;footer&gt;   → Rodapé da Clínica     </w:t>
-      </w:r>
-    </w:p>
-    <w:p>
-      <w:pPr>
-        <w:spacing w:line="360" w:lineRule="auto"/>
         <w:rPr>
           <w:rFonts w:ascii="Times New Roman" w:hAnsi="Times New Roman" w:cs="Times New Roman"/>
         </w:rPr>
@@ -12512,6 +12649,7 @@
         <w:pStyle w:val="Ttulo3"/>
       </w:pPr>
       <w:r>
+        <w:lastRenderedPageBreak/>
         <w:t>2.8.2</w:t>
       </w:r>
       <w:r>
@@ -12763,14 +12901,7 @@
         <w:rPr>
           <w:rFonts w:ascii="Times New Roman" w:hAnsi="Times New Roman" w:cs="Times New Roman"/>
         </w:rPr>
-        <w:t xml:space="preserve"> nativos (sm:, md:, lg:), permitindo definir o layout para telas </w:t>
-      </w:r>
-      <w:r>
-        <w:rPr>
-          <w:rFonts w:ascii="Times New Roman" w:hAnsi="Times New Roman" w:cs="Times New Roman"/>
-        </w:rPr>
-        <w:lastRenderedPageBreak/>
-        <w:t>pequenas e reajustá-lo automaticamente para monitores desktop sem escrever arquivos CSS externos e complexos.</w:t>
+        <w:t xml:space="preserve"> nativos (sm:, md:, lg:), permitindo definir o layout para telas pequenas e reajustá-lo automaticamente para monitores desktop sem escrever arquivos CSS externos e complexos.</w:t>
       </w:r>
     </w:p>
     <w:p>
@@ -12798,6 +12929,7 @@
         <w:rPr>
           <w:rFonts w:ascii="Times New Roman" w:hAnsi="Times New Roman" w:cs="Times New Roman"/>
         </w:rPr>
+        <w:lastRenderedPageBreak/>
         <w:t>Redução drástica no tamanho de arquivos (Compilação JIT): O compilador do Tailwind CSS gera apenas as classes que foram efetivamente utilizadas no código do projeto. O CSS resultante final fica extremamente compacto (geralmente menor que 10KB), acelerando o carregamento da página pública da clínica, mesmo em redes móveis de baixa velocidade.</w:t>
       </w:r>
     </w:p>
@@ -13052,7 +13184,6 @@
         <w:rPr>
           <w:rFonts w:ascii="Times New Roman" w:hAnsi="Times New Roman" w:cs="Times New Roman"/>
         </w:rPr>
-        <w:lastRenderedPageBreak/>
         <w:br/>
       </w:r>
     </w:p>
@@ -13071,6 +13202,7 @@
         <w:rPr>
           <w:rFonts w:ascii="Times New Roman" w:hAnsi="Times New Roman" w:cs="Times New Roman"/>
         </w:rPr>
+        <w:lastRenderedPageBreak/>
         <w:t>Página de Visita e Agendamento: O HTML é montado no servidor e entregue pronto para o navegador do paciente, resultando em um carregamento quase instantâneo (</w:t>
       </w:r>
       <w:r>
@@ -13322,7 +13454,6 @@
       </w:pPr>
       <w:bookmarkStart w:id="36" w:name="_Toc243429053"/>
       <w:r>
-        <w:lastRenderedPageBreak/>
         <w:t>2.9</w:t>
       </w:r>
       <w:r>
@@ -13357,25 +13488,26 @@
         <w:tblW w:w="0" w:type="auto"/>
         <w:tblCellSpacing w:w="15" w:type="dxa"/>
         <w:tblCellMar>
-          <w:left w:w="0" w:type="dxa"/>
-          <w:right w:w="0" w:type="dxa"/>
+          <w:left w:w="57" w:type="dxa"/>
+          <w:right w:w="57" w:type="dxa"/>
         </w:tblCellMar>
         <w:tblLook w:val="04A0" w:firstRow="1" w:lastRow="0" w:firstColumn="1" w:lastColumn="0" w:noHBand="0" w:noVBand="1"/>
       </w:tblPr>
       <w:tblGrid>
-        <w:gridCol w:w="1912"/>
-        <w:gridCol w:w="2239"/>
-        <w:gridCol w:w="1991"/>
-        <w:gridCol w:w="2346"/>
+        <w:gridCol w:w="1835"/>
+        <w:gridCol w:w="2020"/>
+        <w:gridCol w:w="1754"/>
+        <w:gridCol w:w="1962"/>
       </w:tblGrid>
       <w:tr>
         <w:trPr>
+          <w:trHeight w:val="454"/>
           <w:tblHeader/>
           <w:tblCellSpacing w:w="15" w:type="dxa"/>
         </w:trPr>
         <w:tc>
           <w:tcPr>
-            <w:tcW w:w="0" w:type="auto"/>
+            <w:tcW w:w="522" w:type="dxa"/>
             <w:tcBorders>
               <w:top w:val="single" w:sz="6" w:space="0" w:color="C4C7C5"/>
               <w:left w:val="single" w:sz="6" w:space="0" w:color="C4C7C5"/>
@@ -13393,7 +13525,6 @@
           </w:tcPr>
           <w:p>
             <w:pPr>
-              <w:spacing w:line="360" w:lineRule="auto"/>
               <w:rPr>
                 <w:rFonts w:ascii="Times New Roman" w:hAnsi="Times New Roman" w:cs="Times New Roman"/>
               </w:rPr>
@@ -13408,7 +13539,7 @@
         </w:tc>
         <w:tc>
           <w:tcPr>
-            <w:tcW w:w="0" w:type="auto"/>
+            <w:tcW w:w="537" w:type="dxa"/>
             <w:tcBorders>
               <w:top w:val="single" w:sz="6" w:space="0" w:color="C4C7C5"/>
               <w:left w:val="single" w:sz="6" w:space="0" w:color="C4C7C5"/>
@@ -13426,7 +13557,6 @@
           </w:tcPr>
           <w:p>
             <w:pPr>
-              <w:spacing w:line="360" w:lineRule="auto"/>
               <w:rPr>
                 <w:rFonts w:ascii="Times New Roman" w:hAnsi="Times New Roman" w:cs="Times New Roman"/>
               </w:rPr>
@@ -13441,7 +13571,7 @@
         </w:tc>
         <w:tc>
           <w:tcPr>
-            <w:tcW w:w="0" w:type="auto"/>
+            <w:tcW w:w="537" w:type="dxa"/>
             <w:tcBorders>
               <w:top w:val="single" w:sz="6" w:space="0" w:color="C4C7C5"/>
               <w:left w:val="single" w:sz="6" w:space="0" w:color="C4C7C5"/>
@@ -13459,7 +13589,6 @@
           </w:tcPr>
           <w:p>
             <w:pPr>
-              <w:spacing w:line="360" w:lineRule="auto"/>
               <w:rPr>
                 <w:rFonts w:ascii="Times New Roman" w:hAnsi="Times New Roman" w:cs="Times New Roman"/>
               </w:rPr>
@@ -13474,7 +13603,7 @@
         </w:tc>
         <w:tc>
           <w:tcPr>
-            <w:tcW w:w="0" w:type="auto"/>
+            <w:tcW w:w="522" w:type="dxa"/>
             <w:tcBorders>
               <w:top w:val="single" w:sz="6" w:space="0" w:color="C4C7C5"/>
               <w:left w:val="single" w:sz="6" w:space="0" w:color="C4C7C5"/>
@@ -13492,7 +13621,6 @@
           </w:tcPr>
           <w:p>
             <w:pPr>
-              <w:spacing w:line="360" w:lineRule="auto"/>
               <w:rPr>
                 <w:rFonts w:ascii="Times New Roman" w:hAnsi="Times New Roman" w:cs="Times New Roman"/>
               </w:rPr>
@@ -13508,11 +13636,12 @@
       </w:tr>
       <w:tr>
         <w:trPr>
+          <w:trHeight w:val="454"/>
           <w:tblCellSpacing w:w="15" w:type="dxa"/>
         </w:trPr>
         <w:tc>
           <w:tcPr>
-            <w:tcW w:w="0" w:type="auto"/>
+            <w:tcW w:w="522" w:type="dxa"/>
             <w:tcBorders>
               <w:top w:val="single" w:sz="6" w:space="0" w:color="C4C7C5"/>
               <w:left w:val="single" w:sz="6" w:space="0" w:color="C4C7C5"/>
@@ -13530,7 +13659,6 @@
           </w:tcPr>
           <w:p>
             <w:pPr>
-              <w:spacing w:line="360" w:lineRule="auto"/>
               <w:rPr>
                 <w:rFonts w:ascii="Times New Roman" w:hAnsi="Times New Roman" w:cs="Times New Roman"/>
               </w:rPr>
@@ -13545,7 +13673,7 @@
         </w:tc>
         <w:tc>
           <w:tcPr>
-            <w:tcW w:w="0" w:type="auto"/>
+            <w:tcW w:w="537" w:type="dxa"/>
             <w:tcBorders>
               <w:top w:val="single" w:sz="6" w:space="0" w:color="C4C7C5"/>
               <w:left w:val="single" w:sz="6" w:space="0" w:color="C4C7C5"/>
@@ -13563,7 +13691,6 @@
           </w:tcPr>
           <w:p>
             <w:pPr>
-              <w:spacing w:line="360" w:lineRule="auto"/>
               <w:rPr>
                 <w:rFonts w:ascii="Times New Roman" w:hAnsi="Times New Roman" w:cs="Times New Roman"/>
               </w:rPr>
@@ -13578,7 +13705,7 @@
         </w:tc>
         <w:tc>
           <w:tcPr>
-            <w:tcW w:w="0" w:type="auto"/>
+            <w:tcW w:w="537" w:type="dxa"/>
             <w:tcBorders>
               <w:top w:val="single" w:sz="6" w:space="0" w:color="C4C7C5"/>
               <w:left w:val="single" w:sz="6" w:space="0" w:color="C4C7C5"/>
@@ -13596,7 +13723,6 @@
           </w:tcPr>
           <w:p>
             <w:pPr>
-              <w:spacing w:line="360" w:lineRule="auto"/>
               <w:rPr>
                 <w:rFonts w:ascii="Times New Roman" w:hAnsi="Times New Roman" w:cs="Times New Roman"/>
               </w:rPr>
@@ -13611,7 +13737,7 @@
         </w:tc>
         <w:tc>
           <w:tcPr>
-            <w:tcW w:w="0" w:type="auto"/>
+            <w:tcW w:w="522" w:type="dxa"/>
             <w:tcBorders>
               <w:top w:val="single" w:sz="6" w:space="0" w:color="C4C7C5"/>
               <w:left w:val="single" w:sz="6" w:space="0" w:color="C4C7C5"/>
@@ -13629,7 +13755,6 @@
           </w:tcPr>
           <w:p>
             <w:pPr>
-              <w:spacing w:line="360" w:lineRule="auto"/>
               <w:rPr>
                 <w:rFonts w:ascii="Times New Roman" w:hAnsi="Times New Roman" w:cs="Times New Roman"/>
               </w:rPr>
@@ -13645,11 +13770,12 @@
       </w:tr>
       <w:tr>
         <w:trPr>
+          <w:trHeight w:val="454"/>
           <w:tblCellSpacing w:w="15" w:type="dxa"/>
         </w:trPr>
         <w:tc>
           <w:tcPr>
-            <w:tcW w:w="0" w:type="auto"/>
+            <w:tcW w:w="522" w:type="dxa"/>
             <w:tcBorders>
               <w:top w:val="single" w:sz="6" w:space="0" w:color="C4C7C5"/>
               <w:left w:val="single" w:sz="6" w:space="0" w:color="C4C7C5"/>
@@ -13667,7 +13793,6 @@
           </w:tcPr>
           <w:p>
             <w:pPr>
-              <w:spacing w:line="360" w:lineRule="auto"/>
               <w:rPr>
                 <w:rFonts w:ascii="Times New Roman" w:hAnsi="Times New Roman" w:cs="Times New Roman"/>
               </w:rPr>
@@ -13682,7 +13807,7 @@
         </w:tc>
         <w:tc>
           <w:tcPr>
-            <w:tcW w:w="0" w:type="auto"/>
+            <w:tcW w:w="537" w:type="dxa"/>
             <w:tcBorders>
               <w:top w:val="single" w:sz="6" w:space="0" w:color="C4C7C5"/>
               <w:left w:val="single" w:sz="6" w:space="0" w:color="C4C7C5"/>
@@ -13700,7 +13825,6 @@
           </w:tcPr>
           <w:p>
             <w:pPr>
-              <w:spacing w:line="360" w:lineRule="auto"/>
               <w:rPr>
                 <w:rFonts w:ascii="Times New Roman" w:hAnsi="Times New Roman" w:cs="Times New Roman"/>
               </w:rPr>
@@ -13715,7 +13839,7 @@
         </w:tc>
         <w:tc>
           <w:tcPr>
-            <w:tcW w:w="0" w:type="auto"/>
+            <w:tcW w:w="537" w:type="dxa"/>
             <w:tcBorders>
               <w:top w:val="single" w:sz="6" w:space="0" w:color="C4C7C5"/>
               <w:left w:val="single" w:sz="6" w:space="0" w:color="C4C7C5"/>
@@ -13733,7 +13857,6 @@
           </w:tcPr>
           <w:p>
             <w:pPr>
-              <w:spacing w:line="360" w:lineRule="auto"/>
               <w:rPr>
                 <w:rFonts w:ascii="Times New Roman" w:hAnsi="Times New Roman" w:cs="Times New Roman"/>
               </w:rPr>
@@ -13748,7 +13871,7 @@
         </w:tc>
         <w:tc>
           <w:tcPr>
-            <w:tcW w:w="0" w:type="auto"/>
+            <w:tcW w:w="522" w:type="dxa"/>
             <w:tcBorders>
               <w:top w:val="single" w:sz="6" w:space="0" w:color="C4C7C5"/>
               <w:left w:val="single" w:sz="6" w:space="0" w:color="C4C7C5"/>
@@ -13766,7 +13889,6 @@
           </w:tcPr>
           <w:p>
             <w:pPr>
-              <w:spacing w:line="360" w:lineRule="auto"/>
               <w:rPr>
                 <w:rFonts w:ascii="Times New Roman" w:hAnsi="Times New Roman" w:cs="Times New Roman"/>
               </w:rPr>
@@ -13796,11 +13918,12 @@
       </w:tr>
       <w:tr>
         <w:trPr>
+          <w:trHeight w:val="454"/>
           <w:tblCellSpacing w:w="15" w:type="dxa"/>
         </w:trPr>
         <w:tc>
           <w:tcPr>
-            <w:tcW w:w="0" w:type="auto"/>
+            <w:tcW w:w="522" w:type="dxa"/>
             <w:tcBorders>
               <w:top w:val="single" w:sz="6" w:space="0" w:color="C4C7C5"/>
               <w:left w:val="single" w:sz="6" w:space="0" w:color="C4C7C5"/>
@@ -13818,7 +13941,6 @@
           </w:tcPr>
           <w:p>
             <w:pPr>
-              <w:spacing w:line="360" w:lineRule="auto"/>
               <w:rPr>
                 <w:rFonts w:ascii="Times New Roman" w:hAnsi="Times New Roman" w:cs="Times New Roman"/>
               </w:rPr>
@@ -13833,7 +13955,7 @@
         </w:tc>
         <w:tc>
           <w:tcPr>
-            <w:tcW w:w="0" w:type="auto"/>
+            <w:tcW w:w="537" w:type="dxa"/>
             <w:tcBorders>
               <w:top w:val="single" w:sz="6" w:space="0" w:color="C4C7C5"/>
               <w:left w:val="single" w:sz="6" w:space="0" w:color="C4C7C5"/>
@@ -13851,7 +13973,6 @@
           </w:tcPr>
           <w:p>
             <w:pPr>
-              <w:spacing w:line="360" w:lineRule="auto"/>
               <w:rPr>
                 <w:rFonts w:ascii="Times New Roman" w:hAnsi="Times New Roman" w:cs="Times New Roman"/>
               </w:rPr>
@@ -13866,7 +13987,7 @@
         </w:tc>
         <w:tc>
           <w:tcPr>
-            <w:tcW w:w="0" w:type="auto"/>
+            <w:tcW w:w="537" w:type="dxa"/>
             <w:tcBorders>
               <w:top w:val="single" w:sz="6" w:space="0" w:color="C4C7C5"/>
               <w:left w:val="single" w:sz="6" w:space="0" w:color="C4C7C5"/>
@@ -13884,7 +14005,6 @@
           </w:tcPr>
           <w:p>
             <w:pPr>
-              <w:spacing w:line="360" w:lineRule="auto"/>
               <w:rPr>
                 <w:rFonts w:ascii="Times New Roman" w:hAnsi="Times New Roman" w:cs="Times New Roman"/>
               </w:rPr>
@@ -13899,7 +14019,7 @@
         </w:tc>
         <w:tc>
           <w:tcPr>
-            <w:tcW w:w="0" w:type="auto"/>
+            <w:tcW w:w="522" w:type="dxa"/>
             <w:tcBorders>
               <w:top w:val="single" w:sz="6" w:space="0" w:color="C4C7C5"/>
               <w:left w:val="single" w:sz="6" w:space="0" w:color="C4C7C5"/>
@@ -13917,7 +14037,6 @@
           </w:tcPr>
           <w:p>
             <w:pPr>
-              <w:spacing w:line="360" w:lineRule="auto"/>
               <w:rPr>
                 <w:rFonts w:ascii="Times New Roman" w:hAnsi="Times New Roman" w:cs="Times New Roman"/>
               </w:rPr>
@@ -13933,11 +14052,12 @@
       </w:tr>
       <w:tr>
         <w:trPr>
+          <w:trHeight w:val="454"/>
           <w:tblCellSpacing w:w="15" w:type="dxa"/>
         </w:trPr>
         <w:tc>
           <w:tcPr>
-            <w:tcW w:w="0" w:type="auto"/>
+            <w:tcW w:w="522" w:type="dxa"/>
             <w:tcBorders>
               <w:top w:val="single" w:sz="6" w:space="0" w:color="C4C7C5"/>
               <w:left w:val="single" w:sz="6" w:space="0" w:color="C4C7C5"/>
@@ -13955,7 +14075,6 @@
           </w:tcPr>
           <w:p>
             <w:pPr>
-              <w:spacing w:line="360" w:lineRule="auto"/>
               <w:rPr>
                 <w:rFonts w:ascii="Times New Roman" w:hAnsi="Times New Roman" w:cs="Times New Roman"/>
               </w:rPr>
@@ -13970,7 +14089,7 @@
         </w:tc>
         <w:tc>
           <w:tcPr>
-            <w:tcW w:w="0" w:type="auto"/>
+            <w:tcW w:w="537" w:type="dxa"/>
             <w:tcBorders>
               <w:top w:val="single" w:sz="6" w:space="0" w:color="C4C7C5"/>
               <w:left w:val="single" w:sz="6" w:space="0" w:color="C4C7C5"/>
@@ -13988,7 +14107,6 @@
           </w:tcPr>
           <w:p>
             <w:pPr>
-              <w:spacing w:line="360" w:lineRule="auto"/>
               <w:rPr>
                 <w:rFonts w:ascii="Times New Roman" w:hAnsi="Times New Roman" w:cs="Times New Roman"/>
               </w:rPr>
@@ -14003,7 +14121,7 @@
         </w:tc>
         <w:tc>
           <w:tcPr>
-            <w:tcW w:w="0" w:type="auto"/>
+            <w:tcW w:w="537" w:type="dxa"/>
             <w:tcBorders>
               <w:top w:val="single" w:sz="6" w:space="0" w:color="C4C7C5"/>
               <w:left w:val="single" w:sz="6" w:space="0" w:color="C4C7C5"/>
@@ -14021,7 +14139,6 @@
           </w:tcPr>
           <w:p>
             <w:pPr>
-              <w:spacing w:line="360" w:lineRule="auto"/>
               <w:rPr>
                 <w:rFonts w:ascii="Times New Roman" w:hAnsi="Times New Roman" w:cs="Times New Roman"/>
               </w:rPr>
@@ -14036,7 +14153,7 @@
         </w:tc>
         <w:tc>
           <w:tcPr>
-            <w:tcW w:w="0" w:type="auto"/>
+            <w:tcW w:w="522" w:type="dxa"/>
             <w:tcBorders>
               <w:top w:val="single" w:sz="6" w:space="0" w:color="C4C7C5"/>
               <w:left w:val="single" w:sz="6" w:space="0" w:color="C4C7C5"/>
@@ -14054,7 +14171,6 @@
           </w:tcPr>
           <w:p>
             <w:pPr>
-              <w:spacing w:line="360" w:lineRule="auto"/>
               <w:rPr>
                 <w:rFonts w:ascii="Times New Roman" w:hAnsi="Times New Roman" w:cs="Times New Roman"/>
               </w:rPr>
@@ -14070,11 +14186,12 @@
       </w:tr>
       <w:tr>
         <w:trPr>
+          <w:trHeight w:val="454"/>
           <w:tblCellSpacing w:w="15" w:type="dxa"/>
         </w:trPr>
         <w:tc>
           <w:tcPr>
-            <w:tcW w:w="0" w:type="auto"/>
+            <w:tcW w:w="522" w:type="dxa"/>
             <w:tcBorders>
               <w:top w:val="single" w:sz="6" w:space="0" w:color="C4C7C5"/>
               <w:left w:val="single" w:sz="6" w:space="0" w:color="C4C7C5"/>
@@ -14092,7 +14209,6 @@
           </w:tcPr>
           <w:p>
             <w:pPr>
-              <w:spacing w:line="360" w:lineRule="auto"/>
               <w:rPr>
                 <w:rFonts w:ascii="Times New Roman" w:hAnsi="Times New Roman" w:cs="Times New Roman"/>
               </w:rPr>
@@ -14107,7 +14223,7 @@
         </w:tc>
         <w:tc>
           <w:tcPr>
-            <w:tcW w:w="0" w:type="auto"/>
+            <w:tcW w:w="537" w:type="dxa"/>
             <w:tcBorders>
               <w:top w:val="single" w:sz="6" w:space="0" w:color="C4C7C5"/>
               <w:left w:val="single" w:sz="6" w:space="0" w:color="C4C7C5"/>
@@ -14125,7 +14241,6 @@
           </w:tcPr>
           <w:p>
             <w:pPr>
-              <w:spacing w:line="360" w:lineRule="auto"/>
               <w:rPr>
                 <w:rFonts w:ascii="Times New Roman" w:hAnsi="Times New Roman" w:cs="Times New Roman"/>
               </w:rPr>
@@ -14140,7 +14255,7 @@
         </w:tc>
         <w:tc>
           <w:tcPr>
-            <w:tcW w:w="0" w:type="auto"/>
+            <w:tcW w:w="537" w:type="dxa"/>
             <w:tcBorders>
               <w:top w:val="single" w:sz="6" w:space="0" w:color="C4C7C5"/>
               <w:left w:val="single" w:sz="6" w:space="0" w:color="C4C7C5"/>
@@ -14158,7 +14273,6 @@
           </w:tcPr>
           <w:p>
             <w:pPr>
-              <w:spacing w:line="360" w:lineRule="auto"/>
               <w:rPr>
                 <w:rFonts w:ascii="Times New Roman" w:hAnsi="Times New Roman" w:cs="Times New Roman"/>
               </w:rPr>
@@ -14173,7 +14287,7 @@
         </w:tc>
         <w:tc>
           <w:tcPr>
-            <w:tcW w:w="0" w:type="auto"/>
+            <w:tcW w:w="522" w:type="dxa"/>
             <w:tcBorders>
               <w:top w:val="single" w:sz="6" w:space="0" w:color="C4C7C5"/>
               <w:left w:val="single" w:sz="6" w:space="0" w:color="C4C7C5"/>
@@ -14191,7 +14305,6 @@
           </w:tcPr>
           <w:p>
             <w:pPr>
-              <w:spacing w:line="360" w:lineRule="auto"/>
               <w:rPr>
                 <w:rFonts w:ascii="Times New Roman" w:hAnsi="Times New Roman" w:cs="Times New Roman"/>
               </w:rPr>
@@ -14228,7 +14341,6 @@
         <w:pStyle w:val="Ttulo2"/>
       </w:pPr>
       <w:r>
-        <w:lastRenderedPageBreak/>
         <w:t xml:space="preserve">2.10 </w:t>
       </w:r>
       <w:r>
@@ -14314,6 +14426,7 @@
         <w:rPr>
           <w:rFonts w:ascii="Times New Roman" w:hAnsi="Times New Roman" w:cs="Times New Roman"/>
         </w:rPr>
+        <w:lastRenderedPageBreak/>
         <w:t>Para sustentar a plataforma de forma segura, escalável e resiliente, a arquitetura de servidor e persistência foi construída utilizando Node.js, Prisma ORM e PostgreSQL.</w:t>
       </w:r>
       <w:bookmarkStart w:id="37" w:name="_Toc243429054"/>
@@ -14330,6 +14443,7 @@
     <w:p>
       <w:pPr>
         <w:pStyle w:val="Ttulo2"/>
+        <w:jc w:val="both"/>
       </w:pPr>
       <w:r>
         <w:t>Node.js: Processamento Assíncrono e Regras de Negócio</w:t>
@@ -14356,6 +14470,20 @@
           <w:rFonts w:ascii="Times New Roman" w:hAnsi="Times New Roman" w:cs="Times New Roman"/>
         </w:rPr>
         <w:br/>
+      </w:r>
+    </w:p>
+    <w:p>
+      <w:pPr>
+        <w:spacing w:line="360" w:lineRule="auto"/>
+        <w:jc w:val="both"/>
+        <w:rPr>
+          <w:rFonts w:ascii="Times New Roman" w:hAnsi="Times New Roman" w:cs="Times New Roman"/>
+        </w:rPr>
+      </w:pPr>
+      <w:r>
+        <w:rPr>
+          <w:rFonts w:ascii="Times New Roman" w:hAnsi="Times New Roman" w:cs="Times New Roman"/>
+        </w:rPr>
         <w:t>Principais Atribuições do Node.js no Sistema:</w:t>
       </w:r>
     </w:p>
@@ -14528,7 +14656,6 @@
         <w:rPr>
           <w:rFonts w:ascii="Times New Roman" w:hAnsi="Times New Roman" w:cs="Times New Roman"/>
         </w:rPr>
-        <w:lastRenderedPageBreak/>
         <w:br/>
       </w:r>
     </w:p>
@@ -14667,100 +14794,23 @@
         <w:rPr>
           <w:rFonts w:ascii="Times New Roman" w:hAnsi="Times New Roman" w:cs="Times New Roman"/>
         </w:rPr>
-        <w:t>Em abordagens tradicionais, o desenvolvedor escreve linhas manuais de SQL em formato de texto dentro do código do servidor, o que abre margem para erros de digitação e vulnerabilidades de segurança. O Prisma resolve esses problemas ao fornecer consultas fortemente tipadas e abstrações seguras.</w:t>
+        <w:t>Em abordagens tradicionais, o desenvolvedor escreve linhas manuais de SQL em formato de texto dentro do código do servidor, o que abre margem para erros de digitação e vulnerabilidades de segurança. O Prisma resolve esses problemas ao fornecer consultas fortemente tipadas e abstrações seguras</w:t>
+      </w:r>
+      <w:r>
+        <w:rPr>
+          <w:rFonts w:ascii="Times New Roman" w:hAnsi="Times New Roman" w:cs="Times New Roman"/>
+        </w:rPr>
+        <w:t>.</w:t>
       </w:r>
     </w:p>
     <w:p>
       <w:pPr>
         <w:spacing w:line="360" w:lineRule="auto"/>
-        <w:rPr>
-          <w:rFonts w:ascii="Times New Roman" w:hAnsi="Times New Roman" w:cs="Times New Roman"/>
-        </w:rPr>
-      </w:pPr>
-      <w:r>
-        <w:rPr>
-          <w:rFonts w:ascii="Times New Roman" w:hAnsi="Times New Roman" w:cs="Times New Roman"/>
-        </w:rPr>
-        <w:br/>
-      </w:r>
-    </w:p>
-    <w:p>
-      <w:pPr>
-        <w:spacing w:line="360" w:lineRule="auto"/>
-        <w:rPr>
-          <w:rFonts w:ascii="Times New Roman" w:hAnsi="Times New Roman" w:cs="Times New Roman"/>
-        </w:rPr>
-      </w:pPr>
-      <w:r>
-        <w:rPr>
-          <w:rFonts w:ascii="Times New Roman" w:hAnsi="Times New Roman" w:cs="Times New Roman"/>
-        </w:rPr>
-        <w:t xml:space="preserve">                  CAMADA DE INTEGRAÇÃO DO PRISMA</w:t>
-      </w:r>
-    </w:p>
-    <w:p>
-      <w:pPr>
-        <w:spacing w:line="360" w:lineRule="auto"/>
-        <w:rPr>
-          <w:rFonts w:ascii="Times New Roman" w:hAnsi="Times New Roman" w:cs="Times New Roman"/>
-        </w:rPr>
-      </w:pPr>
-    </w:p>
-    <w:p>
-      <w:pPr>
-        <w:spacing w:line="360" w:lineRule="auto"/>
-        <w:rPr>
-          <w:rFonts w:ascii="Times New Roman" w:hAnsi="Times New Roman" w:cs="Times New Roman"/>
-        </w:rPr>
-      </w:pPr>
-      <w:r>
-        <w:rPr>
-          <w:rFonts w:ascii="Times New Roman" w:hAnsi="Times New Roman" w:cs="Times New Roman"/>
-        </w:rPr>
-        <w:t xml:space="preserve">   Código Node.js / Server Actions ──&gt; [ Prisma Client (Tipado) ]</w:t>
-      </w:r>
-    </w:p>
-    <w:p>
-      <w:pPr>
-        <w:spacing w:line="360" w:lineRule="auto"/>
-        <w:rPr>
-          <w:rFonts w:ascii="Times New Roman" w:hAnsi="Times New Roman" w:cs="Times New Roman"/>
-        </w:rPr>
-      </w:pPr>
-      <w:r>
-        <w:rPr>
-          <w:rFonts w:ascii="Times New Roman" w:hAnsi="Times New Roman" w:cs="Times New Roman"/>
-        </w:rPr>
-        <w:t xml:space="preserve">                                                │</w:t>
-      </w:r>
-    </w:p>
-    <w:p>
-      <w:pPr>
-        <w:spacing w:line="360" w:lineRule="auto"/>
-        <w:rPr>
-          <w:rFonts w:ascii="Times New Roman" w:hAnsi="Times New Roman" w:cs="Times New Roman"/>
-        </w:rPr>
-      </w:pPr>
-      <w:r>
-        <w:rPr>
-          <w:rFonts w:ascii="Times New Roman" w:hAnsi="Times New Roman" w:cs="Times New Roman"/>
-        </w:rPr>
-        <w:t xml:space="preserve">                                                ▼</w:t>
-      </w:r>
-    </w:p>
-    <w:p>
-      <w:pPr>
-        <w:spacing w:line="360" w:lineRule="auto"/>
-        <w:rPr>
-          <w:rFonts w:ascii="Times New Roman" w:hAnsi="Times New Roman" w:cs="Times New Roman"/>
-        </w:rPr>
-      </w:pPr>
-      <w:r>
-        <w:rPr>
-          <w:rFonts w:ascii="Times New Roman" w:hAnsi="Times New Roman" w:cs="Times New Roman"/>
-        </w:rPr>
-        <w:t xml:space="preserve">   PostgreSQL (Banco Relacional)   &lt;── [ Tradução das Consultas ]</w:t>
-      </w:r>
+        <w:jc w:val="both"/>
+        <w:rPr>
+          <w:rFonts w:ascii="Times New Roman" w:hAnsi="Times New Roman" w:cs="Times New Roman"/>
+        </w:rPr>
+      </w:pPr>
     </w:p>
     <w:p>
       <w:pPr>
@@ -14962,7 +15012,14 @@
         <w:rPr>
           <w:rFonts w:ascii="Times New Roman" w:hAnsi="Times New Roman" w:cs="Times New Roman"/>
         </w:rPr>
-        <w:t>O PostgreSQL é um dos Sistemas de Gerenciamento de Banco de Dados Relacionais (SGBDR) mais robustos e confiáveis do mundo. No projeto da Clínica Atniel Dente, ele é a fonte única de verdade onde ficam gravadas todas as entidades e históricos de consultas.</w:t>
+        <w:t xml:space="preserve">O PostgreSQL é um dos Sistemas de Gerenciamento de Banco de Dados Relacionais (SGBDR) mais robustos e confiáveis do mundo. No projeto da Clínica </w:t>
+      </w:r>
+      <w:r>
+        <w:rPr>
+          <w:rFonts w:ascii="Times New Roman" w:hAnsi="Times New Roman" w:cs="Times New Roman"/>
+        </w:rPr>
+        <w:lastRenderedPageBreak/>
+        <w:t>Atniel Dente, ele é a fonte única de verdade onde ficam gravadas todas as entidades e históricos de consultas.</w:t>
       </w:r>
     </w:p>
     <w:p>
@@ -15109,14 +15166,7 @@
         <w:rPr>
           <w:rFonts w:ascii="Times New Roman" w:hAnsi="Times New Roman" w:cs="Times New Roman"/>
         </w:rPr>
-        <w:t xml:space="preserve">Isolamento (Isolation): Se dois pacientes tentarem clicar no mesmo horário no exato mesmo milissegundo, o isolamento de transações do PostgreSQL garante </w:t>
-      </w:r>
-      <w:r>
-        <w:rPr>
-          <w:rFonts w:ascii="Times New Roman" w:hAnsi="Times New Roman" w:cs="Times New Roman"/>
-        </w:rPr>
-        <w:lastRenderedPageBreak/>
-        <w:t xml:space="preserve">que uma requisição seja processada primeiro e a outra receba um aviso de indisponibilidade, eliminando o </w:t>
+        <w:t xml:space="preserve">Isolamento (Isolation): Se dois pacientes tentarem clicar no mesmo horário no exato mesmo milissegundo, o isolamento de transações do PostgreSQL garante que uma requisição seja processada primeiro e a outra receba um aviso de indisponibilidade, eliminando o </w:t>
       </w:r>
       <w:r>
         <w:rPr>
@@ -15227,6 +15277,7 @@
           <w:b w:val="0"/>
           <w:szCs w:val="24"/>
         </w:rPr>
+        <w:lastRenderedPageBreak/>
         <w:t>Tabela Resumo da Camada de Back-end</w:t>
       </w:r>
       <w:bookmarkEnd w:id="41"/>
@@ -15272,7 +15323,7 @@
           </w:tcPr>
           <w:p>
             <w:pPr>
-              <w:spacing w:line="360" w:lineRule="auto"/>
+              <w:spacing w:line="276" w:lineRule="auto"/>
               <w:rPr>
                 <w:rFonts w:ascii="Times New Roman" w:hAnsi="Times New Roman" w:cs="Times New Roman"/>
               </w:rPr>
@@ -15305,7 +15356,7 @@
           </w:tcPr>
           <w:p>
             <w:pPr>
-              <w:spacing w:line="360" w:lineRule="auto"/>
+              <w:spacing w:line="276" w:lineRule="auto"/>
               <w:rPr>
                 <w:rFonts w:ascii="Times New Roman" w:hAnsi="Times New Roman" w:cs="Times New Roman"/>
               </w:rPr>
@@ -15338,7 +15389,7 @@
           </w:tcPr>
           <w:p>
             <w:pPr>
-              <w:spacing w:line="360" w:lineRule="auto"/>
+              <w:spacing w:line="276" w:lineRule="auto"/>
               <w:rPr>
                 <w:rFonts w:ascii="Times New Roman" w:hAnsi="Times New Roman" w:cs="Times New Roman"/>
               </w:rPr>
@@ -15371,7 +15422,7 @@
           </w:tcPr>
           <w:p>
             <w:pPr>
-              <w:spacing w:line="360" w:lineRule="auto"/>
+              <w:spacing w:line="276" w:lineRule="auto"/>
               <w:rPr>
                 <w:rFonts w:ascii="Times New Roman" w:hAnsi="Times New Roman" w:cs="Times New Roman"/>
               </w:rPr>
@@ -15409,7 +15460,7 @@
           </w:tcPr>
           <w:p>
             <w:pPr>
-              <w:spacing w:line="360" w:lineRule="auto"/>
+              <w:spacing w:line="276" w:lineRule="auto"/>
               <w:rPr>
                 <w:rFonts w:ascii="Times New Roman" w:hAnsi="Times New Roman" w:cs="Times New Roman"/>
               </w:rPr>
@@ -15442,7 +15493,7 @@
           </w:tcPr>
           <w:p>
             <w:pPr>
-              <w:spacing w:line="360" w:lineRule="auto"/>
+              <w:spacing w:line="276" w:lineRule="auto"/>
               <w:rPr>
                 <w:rFonts w:ascii="Times New Roman" w:hAnsi="Times New Roman" w:cs="Times New Roman"/>
               </w:rPr>
@@ -15475,7 +15526,7 @@
           </w:tcPr>
           <w:p>
             <w:pPr>
-              <w:spacing w:line="360" w:lineRule="auto"/>
+              <w:spacing w:line="276" w:lineRule="auto"/>
               <w:rPr>
                 <w:rFonts w:ascii="Times New Roman" w:hAnsi="Times New Roman" w:cs="Times New Roman"/>
               </w:rPr>
@@ -15508,7 +15559,7 @@
           </w:tcPr>
           <w:p>
             <w:pPr>
-              <w:spacing w:line="360" w:lineRule="auto"/>
+              <w:spacing w:line="276" w:lineRule="auto"/>
               <w:rPr>
                 <w:rFonts w:ascii="Times New Roman" w:hAnsi="Times New Roman" w:cs="Times New Roman"/>
               </w:rPr>
@@ -15546,7 +15597,7 @@
           </w:tcPr>
           <w:p>
             <w:pPr>
-              <w:spacing w:line="360" w:lineRule="auto"/>
+              <w:spacing w:line="276" w:lineRule="auto"/>
               <w:rPr>
                 <w:rFonts w:ascii="Times New Roman" w:hAnsi="Times New Roman" w:cs="Times New Roman"/>
               </w:rPr>
@@ -15579,7 +15630,7 @@
           </w:tcPr>
           <w:p>
             <w:pPr>
-              <w:spacing w:line="360" w:lineRule="auto"/>
+              <w:spacing w:line="276" w:lineRule="auto"/>
               <w:rPr>
                 <w:rFonts w:ascii="Times New Roman" w:hAnsi="Times New Roman" w:cs="Times New Roman"/>
               </w:rPr>
@@ -15612,7 +15663,7 @@
           </w:tcPr>
           <w:p>
             <w:pPr>
-              <w:spacing w:line="360" w:lineRule="auto"/>
+              <w:spacing w:line="276" w:lineRule="auto"/>
               <w:rPr>
                 <w:rFonts w:ascii="Times New Roman" w:hAnsi="Times New Roman" w:cs="Times New Roman"/>
               </w:rPr>
@@ -15645,7 +15696,7 @@
           </w:tcPr>
           <w:p>
             <w:pPr>
-              <w:spacing w:line="360" w:lineRule="auto"/>
+              <w:spacing w:line="276" w:lineRule="auto"/>
               <w:rPr>
                 <w:rFonts w:ascii="Times New Roman" w:hAnsi="Times New Roman" w:cs="Times New Roman"/>
               </w:rPr>
@@ -15697,7 +15748,7 @@
           </w:tcPr>
           <w:p>
             <w:pPr>
-              <w:spacing w:line="360" w:lineRule="auto"/>
+              <w:spacing w:line="276" w:lineRule="auto"/>
               <w:rPr>
                 <w:rFonts w:ascii="Times New Roman" w:hAnsi="Times New Roman" w:cs="Times New Roman"/>
               </w:rPr>
@@ -15730,7 +15781,7 @@
           </w:tcPr>
           <w:p>
             <w:pPr>
-              <w:spacing w:line="360" w:lineRule="auto"/>
+              <w:spacing w:line="276" w:lineRule="auto"/>
               <w:rPr>
                 <w:rFonts w:ascii="Times New Roman" w:hAnsi="Times New Roman" w:cs="Times New Roman"/>
               </w:rPr>
@@ -15763,7 +15814,7 @@
           </w:tcPr>
           <w:p>
             <w:pPr>
-              <w:spacing w:line="360" w:lineRule="auto"/>
+              <w:spacing w:line="276" w:lineRule="auto"/>
               <w:rPr>
                 <w:rFonts w:ascii="Times New Roman" w:hAnsi="Times New Roman" w:cs="Times New Roman"/>
               </w:rPr>
@@ -15796,7 +15847,7 @@
           </w:tcPr>
           <w:p>
             <w:pPr>
-              <w:spacing w:line="360" w:lineRule="auto"/>
+              <w:spacing w:line="276" w:lineRule="auto"/>
               <w:rPr>
                 <w:rFonts w:ascii="Times New Roman" w:hAnsi="Times New Roman" w:cs="Times New Roman"/>
               </w:rPr>
@@ -15834,7 +15885,7 @@
           </w:tcPr>
           <w:p>
             <w:pPr>
-              <w:spacing w:line="360" w:lineRule="auto"/>
+              <w:spacing w:line="276" w:lineRule="auto"/>
               <w:rPr>
                 <w:rFonts w:ascii="Times New Roman" w:hAnsi="Times New Roman" w:cs="Times New Roman"/>
               </w:rPr>
@@ -15843,7 +15894,6 @@
               <w:rPr>
                 <w:rFonts w:ascii="Times New Roman" w:hAnsi="Times New Roman" w:cs="Times New Roman"/>
               </w:rPr>
-              <w:lastRenderedPageBreak/>
               <w:t>Segurança</w:t>
             </w:r>
           </w:p>
@@ -15868,7 +15918,7 @@
           </w:tcPr>
           <w:p>
             <w:pPr>
-              <w:spacing w:line="360" w:lineRule="auto"/>
+              <w:spacing w:line="276" w:lineRule="auto"/>
               <w:rPr>
                 <w:rFonts w:ascii="Times New Roman" w:hAnsi="Times New Roman" w:cs="Times New Roman"/>
               </w:rPr>
@@ -15901,7 +15951,7 @@
           </w:tcPr>
           <w:p>
             <w:pPr>
-              <w:spacing w:line="360" w:lineRule="auto"/>
+              <w:spacing w:line="276" w:lineRule="auto"/>
               <w:rPr>
                 <w:rFonts w:ascii="Times New Roman" w:hAnsi="Times New Roman" w:cs="Times New Roman"/>
               </w:rPr>
@@ -15934,7 +15984,7 @@
           </w:tcPr>
           <w:p>
             <w:pPr>
-              <w:spacing w:line="360" w:lineRule="auto"/>
+              <w:spacing w:line="276" w:lineRule="auto"/>
               <w:rPr>
                 <w:rFonts w:ascii="Times New Roman" w:hAnsi="Times New Roman" w:cs="Times New Roman"/>
               </w:rPr>
@@ -16085,6 +16135,7 @@
       </w:tblGrid>
       <w:tr>
         <w:trPr>
+          <w:trHeight w:val="454"/>
           <w:tblHeader/>
           <w:tblCellSpacing w:w="15" w:type="dxa"/>
         </w:trPr>
@@ -16118,6 +16169,7 @@
               <w:rPr>
                 <w:rFonts w:ascii="Times New Roman" w:hAnsi="Times New Roman" w:cs="Times New Roman"/>
               </w:rPr>
+              <w:lastRenderedPageBreak/>
               <w:t>Camada</w:t>
             </w:r>
           </w:p>
@@ -16227,6 +16279,7 @@
       </w:tr>
       <w:tr>
         <w:trPr>
+          <w:trHeight w:val="454"/>
           <w:tblCellSpacing w:w="15" w:type="dxa"/>
         </w:trPr>
         <w:tc>
@@ -16368,6 +16421,7 @@
       </w:tr>
       <w:tr>
         <w:trPr>
+          <w:trHeight w:val="454"/>
           <w:tblCellSpacing w:w="15" w:type="dxa"/>
         </w:trPr>
         <w:tc>
@@ -16502,20 +16556,14 @@
               <w:rPr>
                 <w:rFonts w:ascii="Times New Roman" w:hAnsi="Times New Roman" w:cs="Times New Roman"/>
               </w:rPr>
-              <w:t xml:space="preserve">Permite criar uma interface 100% personalizada e responsiva, gerando arquivos </w:t>
-            </w:r>
-            <w:r>
-              <w:rPr>
-                <w:rFonts w:ascii="Times New Roman" w:hAnsi="Times New Roman" w:cs="Times New Roman"/>
-              </w:rPr>
-              <w:lastRenderedPageBreak/>
-              <w:t>CSS significativamente menores e mais rápidos para o paciente no celular.</w:t>
+              <w:t>Permite criar uma interface 100% personalizada e responsiva, gerando arquivos CSS significativamente menores e mais rápidos para o paciente no celular.</w:t>
             </w:r>
           </w:p>
         </w:tc>
       </w:tr>
       <w:tr>
         <w:trPr>
+          <w:trHeight w:val="454"/>
           <w:tblCellSpacing w:w="15" w:type="dxa"/>
         </w:trPr>
         <w:tc>
@@ -16548,7 +16596,6 @@
               <w:rPr>
                 <w:rFonts w:ascii="Times New Roman" w:hAnsi="Times New Roman" w:cs="Times New Roman"/>
               </w:rPr>
-              <w:lastRenderedPageBreak/>
               <w:t>Front-end / Framework</w:t>
             </w:r>
           </w:p>
@@ -16672,6 +16719,7 @@
       </w:tr>
       <w:tr>
         <w:trPr>
+          <w:trHeight w:val="454"/>
           <w:tblCellSpacing w:w="15" w:type="dxa"/>
         </w:trPr>
         <w:tc>
@@ -16813,6 +16861,7 @@
       </w:tr>
       <w:tr>
         <w:trPr>
+          <w:trHeight w:val="454"/>
           <w:tblCellSpacing w:w="15" w:type="dxa"/>
         </w:trPr>
         <w:tc>
@@ -16982,6 +17031,7 @@
       </w:tr>
       <w:tr>
         <w:trPr>
+          <w:trHeight w:val="454"/>
           <w:tblCellSpacing w:w="15" w:type="dxa"/>
         </w:trPr>
         <w:tc>
@@ -17014,6 +17064,7 @@
               <w:rPr>
                 <w:rFonts w:ascii="Times New Roman" w:hAnsi="Times New Roman" w:cs="Times New Roman"/>
               </w:rPr>
+              <w:lastRenderedPageBreak/>
               <w:t>Banco de Dados</w:t>
             </w:r>
           </w:p>
@@ -17143,7 +17194,6 @@
           <w:b w:val="0"/>
           <w:szCs w:val="24"/>
         </w:rPr>
-        <w:lastRenderedPageBreak/>
         <w:t xml:space="preserve"> Justificativa Aprofundada da Escolha das Tecnologias</w:t>
       </w:r>
       <w:bookmarkEnd w:id="43"/>
@@ -17404,7 +17454,14 @@
         <w:rPr>
           <w:rFonts w:ascii="Times New Roman" w:hAnsi="Times New Roman" w:cs="Times New Roman"/>
         </w:rPr>
-        <w:t xml:space="preserve">). Como um sistema de agendamento realiza consultas frequentes de leitura e escrita para verificar a disponibilidade de horários, a arquitetura assíncrona do Node.js lida perfeitamente com acessos concorrentes. Além disso, usar JavaScript/TypeScript no </w:t>
+        <w:t xml:space="preserve">). Como um sistema de agendamento realiza consultas frequentes de leitura e escrita para verificar a disponibilidade de horários, a arquitetura </w:t>
+      </w:r>
+      <w:r>
+        <w:rPr>
+          <w:rFonts w:ascii="Times New Roman" w:hAnsi="Times New Roman" w:cs="Times New Roman"/>
+        </w:rPr>
+        <w:lastRenderedPageBreak/>
+        <w:t xml:space="preserve">assíncrona do Node.js lida perfeitamente com acessos concorrentes. Além disso, usar JavaScript/TypeScript no </w:t>
       </w:r>
       <w:r>
         <w:rPr>
@@ -17526,7 +17583,6 @@
         <w:rPr>
           <w:rFonts w:ascii="Times New Roman" w:hAnsi="Times New Roman" w:cs="Times New Roman"/>
         </w:rPr>
-        <w:lastRenderedPageBreak/>
         <w:t>Tipagem e Prevenção de Erros: O Prisma gera tipos automáticos para o Next.js e Node.js. Se um desenvolvedor tentar passar um campo errado ao salvar o agendamento, o código avisa antes do sistema ir ao ar.</w:t>
       </w:r>
     </w:p>
@@ -17636,687 +17692,507 @@
     </w:p>
     <w:p>
       <w:pPr>
-        <w:pStyle w:val="Subttulo"/>
-        <w:numPr>
-          <w:ilvl w:val="0"/>
-          <w:numId w:val="0"/>
-        </w:numPr>
+        <w:jc w:val="center"/>
+        <w:rPr>
+          <w:rFonts w:ascii="Times New Roman" w:hAnsi="Times New Roman" w:cs="Times New Roman"/>
+          <w:b/>
+          <w:bCs/>
+        </w:rPr>
+      </w:pPr>
+    </w:p>
+    <w:p>
+      <w:pPr>
+        <w:jc w:val="center"/>
+        <w:rPr>
+          <w:rFonts w:ascii="Times New Roman" w:hAnsi="Times New Roman" w:cs="Times New Roman"/>
+          <w:b/>
+          <w:bCs/>
+        </w:rPr>
+      </w:pPr>
+    </w:p>
+    <w:p>
+      <w:pPr>
+        <w:jc w:val="center"/>
+        <w:rPr>
+          <w:rFonts w:ascii="Times New Roman" w:hAnsi="Times New Roman" w:cs="Times New Roman"/>
+          <w:b/>
+          <w:bCs/>
+        </w:rPr>
+      </w:pPr>
+    </w:p>
+    <w:p>
+      <w:pPr>
+        <w:jc w:val="center"/>
+        <w:rPr>
+          <w:rFonts w:ascii="Times New Roman" w:hAnsi="Times New Roman" w:cs="Times New Roman"/>
+          <w:b/>
+          <w:bCs/>
+        </w:rPr>
+      </w:pPr>
+    </w:p>
+    <w:p>
+      <w:pPr>
+        <w:jc w:val="center"/>
+        <w:rPr>
+          <w:rFonts w:ascii="Times New Roman" w:hAnsi="Times New Roman" w:cs="Times New Roman"/>
+          <w:b/>
+          <w:bCs/>
+        </w:rPr>
+      </w:pPr>
+    </w:p>
+    <w:p>
+      <w:pPr>
+        <w:jc w:val="center"/>
+        <w:rPr>
+          <w:rFonts w:ascii="Times New Roman" w:hAnsi="Times New Roman" w:cs="Times New Roman"/>
+          <w:b/>
+          <w:bCs/>
+        </w:rPr>
+      </w:pPr>
+    </w:p>
+    <w:p>
+      <w:pPr>
+        <w:jc w:val="center"/>
+        <w:rPr>
+          <w:rFonts w:ascii="Times New Roman" w:hAnsi="Times New Roman" w:cs="Times New Roman"/>
+          <w:b/>
+          <w:bCs/>
+        </w:rPr>
+      </w:pPr>
+    </w:p>
+    <w:p>
+      <w:pPr>
+        <w:jc w:val="center"/>
+        <w:rPr>
+          <w:rFonts w:ascii="Times New Roman" w:hAnsi="Times New Roman" w:cs="Times New Roman"/>
+          <w:b/>
+          <w:bCs/>
+        </w:rPr>
+      </w:pPr>
+    </w:p>
+    <w:p>
+      <w:pPr>
+        <w:jc w:val="center"/>
+        <w:rPr>
+          <w:rFonts w:ascii="Times New Roman" w:hAnsi="Times New Roman" w:cs="Times New Roman"/>
+          <w:b/>
+          <w:bCs/>
+        </w:rPr>
+      </w:pPr>
+    </w:p>
+    <w:p>
+      <w:pPr>
+        <w:jc w:val="center"/>
+        <w:rPr>
+          <w:rFonts w:ascii="Times New Roman" w:hAnsi="Times New Roman" w:cs="Times New Roman"/>
+          <w:b/>
+          <w:bCs/>
+        </w:rPr>
+      </w:pPr>
+    </w:p>
+    <w:p>
+      <w:pPr>
+        <w:jc w:val="center"/>
+        <w:rPr>
+          <w:rFonts w:ascii="Times New Roman" w:hAnsi="Times New Roman" w:cs="Times New Roman"/>
+          <w:b/>
+          <w:bCs/>
+        </w:rPr>
+      </w:pPr>
+    </w:p>
+    <w:p>
+      <w:pPr>
+        <w:jc w:val="center"/>
+        <w:rPr>
+          <w:rFonts w:ascii="Times New Roman" w:hAnsi="Times New Roman" w:cs="Times New Roman"/>
+          <w:b/>
+          <w:bCs/>
+        </w:rPr>
+      </w:pPr>
+    </w:p>
+    <w:p>
+      <w:pPr>
+        <w:jc w:val="center"/>
+        <w:rPr>
+          <w:rFonts w:ascii="Times New Roman" w:hAnsi="Times New Roman" w:cs="Times New Roman"/>
+          <w:b/>
+          <w:bCs/>
+        </w:rPr>
+      </w:pPr>
+    </w:p>
+    <w:p>
+      <w:pPr>
+        <w:jc w:val="center"/>
+        <w:rPr>
+          <w:rFonts w:ascii="Times New Roman" w:hAnsi="Times New Roman" w:cs="Times New Roman"/>
+          <w:b/>
+          <w:bCs/>
+        </w:rPr>
+      </w:pPr>
+    </w:p>
+    <w:p>
+      <w:pPr>
+        <w:jc w:val="center"/>
+        <w:rPr>
+          <w:rFonts w:ascii="Times New Roman" w:hAnsi="Times New Roman" w:cs="Times New Roman"/>
+          <w:b/>
+          <w:bCs/>
+        </w:rPr>
+      </w:pPr>
+    </w:p>
+    <w:p>
+      <w:pPr>
+        <w:rPr>
+          <w:rFonts w:ascii="Times New Roman" w:hAnsi="Times New Roman" w:cs="Times New Roman"/>
+          <w:b/>
+          <w:bCs/>
+        </w:rPr>
+      </w:pPr>
+    </w:p>
+    <w:p>
+      <w:pPr>
+        <w:pStyle w:val="Ttulo1"/>
         <w:rPr>
           <w:rFonts w:cs="Times New Roman"/>
-          <w:b w:val="0"/>
-          <w:szCs w:val="24"/>
-        </w:rPr>
-      </w:pPr>
-      <w:bookmarkStart w:id="44" w:name="_Toc243429061"/>
-      <w:r>
-        <w:rPr>
-          <w:rFonts w:cs="Times New Roman"/>
-          <w:b w:val="0"/>
-          <w:szCs w:val="24"/>
-        </w:rPr>
-        <w:t>A Sinergia da Stack Selecionada (</w:t>
-      </w:r>
-      <w:r>
-        <w:rPr>
-          <w:rFonts w:cs="Times New Roman"/>
-          <w:b w:val="0"/>
-          <w:i/>
-          <w:iCs/>
-          <w:szCs w:val="24"/>
-        </w:rPr>
-        <w:t>Full-Stack Type-Safe</w:t>
-      </w:r>
-      <w:r>
-        <w:rPr>
-          <w:rFonts w:cs="Times New Roman"/>
-          <w:b w:val="0"/>
-          <w:szCs w:val="24"/>
-        </w:rPr>
-        <w:t>)</w:t>
-      </w:r>
-      <w:bookmarkEnd w:id="44"/>
-    </w:p>
-    <w:p>
-      <w:pPr>
-        <w:spacing w:line="360" w:lineRule="auto"/>
-        <w:ind w:firstLine="720"/>
-        <w:jc w:val="both"/>
-        <w:rPr>
-          <w:rFonts w:ascii="Times New Roman" w:hAnsi="Times New Roman" w:cs="Times New Roman"/>
-        </w:rPr>
-      </w:pPr>
-      <w:r>
-        <w:rPr>
-          <w:rFonts w:ascii="Times New Roman" w:hAnsi="Times New Roman" w:cs="Times New Roman"/>
-        </w:rPr>
-        <w:t>O maior diferencial desta escolha tecnológica é a integração ponta a ponta. Ao unir Next.js + Node.js + Prisma ORM + PostgreSQL, o sistema funciona como um organismo único:</w:t>
-      </w:r>
-    </w:p>
-    <w:p>
-      <w:pPr>
-        <w:spacing w:line="360" w:lineRule="auto"/>
-        <w:jc w:val="both"/>
-        <w:rPr>
-          <w:rFonts w:ascii="Times New Roman" w:hAnsi="Times New Roman" w:cs="Times New Roman"/>
-        </w:rPr>
-      </w:pPr>
-      <w:r>
-        <w:rPr>
-          <w:rFonts w:ascii="Times New Roman" w:hAnsi="Times New Roman" w:cs="Times New Roman"/>
-        </w:rPr>
-        <w:br/>
-      </w:r>
-    </w:p>
-    <w:p>
-      <w:pPr>
-        <w:spacing w:line="360" w:lineRule="auto"/>
-        <w:jc w:val="both"/>
-        <w:rPr>
-          <w:rFonts w:ascii="Times New Roman" w:hAnsi="Times New Roman" w:cs="Times New Roman"/>
-        </w:rPr>
-      </w:pPr>
-      <w:r>
-        <w:rPr>
-          <w:rFonts w:ascii="Times New Roman" w:hAnsi="Times New Roman" w:cs="Times New Roman"/>
-        </w:rPr>
-        <w:t>[ Front-end: Next.js + Tailwind ]</w:t>
-      </w:r>
-    </w:p>
-    <w:p>
-      <w:pPr>
-        <w:spacing w:line="360" w:lineRule="auto"/>
-        <w:jc w:val="both"/>
-        <w:rPr>
-          <w:rFonts w:ascii="Times New Roman" w:hAnsi="Times New Roman" w:cs="Times New Roman"/>
-        </w:rPr>
-      </w:pPr>
-      <w:r>
-        <w:rPr>
-          <w:rFonts w:ascii="Times New Roman" w:hAnsi="Times New Roman" w:cs="Times New Roman"/>
-        </w:rPr>
-        <w:t xml:space="preserve">            │  (Envia formulário de agendamento)</w:t>
-      </w:r>
-    </w:p>
-    <w:p>
-      <w:pPr>
-        <w:spacing w:line="360" w:lineRule="auto"/>
-        <w:jc w:val="both"/>
-        <w:rPr>
-          <w:rFonts w:ascii="Times New Roman" w:hAnsi="Times New Roman" w:cs="Times New Roman"/>
-        </w:rPr>
-      </w:pPr>
-      <w:r>
-        <w:rPr>
-          <w:rFonts w:ascii="Times New Roman" w:hAnsi="Times New Roman" w:cs="Times New Roman"/>
-        </w:rPr>
-        <w:t xml:space="preserve">            ▼</w:t>
-      </w:r>
-    </w:p>
-    <w:p>
-      <w:pPr>
-        <w:spacing w:line="360" w:lineRule="auto"/>
-        <w:jc w:val="both"/>
-        <w:rPr>
-          <w:rFonts w:ascii="Times New Roman" w:hAnsi="Times New Roman" w:cs="Times New Roman"/>
-        </w:rPr>
-      </w:pPr>
-      <w:r>
-        <w:rPr>
-          <w:rFonts w:ascii="Times New Roman" w:hAnsi="Times New Roman" w:cs="Times New Roman"/>
-        </w:rPr>
-        <w:t>[ Back-end: Node.js / Server Actions ]</w:t>
-      </w:r>
-    </w:p>
-    <w:p>
-      <w:pPr>
-        <w:spacing w:line="360" w:lineRule="auto"/>
-        <w:jc w:val="both"/>
-        <w:rPr>
-          <w:rFonts w:ascii="Times New Roman" w:hAnsi="Times New Roman" w:cs="Times New Roman"/>
-        </w:rPr>
-      </w:pPr>
-      <w:r>
-        <w:rPr>
-          <w:rFonts w:ascii="Times New Roman" w:hAnsi="Times New Roman" w:cs="Times New Roman"/>
-        </w:rPr>
-        <w:t xml:space="preserve">            │  (Aplica regra de negócio e verifica sessão)</w:t>
-      </w:r>
-    </w:p>
-    <w:p>
-      <w:pPr>
-        <w:spacing w:line="360" w:lineRule="auto"/>
-        <w:jc w:val="both"/>
-        <w:rPr>
-          <w:rFonts w:ascii="Times New Roman" w:hAnsi="Times New Roman" w:cs="Times New Roman"/>
-        </w:rPr>
-      </w:pPr>
-      <w:r>
-        <w:rPr>
-          <w:rFonts w:ascii="Times New Roman" w:hAnsi="Times New Roman" w:cs="Times New Roman"/>
-        </w:rPr>
-        <w:t xml:space="preserve">            ▼</w:t>
-      </w:r>
-    </w:p>
-    <w:p>
-      <w:pPr>
-        <w:spacing w:line="360" w:lineRule="auto"/>
-        <w:jc w:val="both"/>
-        <w:rPr>
-          <w:rFonts w:ascii="Times New Roman" w:hAnsi="Times New Roman" w:cs="Times New Roman"/>
-        </w:rPr>
-      </w:pPr>
-      <w:r>
-        <w:rPr>
-          <w:rFonts w:ascii="Times New Roman" w:hAnsi="Times New Roman" w:cs="Times New Roman"/>
-        </w:rPr>
-        <w:t>[ ORM: Prisma Client ]</w:t>
-      </w:r>
-    </w:p>
-    <w:p>
-      <w:pPr>
-        <w:spacing w:line="360" w:lineRule="auto"/>
-        <w:jc w:val="both"/>
-        <w:rPr>
-          <w:rFonts w:ascii="Times New Roman" w:hAnsi="Times New Roman" w:cs="Times New Roman"/>
-        </w:rPr>
-      </w:pPr>
-      <w:r>
-        <w:rPr>
-          <w:rFonts w:ascii="Times New Roman" w:hAnsi="Times New Roman" w:cs="Times New Roman"/>
-        </w:rPr>
-        <w:t xml:space="preserve">            │  (Garante tipagem estrita e previne SQL Injection)</w:t>
-      </w:r>
-    </w:p>
-    <w:p>
-      <w:pPr>
-        <w:spacing w:line="360" w:lineRule="auto"/>
-        <w:jc w:val="both"/>
-        <w:rPr>
-          <w:rFonts w:ascii="Times New Roman" w:hAnsi="Times New Roman" w:cs="Times New Roman"/>
-        </w:rPr>
-      </w:pPr>
-      <w:r>
-        <w:rPr>
-          <w:rFonts w:ascii="Times New Roman" w:hAnsi="Times New Roman" w:cs="Times New Roman"/>
-        </w:rPr>
-        <w:t xml:space="preserve">            ▼</w:t>
-      </w:r>
-    </w:p>
-    <w:p>
-      <w:pPr>
-        <w:spacing w:line="360" w:lineRule="auto"/>
-        <w:jc w:val="both"/>
-        <w:rPr>
-          <w:rFonts w:ascii="Times New Roman" w:hAnsi="Times New Roman" w:cs="Times New Roman"/>
-        </w:rPr>
-      </w:pPr>
-      <w:r>
-        <w:rPr>
-          <w:rFonts w:ascii="Times New Roman" w:hAnsi="Times New Roman" w:cs="Times New Roman"/>
-        </w:rPr>
-        <w:lastRenderedPageBreak/>
-        <w:t>[ Banco: PostgreSQL ]</w:t>
-      </w:r>
-    </w:p>
-    <w:p>
-      <w:pPr>
-        <w:spacing w:line="360" w:lineRule="auto"/>
-        <w:jc w:val="both"/>
-        <w:rPr>
-          <w:rFonts w:ascii="Times New Roman" w:hAnsi="Times New Roman" w:cs="Times New Roman"/>
-        </w:rPr>
-      </w:pPr>
-      <w:r>
-        <w:rPr>
-          <w:rFonts w:ascii="Times New Roman" w:hAnsi="Times New Roman" w:cs="Times New Roman"/>
-        </w:rPr>
-        <w:t xml:space="preserve">               (Persiste o status PENDENTE com isolamento ACID)</w:t>
-      </w:r>
-    </w:p>
-    <w:p>
-      <w:pPr>
-        <w:spacing w:line="360" w:lineRule="auto"/>
-        <w:jc w:val="both"/>
-        <w:rPr>
-          <w:rFonts w:ascii="Times New Roman" w:hAnsi="Times New Roman" w:cs="Times New Roman"/>
-        </w:rPr>
-      </w:pPr>
-      <w:r>
-        <w:rPr>
-          <w:rFonts w:ascii="Times New Roman" w:hAnsi="Times New Roman" w:cs="Times New Roman"/>
-        </w:rPr>
-        <w:t>Essa arquitetura garante que o projeto seja extremamente rápido para o paciente, fácil de manter para os desenvolvedores e 100% seguro para a gestão da Clínica Atniel Dente.</w:t>
-      </w:r>
-    </w:p>
-    <w:p>
-      <w:pPr>
-        <w:spacing w:line="360" w:lineRule="auto"/>
-        <w:jc w:val="both"/>
-        <w:rPr>
-          <w:rFonts w:ascii="Times New Roman" w:hAnsi="Times New Roman" w:cs="Times New Roman"/>
-        </w:rPr>
-      </w:pPr>
-    </w:p>
-    <w:p>
-      <w:pPr>
-        <w:spacing w:line="360" w:lineRule="auto"/>
-        <w:jc w:val="both"/>
-        <w:rPr>
-          <w:rFonts w:ascii="Times New Roman" w:hAnsi="Times New Roman" w:cs="Times New Roman"/>
-        </w:rPr>
-      </w:pPr>
-    </w:p>
-    <w:p>
-      <w:pPr>
-        <w:jc w:val="center"/>
-        <w:rPr>
-          <w:rFonts w:ascii="Times New Roman" w:hAnsi="Times New Roman" w:cs="Times New Roman"/>
-          <w:b/>
-          <w:bCs/>
-        </w:rPr>
-      </w:pPr>
-    </w:p>
-    <w:p>
-      <w:pPr>
-        <w:jc w:val="center"/>
-        <w:rPr>
-          <w:rFonts w:ascii="Times New Roman" w:hAnsi="Times New Roman" w:cs="Times New Roman"/>
-          <w:b/>
-          <w:bCs/>
-        </w:rPr>
-      </w:pPr>
-    </w:p>
-    <w:p>
-      <w:pPr>
-        <w:jc w:val="center"/>
-        <w:rPr>
-          <w:rFonts w:ascii="Times New Roman" w:hAnsi="Times New Roman" w:cs="Times New Roman"/>
-          <w:b/>
-          <w:bCs/>
-        </w:rPr>
-      </w:pPr>
-    </w:p>
-    <w:p>
-      <w:pPr>
-        <w:jc w:val="center"/>
-        <w:rPr>
-          <w:rFonts w:ascii="Times New Roman" w:hAnsi="Times New Roman" w:cs="Times New Roman"/>
-          <w:b/>
-          <w:bCs/>
-        </w:rPr>
-      </w:pPr>
-    </w:p>
-    <w:p>
-      <w:pPr>
-        <w:jc w:val="center"/>
-        <w:rPr>
-          <w:rFonts w:ascii="Times New Roman" w:hAnsi="Times New Roman" w:cs="Times New Roman"/>
-          <w:b/>
-          <w:bCs/>
-        </w:rPr>
-      </w:pPr>
-    </w:p>
-    <w:p>
-      <w:pPr>
-        <w:jc w:val="center"/>
-        <w:rPr>
-          <w:rFonts w:ascii="Times New Roman" w:hAnsi="Times New Roman" w:cs="Times New Roman"/>
-          <w:b/>
-          <w:bCs/>
-        </w:rPr>
-      </w:pPr>
-    </w:p>
-    <w:p>
-      <w:pPr>
-        <w:jc w:val="center"/>
-        <w:rPr>
-          <w:rFonts w:ascii="Times New Roman" w:hAnsi="Times New Roman" w:cs="Times New Roman"/>
-          <w:b/>
-          <w:bCs/>
-        </w:rPr>
-      </w:pPr>
-    </w:p>
-    <w:p>
-      <w:pPr>
-        <w:jc w:val="center"/>
-        <w:rPr>
-          <w:rFonts w:ascii="Times New Roman" w:hAnsi="Times New Roman" w:cs="Times New Roman"/>
-          <w:b/>
-          <w:bCs/>
-        </w:rPr>
-      </w:pPr>
-    </w:p>
-    <w:p>
-      <w:pPr>
-        <w:jc w:val="center"/>
-        <w:rPr>
-          <w:rFonts w:ascii="Times New Roman" w:hAnsi="Times New Roman" w:cs="Times New Roman"/>
-          <w:b/>
-          <w:bCs/>
-        </w:rPr>
-      </w:pPr>
-    </w:p>
-    <w:p>
-      <w:pPr>
-        <w:jc w:val="center"/>
-        <w:rPr>
-          <w:rFonts w:ascii="Times New Roman" w:hAnsi="Times New Roman" w:cs="Times New Roman"/>
-          <w:b/>
-          <w:bCs/>
-        </w:rPr>
-      </w:pPr>
-    </w:p>
-    <w:p>
-      <w:pPr>
-        <w:jc w:val="center"/>
-        <w:rPr>
-          <w:rFonts w:ascii="Times New Roman" w:hAnsi="Times New Roman" w:cs="Times New Roman"/>
-          <w:b/>
-          <w:bCs/>
-        </w:rPr>
-      </w:pPr>
-    </w:p>
-    <w:p>
-      <w:pPr>
-        <w:jc w:val="center"/>
-        <w:rPr>
-          <w:rFonts w:ascii="Times New Roman" w:hAnsi="Times New Roman" w:cs="Times New Roman"/>
-          <w:b/>
-          <w:bCs/>
-        </w:rPr>
-      </w:pPr>
-    </w:p>
-    <w:p>
-      <w:pPr>
-        <w:jc w:val="center"/>
-        <w:rPr>
-          <w:rFonts w:ascii="Times New Roman" w:hAnsi="Times New Roman" w:cs="Times New Roman"/>
-          <w:b/>
-          <w:bCs/>
-        </w:rPr>
-      </w:pPr>
-    </w:p>
-    <w:p>
-      <w:pPr>
-        <w:jc w:val="center"/>
-        <w:rPr>
-          <w:rFonts w:ascii="Times New Roman" w:hAnsi="Times New Roman" w:cs="Times New Roman"/>
-          <w:b/>
-          <w:bCs/>
-        </w:rPr>
-      </w:pPr>
-    </w:p>
-    <w:p>
-      <w:pPr>
-        <w:jc w:val="center"/>
-        <w:rPr>
-          <w:rFonts w:ascii="Times New Roman" w:hAnsi="Times New Roman" w:cs="Times New Roman"/>
-          <w:b/>
-          <w:bCs/>
-        </w:rPr>
-      </w:pPr>
-    </w:p>
-    <w:p>
-      <w:pPr>
-        <w:jc w:val="center"/>
-        <w:rPr>
-          <w:rFonts w:ascii="Times New Roman" w:hAnsi="Times New Roman" w:cs="Times New Roman"/>
-          <w:b/>
-          <w:bCs/>
-        </w:rPr>
-      </w:pPr>
-    </w:p>
-    <w:p>
-      <w:pPr>
-        <w:jc w:val="center"/>
-        <w:rPr>
-          <w:rFonts w:ascii="Times New Roman" w:hAnsi="Times New Roman" w:cs="Times New Roman"/>
-          <w:b/>
-          <w:bCs/>
-        </w:rPr>
-      </w:pPr>
-    </w:p>
-    <w:p>
-      <w:pPr>
-        <w:jc w:val="center"/>
-        <w:rPr>
-          <w:rFonts w:ascii="Times New Roman" w:hAnsi="Times New Roman" w:cs="Times New Roman"/>
-          <w:b/>
-          <w:bCs/>
-        </w:rPr>
-      </w:pPr>
-    </w:p>
-    <w:p>
-      <w:pPr>
-        <w:jc w:val="center"/>
-        <w:rPr>
-          <w:rFonts w:ascii="Times New Roman" w:hAnsi="Times New Roman" w:cs="Times New Roman"/>
-          <w:b/>
-          <w:bCs/>
-        </w:rPr>
-      </w:pPr>
-    </w:p>
-    <w:p>
-      <w:pPr>
-        <w:jc w:val="center"/>
-        <w:rPr>
-          <w:rFonts w:ascii="Times New Roman" w:hAnsi="Times New Roman" w:cs="Times New Roman"/>
-          <w:b/>
-          <w:bCs/>
-        </w:rPr>
-      </w:pPr>
-    </w:p>
-    <w:p>
-      <w:pPr>
-        <w:jc w:val="center"/>
-        <w:rPr>
-          <w:rFonts w:ascii="Times New Roman" w:hAnsi="Times New Roman" w:cs="Times New Roman"/>
-          <w:b/>
-          <w:bCs/>
-        </w:rPr>
-      </w:pPr>
-    </w:p>
-    <w:p>
-      <w:pPr>
-        <w:jc w:val="center"/>
-        <w:rPr>
-          <w:rFonts w:ascii="Times New Roman" w:hAnsi="Times New Roman" w:cs="Times New Roman"/>
-          <w:b/>
-          <w:bCs/>
-        </w:rPr>
-      </w:pPr>
-    </w:p>
-    <w:p>
-      <w:pPr>
-        <w:jc w:val="center"/>
-        <w:rPr>
-          <w:rFonts w:ascii="Times New Roman" w:hAnsi="Times New Roman" w:cs="Times New Roman"/>
-          <w:b/>
-          <w:bCs/>
-        </w:rPr>
-      </w:pPr>
-    </w:p>
-    <w:p>
-      <w:pPr>
-        <w:jc w:val="center"/>
-        <w:rPr>
-          <w:rFonts w:ascii="Times New Roman" w:hAnsi="Times New Roman" w:cs="Times New Roman"/>
-          <w:b/>
-          <w:bCs/>
-        </w:rPr>
-      </w:pPr>
-    </w:p>
-    <w:p>
-      <w:pPr>
-        <w:jc w:val="center"/>
-        <w:rPr>
-          <w:rFonts w:ascii="Times New Roman" w:hAnsi="Times New Roman" w:cs="Times New Roman"/>
-          <w:b/>
-          <w:bCs/>
-        </w:rPr>
-      </w:pPr>
-    </w:p>
-    <w:p>
-      <w:pPr>
-        <w:jc w:val="center"/>
-        <w:rPr>
-          <w:rFonts w:ascii="Times New Roman" w:hAnsi="Times New Roman" w:cs="Times New Roman"/>
-          <w:b/>
-          <w:bCs/>
-        </w:rPr>
-      </w:pPr>
-    </w:p>
-    <w:p>
-      <w:pPr>
-        <w:jc w:val="center"/>
-        <w:rPr>
-          <w:rFonts w:ascii="Times New Roman" w:hAnsi="Times New Roman" w:cs="Times New Roman"/>
-          <w:b/>
-          <w:bCs/>
-        </w:rPr>
-      </w:pPr>
-    </w:p>
-    <w:p>
-      <w:pPr>
-        <w:jc w:val="center"/>
-        <w:rPr>
-          <w:rFonts w:ascii="Times New Roman" w:hAnsi="Times New Roman" w:cs="Times New Roman"/>
-          <w:b/>
-          <w:bCs/>
-        </w:rPr>
-      </w:pPr>
-    </w:p>
-    <w:p>
-      <w:pPr>
-        <w:jc w:val="center"/>
-        <w:rPr>
-          <w:rFonts w:ascii="Times New Roman" w:hAnsi="Times New Roman" w:cs="Times New Roman"/>
-          <w:b/>
-          <w:bCs/>
-        </w:rPr>
-      </w:pPr>
-    </w:p>
-    <w:p>
-      <w:pPr>
-        <w:jc w:val="center"/>
-        <w:rPr>
-          <w:rFonts w:ascii="Times New Roman" w:hAnsi="Times New Roman" w:cs="Times New Roman"/>
-          <w:b/>
-          <w:bCs/>
-        </w:rPr>
-      </w:pPr>
-    </w:p>
-    <w:p>
-      <w:pPr>
-        <w:jc w:val="center"/>
-        <w:rPr>
-          <w:rFonts w:ascii="Times New Roman" w:hAnsi="Times New Roman" w:cs="Times New Roman"/>
-          <w:b/>
-          <w:bCs/>
-        </w:rPr>
-      </w:pPr>
-    </w:p>
-    <w:p>
-      <w:pPr>
-        <w:jc w:val="center"/>
-        <w:rPr>
-          <w:rFonts w:ascii="Times New Roman" w:hAnsi="Times New Roman" w:cs="Times New Roman"/>
-          <w:b/>
-          <w:bCs/>
-        </w:rPr>
-      </w:pPr>
-    </w:p>
-    <w:p>
-      <w:pPr>
-        <w:jc w:val="center"/>
-        <w:rPr>
-          <w:rFonts w:ascii="Times New Roman" w:hAnsi="Times New Roman" w:cs="Times New Roman"/>
-          <w:b/>
-          <w:bCs/>
-        </w:rPr>
-      </w:pPr>
-    </w:p>
-    <w:p>
-      <w:pPr>
-        <w:jc w:val="center"/>
-        <w:rPr>
-          <w:rFonts w:ascii="Times New Roman" w:hAnsi="Times New Roman" w:cs="Times New Roman"/>
-          <w:b/>
-          <w:bCs/>
-        </w:rPr>
-      </w:pPr>
-    </w:p>
-    <w:p>
-      <w:pPr>
-        <w:jc w:val="center"/>
-        <w:rPr>
-          <w:rFonts w:ascii="Times New Roman" w:hAnsi="Times New Roman" w:cs="Times New Roman"/>
-          <w:b/>
-          <w:bCs/>
-        </w:rPr>
-      </w:pPr>
-    </w:p>
-    <w:p>
-      <w:pPr>
-        <w:jc w:val="center"/>
-        <w:rPr>
-          <w:rFonts w:ascii="Times New Roman" w:hAnsi="Times New Roman" w:cs="Times New Roman"/>
-          <w:b/>
-          <w:bCs/>
-        </w:rPr>
-      </w:pPr>
-    </w:p>
-    <w:p>
-      <w:pPr>
-        <w:jc w:val="center"/>
-        <w:rPr>
-          <w:rFonts w:ascii="Times New Roman" w:hAnsi="Times New Roman" w:cs="Times New Roman"/>
-          <w:b/>
-          <w:bCs/>
-        </w:rPr>
-      </w:pPr>
-    </w:p>
-    <w:p>
-      <w:pPr>
-        <w:jc w:val="center"/>
-        <w:rPr>
-          <w:rFonts w:ascii="Times New Roman" w:hAnsi="Times New Roman" w:cs="Times New Roman"/>
-          <w:b/>
-          <w:bCs/>
-        </w:rPr>
-      </w:pPr>
-    </w:p>
-    <w:p>
-      <w:pPr>
-        <w:jc w:val="center"/>
-        <w:rPr>
-          <w:rFonts w:ascii="Times New Roman" w:hAnsi="Times New Roman" w:cs="Times New Roman"/>
-          <w:b/>
-          <w:bCs/>
-        </w:rPr>
-      </w:pPr>
-    </w:p>
-    <w:p>
-      <w:pPr>
-        <w:rPr>
-          <w:rFonts w:ascii="Times New Roman" w:hAnsi="Times New Roman" w:cs="Times New Roman"/>
-          <w:b/>
-          <w:bCs/>
-        </w:rPr>
-      </w:pPr>
-    </w:p>
-    <w:p>
-      <w:pPr>
-        <w:pStyle w:val="Ttulo1"/>
-        <w:rPr>
-          <w:rFonts w:cs="Times New Roman"/>
+          <w:color w:val="333333"/>
+        </w:rPr>
+      </w:pPr>
+      <w:bookmarkStart w:id="44" w:name="_Toc243383437"/>
+      <w:bookmarkStart w:id="45" w:name="_Toc243429062"/>
+      <w:r>
+        <w:rPr>
+          <w:rFonts w:eastAsia="Arial" w:cs="Times New Roman"/>
+          <w:bCs/>
           <w:color w:val="auto"/>
           <w:sz w:val="24"/>
           <w:szCs w:val="24"/>
         </w:rPr>
-      </w:pPr>
-      <w:bookmarkStart w:id="45" w:name="_Toc243383437"/>
-      <w:bookmarkStart w:id="46" w:name="_Toc243429062"/>
+        <w:t>CONSIDERAÇÕES FINAIS</w:t>
+      </w:r>
+      <w:bookmarkEnd w:id="44"/>
+      <w:bookmarkEnd w:id="45"/>
+    </w:p>
+    <w:p>
+      <w:pPr>
+        <w:spacing w:before="80" w:after="120" w:line="360" w:lineRule="auto"/>
+        <w:ind w:firstLine="720"/>
+        <w:jc w:val="both"/>
+        <w:rPr>
+          <w:rFonts w:ascii="Times New Roman" w:hAnsi="Times New Roman" w:cs="Times New Roman"/>
+        </w:rPr>
+      </w:pPr>
+      <w:r>
+        <w:rPr>
+          <w:rFonts w:ascii="Times New Roman" w:hAnsi="Times New Roman" w:cs="Times New Roman"/>
+          <w:color w:val="333333"/>
+        </w:rPr>
+        <w:t xml:space="preserve">O </w:t>
+      </w:r>
+      <w:r>
+        <w:rPr>
+          <w:rFonts w:ascii="Times New Roman" w:hAnsi="Times New Roman" w:cs="Times New Roman"/>
+          <w:color w:val="333333"/>
+        </w:rPr>
+        <w:t>website público de visitação e agendamento de consultas</w:t>
+      </w:r>
+      <w:r>
+        <w:rPr>
+          <w:rFonts w:ascii="Times New Roman" w:hAnsi="Times New Roman" w:cs="Times New Roman"/>
+          <w:color w:val="333333"/>
+        </w:rPr>
+        <w:t>, a seccão de dentista</w:t>
+      </w:r>
+      <w:r>
+        <w:rPr>
+          <w:rFonts w:ascii="Times New Roman" w:hAnsi="Times New Roman" w:cs="Times New Roman"/>
+          <w:color w:val="333333"/>
+        </w:rPr>
+        <w:t xml:space="preserve"> e pelo painel administrativo, representa uma solução integrada e funcional para a digitalização dos processos da Clínica Dentária Atniel Dente.</w:t>
+      </w:r>
+    </w:p>
+    <w:p>
+      <w:pPr>
+        <w:spacing w:before="80" w:after="120" w:line="360" w:lineRule="auto"/>
+        <w:ind w:firstLine="720"/>
+        <w:jc w:val="both"/>
+        <w:rPr>
+          <w:rFonts w:ascii="Times New Roman" w:hAnsi="Times New Roman" w:cs="Times New Roman"/>
+        </w:rPr>
+      </w:pPr>
+      <w:r>
+        <w:rPr>
+          <w:rFonts w:ascii="Times New Roman" w:hAnsi="Times New Roman" w:cs="Times New Roman"/>
+          <w:color w:val="333333"/>
+        </w:rPr>
+        <w:t xml:space="preserve">Do ponto de vista técnico, o projecto demonstrou a viabilidade do stack </w:t>
+      </w:r>
+      <w:r>
+        <w:rPr>
+          <w:rFonts w:ascii="Times New Roman" w:hAnsi="Times New Roman" w:cs="Times New Roman"/>
+          <w:color w:val="333333"/>
+        </w:rPr>
+        <w:t xml:space="preserve">NodeJs </w:t>
+      </w:r>
+      <w:r>
+        <w:rPr>
+          <w:rFonts w:ascii="Times New Roman" w:hAnsi="Times New Roman" w:cs="Times New Roman"/>
+          <w:color w:val="333333"/>
+        </w:rPr>
+        <w:t xml:space="preserve">+ </w:t>
+      </w:r>
+      <w:r>
+        <w:rPr>
+          <w:rFonts w:ascii="Times New Roman" w:hAnsi="Times New Roman" w:cs="Times New Roman"/>
+          <w:color w:val="333333"/>
+        </w:rPr>
+        <w:t>Postgre</w:t>
+      </w:r>
+      <w:r>
+        <w:rPr>
+          <w:rFonts w:ascii="Times New Roman" w:hAnsi="Times New Roman" w:cs="Times New Roman"/>
+          <w:color w:val="333333"/>
+        </w:rPr>
+        <w:t>SQL para o desenvolvimento de sistemas de gestão web de pequeno e médio porte, confirmando as hipóteses formuladas na introdução. A arquitectura cliente-servidor adoptada, com separação clara entre a camada de apresentação (HTML/</w:t>
+      </w:r>
+      <w:r>
+        <w:rPr>
+          <w:rFonts w:ascii="Times New Roman" w:hAnsi="Times New Roman" w:cs="Times New Roman"/>
+          <w:color w:val="333333"/>
+        </w:rPr>
+        <w:t>Tailwindcss</w:t>
+      </w:r>
+      <w:r>
+        <w:rPr>
+          <w:rFonts w:ascii="Times New Roman" w:hAnsi="Times New Roman" w:cs="Times New Roman"/>
+          <w:color w:val="333333"/>
+        </w:rPr>
+        <w:t>/</w:t>
+      </w:r>
+      <w:r>
+        <w:rPr>
+          <w:rFonts w:ascii="Times New Roman" w:hAnsi="Times New Roman" w:cs="Times New Roman"/>
+          <w:color w:val="333333"/>
+        </w:rPr>
+        <w:t>Next</w:t>
+      </w:r>
+      <w:r>
+        <w:rPr>
+          <w:rFonts w:ascii="Times New Roman" w:hAnsi="Times New Roman" w:cs="Times New Roman"/>
+          <w:color w:val="333333"/>
+        </w:rPr>
+        <w:t>J</w:t>
+      </w:r>
+      <w:r>
+        <w:rPr>
+          <w:rFonts w:ascii="Times New Roman" w:hAnsi="Times New Roman" w:cs="Times New Roman"/>
+          <w:color w:val="333333"/>
+        </w:rPr>
+        <w:t>s</w:t>
+      </w:r>
+      <w:r>
+        <w:rPr>
+          <w:rFonts w:ascii="Times New Roman" w:hAnsi="Times New Roman" w:cs="Times New Roman"/>
+          <w:color w:val="333333"/>
+        </w:rPr>
+        <w:t>), a camada de lógica de negócio (</w:t>
+      </w:r>
+      <w:r>
+        <w:rPr>
+          <w:rFonts w:ascii="Times New Roman" w:hAnsi="Times New Roman" w:cs="Times New Roman"/>
+          <w:color w:val="333333"/>
+        </w:rPr>
+        <w:t>NodeJs</w:t>
+      </w:r>
+      <w:r>
+        <w:rPr>
+          <w:rFonts w:ascii="Times New Roman" w:hAnsi="Times New Roman" w:cs="Times New Roman"/>
+          <w:color w:val="333333"/>
+        </w:rPr>
+        <w:t>) e a camada de dados (</w:t>
+      </w:r>
+      <w:r>
+        <w:rPr>
+          <w:rFonts w:ascii="Times New Roman" w:hAnsi="Times New Roman" w:cs="Times New Roman"/>
+          <w:color w:val="333333"/>
+        </w:rPr>
+        <w:t>Postgre</w:t>
+      </w:r>
+      <w:r>
+        <w:rPr>
+          <w:rFonts w:ascii="Times New Roman" w:hAnsi="Times New Roman" w:cs="Times New Roman"/>
+          <w:color w:val="333333"/>
+        </w:rPr>
+        <w:t>SQL), garante a manutenibilidade e a escalabilidade do sistema.</w:t>
+      </w:r>
+    </w:p>
+    <w:p>
+      <w:pPr>
+        <w:spacing w:before="80" w:after="120" w:line="360" w:lineRule="auto"/>
+        <w:ind w:firstLine="720"/>
+        <w:jc w:val="both"/>
+        <w:rPr>
+          <w:rFonts w:ascii="Times New Roman" w:hAnsi="Times New Roman" w:cs="Times New Roman"/>
+        </w:rPr>
+      </w:pPr>
+      <w:r>
+        <w:rPr>
+          <w:rFonts w:ascii="Times New Roman" w:hAnsi="Times New Roman" w:cs="Times New Roman"/>
+          <w:color w:val="333333"/>
+        </w:rPr>
+        <w:t xml:space="preserve">Do ponto de vista académico, o projecto permitiu consolidar e aplicar na prática os conhecimentos adquiridos ao longo do curso de Técnico de Informática de Gestão, nomeadamente em programação web (HTML, </w:t>
+      </w:r>
+      <w:r>
+        <w:rPr>
+          <w:rFonts w:ascii="Times New Roman" w:hAnsi="Times New Roman" w:cs="Times New Roman"/>
+          <w:color w:val="333333"/>
+        </w:rPr>
+        <w:t>tailwind</w:t>
+      </w:r>
+      <w:r>
+        <w:rPr>
+          <w:rFonts w:ascii="Times New Roman" w:hAnsi="Times New Roman" w:cs="Times New Roman"/>
+          <w:color w:val="333333"/>
+        </w:rPr>
+        <w:t>CSS</w:t>
+      </w:r>
+      <w:r>
+        <w:rPr>
+          <w:rFonts w:ascii="Times New Roman" w:hAnsi="Times New Roman" w:cs="Times New Roman"/>
+          <w:color w:val="333333"/>
+        </w:rPr>
+        <w:t>, NextJs</w:t>
+      </w:r>
+      <w:r>
+        <w:rPr>
+          <w:rFonts w:ascii="Times New Roman" w:hAnsi="Times New Roman" w:cs="Times New Roman"/>
+          <w:color w:val="333333"/>
+        </w:rPr>
+        <w:t>), bases de dados (</w:t>
+      </w:r>
+      <w:r>
+        <w:rPr>
+          <w:rFonts w:ascii="Times New Roman" w:hAnsi="Times New Roman" w:cs="Times New Roman"/>
+          <w:color w:val="333333"/>
+        </w:rPr>
+        <w:t>PostgreSQL</w:t>
+      </w:r>
+      <w:r>
+        <w:rPr>
+          <w:rFonts w:ascii="Times New Roman" w:hAnsi="Times New Roman" w:cs="Times New Roman"/>
+          <w:color w:val="333333"/>
+        </w:rPr>
+        <w:t>), modelação de sistemas (UML) e análise de requisitos. A integração entre o estágio na Clínica Dentária Atniel Dente e o desenvolvimento do projecto revelou-se extremamente enriquecedora, proporcionando uma experiência próxima da realidade profissional.</w:t>
+      </w:r>
+    </w:p>
+    <w:p>
+      <w:pPr>
+        <w:spacing w:before="80" w:after="120" w:line="360" w:lineRule="auto"/>
+        <w:ind w:firstLine="720"/>
+        <w:jc w:val="both"/>
+        <w:rPr>
+          <w:rFonts w:ascii="Times New Roman" w:hAnsi="Times New Roman" w:cs="Times New Roman"/>
+        </w:rPr>
+      </w:pPr>
+      <w:r>
+        <w:rPr>
+          <w:rFonts w:ascii="Times New Roman" w:hAnsi="Times New Roman" w:cs="Times New Roman"/>
+          <w:color w:val="333333"/>
+        </w:rPr>
+        <w:t>Em suma, este projecto demonstra que a tecnologia web, quando aplicada de forma orientada às necessidades reais das organizações, tem o potencial de transformar positivamente os processos de gestão e de melhorar significativamente a qualidade do serviço prestado aos utentes.</w:t>
+      </w:r>
+    </w:p>
+    <w:p>
+      <w:pPr>
+        <w:spacing w:line="360" w:lineRule="auto"/>
+        <w:rPr>
+          <w:rFonts w:ascii="Times New Roman" w:hAnsi="Times New Roman" w:cs="Times New Roman"/>
+          <w:color w:val="333333"/>
+        </w:rPr>
+      </w:pPr>
+    </w:p>
+    <w:p>
+      <w:pPr>
+        <w:spacing w:line="360" w:lineRule="auto"/>
+        <w:rPr>
+          <w:rFonts w:ascii="Times New Roman" w:hAnsi="Times New Roman" w:cs="Times New Roman"/>
+          <w:color w:val="333333"/>
+        </w:rPr>
+      </w:pPr>
+    </w:p>
+    <w:p>
+      <w:pPr>
+        <w:spacing w:line="360" w:lineRule="auto"/>
+        <w:rPr>
+          <w:rFonts w:ascii="Times New Roman" w:hAnsi="Times New Roman" w:cs="Times New Roman"/>
+          <w:color w:val="333333"/>
+        </w:rPr>
+      </w:pPr>
+    </w:p>
+    <w:p>
+      <w:pPr>
+        <w:spacing w:line="360" w:lineRule="auto"/>
+        <w:rPr>
+          <w:rFonts w:ascii="Times New Roman" w:hAnsi="Times New Roman" w:cs="Times New Roman"/>
+          <w:color w:val="333333"/>
+        </w:rPr>
+      </w:pPr>
+    </w:p>
+    <w:p>
+      <w:pPr>
+        <w:spacing w:line="360" w:lineRule="auto"/>
+        <w:rPr>
+          <w:rFonts w:ascii="Times New Roman" w:hAnsi="Times New Roman" w:cs="Times New Roman"/>
+          <w:color w:val="333333"/>
+        </w:rPr>
+      </w:pPr>
+    </w:p>
+    <w:p>
+      <w:pPr>
+        <w:spacing w:line="360" w:lineRule="auto"/>
+        <w:rPr>
+          <w:rFonts w:ascii="Times New Roman" w:hAnsi="Times New Roman" w:cs="Times New Roman"/>
+          <w:color w:val="333333"/>
+        </w:rPr>
+      </w:pPr>
+    </w:p>
+    <w:p>
+      <w:pPr>
+        <w:spacing w:line="360" w:lineRule="auto"/>
+        <w:rPr>
+          <w:rFonts w:ascii="Times New Roman" w:hAnsi="Times New Roman" w:cs="Times New Roman"/>
+          <w:color w:val="333333"/>
+        </w:rPr>
+      </w:pPr>
+    </w:p>
+    <w:p>
+      <w:pPr>
+        <w:spacing w:line="360" w:lineRule="auto"/>
+        <w:rPr>
+          <w:rFonts w:ascii="Times New Roman" w:hAnsi="Times New Roman" w:cs="Times New Roman"/>
+          <w:color w:val="333333"/>
+        </w:rPr>
+      </w:pPr>
+    </w:p>
+    <w:p>
+      <w:pPr>
+        <w:spacing w:line="360" w:lineRule="auto"/>
+        <w:rPr>
+          <w:rFonts w:ascii="Times New Roman" w:hAnsi="Times New Roman" w:cs="Times New Roman"/>
+          <w:color w:val="333333"/>
+        </w:rPr>
+      </w:pPr>
+    </w:p>
+    <w:p>
+      <w:pPr>
+        <w:pStyle w:val="Ttulo1"/>
+        <w:rPr>
+          <w:rFonts w:cs="Times New Roman"/>
+          <w:sz w:val="24"/>
+          <w:szCs w:val="24"/>
+        </w:rPr>
+      </w:pPr>
+      <w:bookmarkStart w:id="46" w:name="_Toc243383439"/>
+      <w:bookmarkStart w:id="47" w:name="_Toc243429064"/>
       <w:r>
         <w:rPr>
           <w:rFonts w:eastAsia="Arial" w:cs="Times New Roman"/>
@@ -18325,360 +18201,10 @@
           <w:sz w:val="24"/>
           <w:szCs w:val="24"/>
         </w:rPr>
-        <w:lastRenderedPageBreak/>
-        <w:t>CONSIDERAÇÕES FINAIS</w:t>
-      </w:r>
-      <w:bookmarkEnd w:id="45"/>
+        <w:t>REFERÊNCIAS BIBLIOGRÁFICAS</w:t>
+      </w:r>
       <w:bookmarkEnd w:id="46"/>
-    </w:p>
-    <w:p>
-      <w:pPr>
-        <w:spacing w:after="80"/>
-        <w:rPr>
-          <w:rFonts w:ascii="Times New Roman" w:hAnsi="Times New Roman" w:cs="Times New Roman"/>
-        </w:rPr>
-      </w:pPr>
-    </w:p>
-    <w:p>
-      <w:pPr>
-        <w:spacing w:before="80" w:after="120" w:line="360" w:lineRule="auto"/>
-        <w:jc w:val="both"/>
-        <w:rPr>
-          <w:rFonts w:ascii="Times New Roman" w:hAnsi="Times New Roman" w:cs="Times New Roman"/>
-          <w:color w:val="333333"/>
-        </w:rPr>
-      </w:pPr>
-      <w:r>
-        <w:rPr>
-          <w:rFonts w:ascii="Times New Roman" w:hAnsi="Times New Roman" w:cs="Times New Roman"/>
-          <w:color w:val="333333"/>
-        </w:rPr>
-        <w:t>O presente projecto tecnológico atingiu plenamente os objectivos propostos.</w:t>
-      </w:r>
-    </w:p>
-    <w:p>
-      <w:pPr>
-        <w:spacing w:before="80" w:after="120" w:line="360" w:lineRule="auto"/>
-        <w:jc w:val="both"/>
-        <w:rPr>
-          <w:rFonts w:ascii="Times New Roman" w:hAnsi="Times New Roman" w:cs="Times New Roman"/>
-        </w:rPr>
-      </w:pPr>
-      <w:r>
-        <w:rPr>
-          <w:rFonts w:ascii="Times New Roman" w:hAnsi="Times New Roman" w:cs="Times New Roman"/>
-          <w:color w:val="333333"/>
-        </w:rPr>
-        <w:t>, composto pelo website público de visitação e agendamento de consultas</w:t>
-      </w:r>
-      <w:r>
-        <w:rPr>
-          <w:rFonts w:ascii="Times New Roman" w:hAnsi="Times New Roman" w:cs="Times New Roman"/>
-          <w:color w:val="333333"/>
-        </w:rPr>
-        <w:t>, a seccão de dentista</w:t>
-      </w:r>
-      <w:r>
-        <w:rPr>
-          <w:rFonts w:ascii="Times New Roman" w:hAnsi="Times New Roman" w:cs="Times New Roman"/>
-          <w:color w:val="333333"/>
-        </w:rPr>
-        <w:t xml:space="preserve"> e pelo painel administrativo, representa uma solução integrada e funcional para a digitalização dos processos da Clínica Dentária Atniel Dente.</w:t>
-      </w:r>
-    </w:p>
-    <w:p>
-      <w:pPr>
-        <w:spacing w:before="80" w:after="120" w:line="360" w:lineRule="auto"/>
-        <w:jc w:val="both"/>
-        <w:rPr>
-          <w:rFonts w:ascii="Times New Roman" w:hAnsi="Times New Roman" w:cs="Times New Roman"/>
-        </w:rPr>
-      </w:pPr>
-      <w:r>
-        <w:rPr>
-          <w:rFonts w:ascii="Times New Roman" w:hAnsi="Times New Roman" w:cs="Times New Roman"/>
-          <w:color w:val="333333"/>
-        </w:rPr>
-        <w:t xml:space="preserve">Do ponto de vista técnico, o projecto demonstrou a viabilidade do stack </w:t>
-      </w:r>
-      <w:r>
-        <w:rPr>
-          <w:rFonts w:ascii="Times New Roman" w:hAnsi="Times New Roman" w:cs="Times New Roman"/>
-          <w:color w:val="333333"/>
-        </w:rPr>
-        <w:t xml:space="preserve">NodeJs </w:t>
-      </w:r>
-      <w:r>
-        <w:rPr>
-          <w:rFonts w:ascii="Times New Roman" w:hAnsi="Times New Roman" w:cs="Times New Roman"/>
-          <w:color w:val="333333"/>
-        </w:rPr>
-        <w:t xml:space="preserve">+ </w:t>
-      </w:r>
-      <w:r>
-        <w:rPr>
-          <w:rFonts w:ascii="Times New Roman" w:hAnsi="Times New Roman" w:cs="Times New Roman"/>
-          <w:color w:val="333333"/>
-        </w:rPr>
-        <w:t>Postgre</w:t>
-      </w:r>
-      <w:r>
-        <w:rPr>
-          <w:rFonts w:ascii="Times New Roman" w:hAnsi="Times New Roman" w:cs="Times New Roman"/>
-          <w:color w:val="333333"/>
-        </w:rPr>
-        <w:t>SQL para o desenvolvimento de sistemas de gestão web de pequeno e médio porte, confirmando as hipóteses formuladas na introdução. A arquitectura cliente-servidor adoptada, com separação clara entre a camada de apresentação (HTML/</w:t>
-      </w:r>
-      <w:r>
-        <w:rPr>
-          <w:rFonts w:ascii="Times New Roman" w:hAnsi="Times New Roman" w:cs="Times New Roman"/>
-          <w:color w:val="333333"/>
-        </w:rPr>
-        <w:t>Tailwindcss</w:t>
-      </w:r>
-      <w:r>
-        <w:rPr>
-          <w:rFonts w:ascii="Times New Roman" w:hAnsi="Times New Roman" w:cs="Times New Roman"/>
-          <w:color w:val="333333"/>
-        </w:rPr>
-        <w:t>/</w:t>
-      </w:r>
-      <w:r>
-        <w:rPr>
-          <w:rFonts w:ascii="Times New Roman" w:hAnsi="Times New Roman" w:cs="Times New Roman"/>
-          <w:color w:val="333333"/>
-        </w:rPr>
-        <w:t>Next</w:t>
-      </w:r>
-      <w:r>
-        <w:rPr>
-          <w:rFonts w:ascii="Times New Roman" w:hAnsi="Times New Roman" w:cs="Times New Roman"/>
-          <w:color w:val="333333"/>
-        </w:rPr>
-        <w:t>J</w:t>
-      </w:r>
-      <w:r>
-        <w:rPr>
-          <w:rFonts w:ascii="Times New Roman" w:hAnsi="Times New Roman" w:cs="Times New Roman"/>
-          <w:color w:val="333333"/>
-        </w:rPr>
-        <w:t>s</w:t>
-      </w:r>
-      <w:r>
-        <w:rPr>
-          <w:rFonts w:ascii="Times New Roman" w:hAnsi="Times New Roman" w:cs="Times New Roman"/>
-          <w:color w:val="333333"/>
-        </w:rPr>
-        <w:t>), a camada de lógica de negócio (</w:t>
-      </w:r>
-      <w:r>
-        <w:rPr>
-          <w:rFonts w:ascii="Times New Roman" w:hAnsi="Times New Roman" w:cs="Times New Roman"/>
-          <w:color w:val="333333"/>
-        </w:rPr>
-        <w:t>NodeJs</w:t>
-      </w:r>
-      <w:r>
-        <w:rPr>
-          <w:rFonts w:ascii="Times New Roman" w:hAnsi="Times New Roman" w:cs="Times New Roman"/>
-          <w:color w:val="333333"/>
-        </w:rPr>
-        <w:t>) e a camada de dados (</w:t>
-      </w:r>
-      <w:r>
-        <w:rPr>
-          <w:rFonts w:ascii="Times New Roman" w:hAnsi="Times New Roman" w:cs="Times New Roman"/>
-          <w:color w:val="333333"/>
-        </w:rPr>
-        <w:t>Postgre</w:t>
-      </w:r>
-      <w:r>
-        <w:rPr>
-          <w:rFonts w:ascii="Times New Roman" w:hAnsi="Times New Roman" w:cs="Times New Roman"/>
-          <w:color w:val="333333"/>
-        </w:rPr>
-        <w:t>SQL), garante a manutenibilidade e a escalabilidade do sistema.</w:t>
-      </w:r>
-    </w:p>
-    <w:p>
-      <w:pPr>
-        <w:spacing w:before="80" w:after="120" w:line="360" w:lineRule="auto"/>
-        <w:jc w:val="both"/>
-        <w:rPr>
-          <w:rFonts w:ascii="Times New Roman" w:hAnsi="Times New Roman" w:cs="Times New Roman"/>
-        </w:rPr>
-      </w:pPr>
-      <w:r>
-        <w:rPr>
-          <w:rFonts w:ascii="Times New Roman" w:hAnsi="Times New Roman" w:cs="Times New Roman"/>
-          <w:color w:val="333333"/>
-        </w:rPr>
-        <w:t xml:space="preserve">Do ponto de vista académico, o projecto permitiu consolidar e aplicar na prática os conhecimentos adquiridos ao longo do curso de Técnico de Informática de Gestão, nomeadamente em programação web (HTML, </w:t>
-      </w:r>
-      <w:r>
-        <w:rPr>
-          <w:rFonts w:ascii="Times New Roman" w:hAnsi="Times New Roman" w:cs="Times New Roman"/>
-          <w:color w:val="333333"/>
-        </w:rPr>
-        <w:t>tailwind</w:t>
-      </w:r>
-      <w:r>
-        <w:rPr>
-          <w:rFonts w:ascii="Times New Roman" w:hAnsi="Times New Roman" w:cs="Times New Roman"/>
-          <w:color w:val="333333"/>
-        </w:rPr>
-        <w:t>CSS</w:t>
-      </w:r>
-      <w:r>
-        <w:rPr>
-          <w:rFonts w:ascii="Times New Roman" w:hAnsi="Times New Roman" w:cs="Times New Roman"/>
-          <w:color w:val="333333"/>
-        </w:rPr>
-        <w:t>, NextJs</w:t>
-      </w:r>
-      <w:r>
-        <w:rPr>
-          <w:rFonts w:ascii="Times New Roman" w:hAnsi="Times New Roman" w:cs="Times New Roman"/>
-          <w:color w:val="333333"/>
-        </w:rPr>
-        <w:t>), bases de dados (</w:t>
-      </w:r>
-      <w:r>
-        <w:rPr>
-          <w:rFonts w:ascii="Times New Roman" w:hAnsi="Times New Roman" w:cs="Times New Roman"/>
-          <w:color w:val="333333"/>
-        </w:rPr>
-        <w:t>PostgreSQL</w:t>
-      </w:r>
-      <w:r>
-        <w:rPr>
-          <w:rFonts w:ascii="Times New Roman" w:hAnsi="Times New Roman" w:cs="Times New Roman"/>
-          <w:color w:val="333333"/>
-        </w:rPr>
-        <w:t>), modelação de sistemas (UML) e análise de requisitos. A integração entre o estágio na Clínica Dentária Atniel Dente e o desenvolvimento do projecto revelou-se extremamente enriquecedora, proporcionando uma experiência próxima da realidade profissional.</w:t>
-      </w:r>
-    </w:p>
-    <w:p>
-      <w:pPr>
-        <w:spacing w:before="80" w:after="120" w:line="360" w:lineRule="auto"/>
-        <w:jc w:val="both"/>
-        <w:rPr>
-          <w:rFonts w:ascii="Times New Roman" w:hAnsi="Times New Roman" w:cs="Times New Roman"/>
-        </w:rPr>
-      </w:pPr>
-      <w:r>
-        <w:rPr>
-          <w:rFonts w:ascii="Times New Roman" w:hAnsi="Times New Roman" w:cs="Times New Roman"/>
-          <w:color w:val="333333"/>
-        </w:rPr>
-        <w:t>Em suma, este projecto demonstra que a tecnologia web, quando aplicada de forma orientada às necessidades reais das organizações, tem o potencial de transformar positivamente os processos de gestão e de melhorar significativamente a qualidade do serviço prestado aos utentes.</w:t>
-      </w:r>
-    </w:p>
-    <w:p>
-      <w:pPr>
-        <w:spacing w:line="360" w:lineRule="auto"/>
-        <w:rPr>
-          <w:rFonts w:ascii="Times New Roman" w:hAnsi="Times New Roman" w:cs="Times New Roman"/>
-          <w:color w:val="333333"/>
-        </w:rPr>
-      </w:pPr>
-    </w:p>
-    <w:p>
-      <w:pPr>
-        <w:spacing w:line="360" w:lineRule="auto"/>
-        <w:rPr>
-          <w:rFonts w:ascii="Times New Roman" w:hAnsi="Times New Roman" w:cs="Times New Roman"/>
-          <w:color w:val="333333"/>
-        </w:rPr>
-      </w:pPr>
-    </w:p>
-    <w:p>
-      <w:pPr>
-        <w:spacing w:line="360" w:lineRule="auto"/>
-        <w:rPr>
-          <w:rFonts w:ascii="Times New Roman" w:hAnsi="Times New Roman" w:cs="Times New Roman"/>
-          <w:color w:val="333333"/>
-        </w:rPr>
-      </w:pPr>
-    </w:p>
-    <w:p>
-      <w:pPr>
-        <w:spacing w:line="360" w:lineRule="auto"/>
-        <w:rPr>
-          <w:rFonts w:ascii="Times New Roman" w:hAnsi="Times New Roman" w:cs="Times New Roman"/>
-          <w:color w:val="333333"/>
-        </w:rPr>
-      </w:pPr>
-    </w:p>
-    <w:p>
-      <w:pPr>
-        <w:spacing w:line="360" w:lineRule="auto"/>
-        <w:rPr>
-          <w:rFonts w:ascii="Times New Roman" w:hAnsi="Times New Roman" w:cs="Times New Roman"/>
-          <w:color w:val="333333"/>
-        </w:rPr>
-      </w:pPr>
-    </w:p>
-    <w:p>
-      <w:pPr>
-        <w:spacing w:line="360" w:lineRule="auto"/>
-        <w:rPr>
-          <w:rFonts w:ascii="Times New Roman" w:hAnsi="Times New Roman" w:cs="Times New Roman"/>
-          <w:color w:val="333333"/>
-        </w:rPr>
-      </w:pPr>
-    </w:p>
-    <w:p>
-      <w:pPr>
-        <w:spacing w:line="360" w:lineRule="auto"/>
-        <w:rPr>
-          <w:rFonts w:ascii="Times New Roman" w:hAnsi="Times New Roman" w:cs="Times New Roman"/>
-          <w:color w:val="333333"/>
-        </w:rPr>
-      </w:pPr>
-    </w:p>
-    <w:p>
-      <w:pPr>
-        <w:spacing w:line="360" w:lineRule="auto"/>
-        <w:rPr>
-          <w:rFonts w:ascii="Times New Roman" w:hAnsi="Times New Roman" w:cs="Times New Roman"/>
-          <w:color w:val="333333"/>
-        </w:rPr>
-      </w:pPr>
-    </w:p>
-    <w:p>
-      <w:pPr>
-        <w:spacing w:line="360" w:lineRule="auto"/>
-        <w:rPr>
-          <w:rFonts w:ascii="Times New Roman" w:hAnsi="Times New Roman" w:cs="Times New Roman"/>
-          <w:color w:val="333333"/>
-        </w:rPr>
-      </w:pPr>
-    </w:p>
-    <w:p>
-      <w:pPr>
-        <w:pStyle w:val="Ttulo1"/>
-        <w:rPr>
-          <w:rFonts w:cs="Times New Roman"/>
-          <w:sz w:val="24"/>
-          <w:szCs w:val="24"/>
-        </w:rPr>
-      </w:pPr>
-      <w:bookmarkStart w:id="47" w:name="_Toc243383439"/>
-      <w:bookmarkStart w:id="48" w:name="_Toc243429064"/>
-      <w:r>
-        <w:rPr>
-          <w:rFonts w:eastAsia="Arial" w:cs="Times New Roman"/>
-          <w:bCs/>
-          <w:color w:val="auto"/>
-          <w:sz w:val="24"/>
-          <w:szCs w:val="24"/>
-        </w:rPr>
-        <w:lastRenderedPageBreak/>
-        <w:t>REFERÊNCIAS BIBLIOGRÁFICAS</w:t>
-      </w:r>
       <w:bookmarkEnd w:id="47"/>
-      <w:bookmarkEnd w:id="48"/>
     </w:p>
     <w:p>
       <w:pPr>
@@ -18909,6 +18435,7 @@
           <w:rFonts w:ascii="Times New Roman" w:hAnsi="Times New Roman" w:cs="Times New Roman"/>
           <w:color w:val="333333"/>
         </w:rPr>
+        <w:lastRenderedPageBreak/>
         <w:t>OBJECT MANAGEMENT GROUP — Unified Modeling Language Specification, Version 2.5.1. OMG, 2017. Disponível em: https://www.omg.org/spec/UML/ [Consultado em Março de 2026].</w:t>
       </w:r>
     </w:p>
@@ -18941,7 +18468,6 @@
           <w:rFonts w:ascii="Times New Roman" w:hAnsi="Times New Roman" w:cs="Times New Roman"/>
           <w:color w:val="333333"/>
         </w:rPr>
-        <w:lastRenderedPageBreak/>
         <w:t>ORGANIZAÇÃO MUNDIAL DE SAÚDE (OMS) — Oral Health: Key Facts. Geneva: WHO, 2022. Disponível em: https://www.who.int/news-room/fact-sheets/detail/oral-health [Consultado em Março de 2026].</w:t>
       </w:r>
     </w:p>
@@ -18978,6 +18504,44 @@
     </w:sectPr>
   </w:body>
 </w:document>
+</file>
+
+<file path=word/endnotes.xml><?xml version="1.0" encoding="utf-8"?>
+<w:endnotes xmlns:wpc="http://schemas.microsoft.com/office/word/2010/wordprocessingCanvas" xmlns:cx="http://schemas.microsoft.com/office/drawing/2014/chartex" xmlns:cx1="http://schemas.microsoft.com/office/drawing/2015/9/8/chartex" xmlns:cx2="http://schemas.microsoft.com/office/drawing/2015/10/21/chartex" xmlns:cx3="http://schemas.microsoft.com/office/drawing/2016/5/9/chartex" xmlns:cx4="http://schemas.microsoft.com/office/drawing/2016/5/10/chartex" xmlns:cx5="http://schemas.microsoft.com/office/drawing/2016/5/11/chartex" xmlns:cx6="http://schemas.microsoft.com/office/drawing/2016/5/12/chartex" xmlns:cx7="http://schemas.microsoft.com/office/drawing/2016/5/13/chartex" xmlns:cx8="http://schemas.microsoft.com/office/drawing/2016/5/14/chartex" xmlns:mc="http://schemas.openxmlformats.org/markup-compatibility/2006" xmlns:aink="http://schemas.microsoft.com/office/drawing/2016/ink" xmlns:am3d="http://schemas.microsoft.com/office/drawing/2017/model3d" xmlns:o="urn:schemas-microsoft-com:office:office" xmlns:oel="http://schemas.microsoft.com/office/2019/extlst" xmlns:r="http://schemas.openxmlformats.org/officeDocument/2006/relationships" xmlns:m="http://schemas.openxmlformats.org/officeDocument/2006/math" xmlns:v="urn:schemas-microsoft-com:vml" xmlns:wp14="http://schemas.microsoft.com/office/word/2010/wordprocessingDrawing" xmlns:wp="http://schemas.openxmlformats.org/drawingml/2006/wordprocessingDrawing" xmlns:w10="urn:schemas-microsoft-com:office:word" xmlns:w="http://schemas.openxmlformats.org/wordprocessingml/2006/main" xmlns:w14="http://schemas.microsoft.com/office/word/2010/wordml" xmlns:w15="http://schemas.microsoft.com/office/word/2012/wordml" xmlns:w16cex="http://schemas.microsoft.com/office/word/2018/wordml/cex" xmlns:w16cid="http://schemas.microsoft.com/office/word/2016/wordml/cid" xmlns:w16="http://schemas.microsoft.com/office/word/2018/wordml" xmlns:w16sdtdh="http://schemas.microsoft.com/office/word/2020/wordml/sdtdatahash" xmlns:w16se="http://schemas.microsoft.com/office/word/2015/wordml/symex" xmlns:wpg="http://schemas.microsoft.com/office/word/2010/wordprocessingGroup" xmlns:wpi="http://schemas.microsoft.com/office/word/2010/wordprocessingInk" xmlns:wne="http://schemas.microsoft.com/office/word/2006/wordml" xmlns:wps="http://schemas.microsoft.com/office/word/2010/wordprocessingShape" mc:Ignorable="w14 w15 w16se w16cid w16 w16cex w16sdtdh wp14">
+  <w:endnote w:type="separator" w:id="-1">
+    <w:p>
+      <w:r>
+        <w:separator/>
+      </w:r>
+    </w:p>
+  </w:endnote>
+  <w:endnote w:type="continuationSeparator" w:id="0">
+    <w:p>
+      <w:r>
+        <w:continuationSeparator/>
+      </w:r>
+    </w:p>
+  </w:endnote>
+</w:endnotes>
+</file>
+
+<file path=word/footnotes.xml><?xml version="1.0" encoding="utf-8"?>
+<w:footnotes xmlns:wpc="http://schemas.microsoft.com/office/word/2010/wordprocessingCanvas" xmlns:cx="http://schemas.microsoft.com/office/drawing/2014/chartex" xmlns:cx1="http://schemas.microsoft.com/office/drawing/2015/9/8/chartex" xmlns:cx2="http://schemas.microsoft.com/office/drawing/2015/10/21/chartex" xmlns:cx3="http://schemas.microsoft.com/office/drawing/2016/5/9/chartex" xmlns:cx4="http://schemas.microsoft.com/office/drawing/2016/5/10/chartex" xmlns:cx5="http://schemas.microsoft.com/office/drawing/2016/5/11/chartex" xmlns:cx6="http://schemas.microsoft.com/office/drawing/2016/5/12/chartex" xmlns:cx7="http://schemas.microsoft.com/office/drawing/2016/5/13/chartex" xmlns:cx8="http://schemas.microsoft.com/office/drawing/2016/5/14/chartex" xmlns:mc="http://schemas.openxmlformats.org/markup-compatibility/2006" xmlns:aink="http://schemas.microsoft.com/office/drawing/2016/ink" xmlns:am3d="http://schemas.microsoft.com/office/drawing/2017/model3d" xmlns:o="urn:schemas-microsoft-com:office:office" xmlns:oel="http://schemas.microsoft.com/office/2019/extlst" xmlns:r="http://schemas.openxmlformats.org/officeDocument/2006/relationships" xmlns:m="http://schemas.openxmlformats.org/officeDocument/2006/math" xmlns:v="urn:schemas-microsoft-com:vml" xmlns:wp14="http://schemas.microsoft.com/office/word/2010/wordprocessingDrawing" xmlns:wp="http://schemas.openxmlformats.org/drawingml/2006/wordprocessingDrawing" xmlns:w10="urn:schemas-microsoft-com:office:word" xmlns:w="http://schemas.openxmlformats.org/wordprocessingml/2006/main" xmlns:w14="http://schemas.microsoft.com/office/word/2010/wordml" xmlns:w15="http://schemas.microsoft.com/office/word/2012/wordml" xmlns:w16cex="http://schemas.microsoft.com/office/word/2018/wordml/cex" xmlns:w16cid="http://schemas.microsoft.com/office/word/2016/wordml/cid" xmlns:w16="http://schemas.microsoft.com/office/word/2018/wordml" xmlns:w16sdtdh="http://schemas.microsoft.com/office/word/2020/wordml/sdtdatahash" xmlns:w16se="http://schemas.microsoft.com/office/word/2015/wordml/symex" xmlns:wpg="http://schemas.microsoft.com/office/word/2010/wordprocessingGroup" xmlns:wpi="http://schemas.microsoft.com/office/word/2010/wordprocessingInk" xmlns:wne="http://schemas.microsoft.com/office/word/2006/wordml" xmlns:wps="http://schemas.microsoft.com/office/word/2010/wordprocessingShape" mc:Ignorable="w14 w15 w16se w16cid w16 w16cex w16sdtdh wp14">
+  <w:footnote w:type="separator" w:id="-1">
+    <w:p>
+      <w:r>
+        <w:separator/>
+      </w:r>
+    </w:p>
+  </w:footnote>
+  <w:footnote w:type="continuationSeparator" w:id="0">
+    <w:p>
+      <w:r>
+        <w:continuationSeparator/>
+      </w:r>
+    </w:p>
+  </w:footnote>
+</w:footnotes>
 </file>
 
 <file path=word/numbering.xml><?xml version="1.0" encoding="utf-8"?>
@@ -25036,6 +24600,60 @@
       <w:iCs/>
     </w:rPr>
   </w:style>
+  <w:style w:type="paragraph" w:styleId="Cabealho">
+    <w:name w:val="header"/>
+    <w:basedOn w:val="Normal"/>
+    <w:link w:val="CabealhoCarter"/>
+    <w:uiPriority w:val="99"/>
+    <w:unhideWhenUsed/>
+    <w:rsid w:val="00A42DCF"/>
+    <w:pPr>
+      <w:tabs>
+        <w:tab w:val="center" w:pos="4252"/>
+        <w:tab w:val="right" w:pos="8504"/>
+      </w:tabs>
+    </w:pPr>
+  </w:style>
+  <w:style w:type="character" w:customStyle="1" w:styleId="CabealhoCarter">
+    <w:name w:val="Cabeçalho Caráter"/>
+    <w:basedOn w:val="Tipodeletrapredefinidodopargrafo"/>
+    <w:link w:val="Cabealho"/>
+    <w:uiPriority w:val="99"/>
+    <w:rsid w:val="00A42DCF"/>
+    <w:rPr>
+      <w:rFonts w:ascii="Arial" w:eastAsia="Arial" w:hAnsi="Arial" w:cs="Arial"/>
+      <w:kern w:val="0"/>
+      <w:lang w:eastAsia="pt-AO"/>
+      <w14:ligatures w14:val="none"/>
+    </w:rPr>
+  </w:style>
+  <w:style w:type="paragraph" w:styleId="Rodap">
+    <w:name w:val="footer"/>
+    <w:basedOn w:val="Normal"/>
+    <w:link w:val="RodapCarter"/>
+    <w:uiPriority w:val="99"/>
+    <w:unhideWhenUsed/>
+    <w:rsid w:val="00A42DCF"/>
+    <w:pPr>
+      <w:tabs>
+        <w:tab w:val="center" w:pos="4252"/>
+        <w:tab w:val="right" w:pos="8504"/>
+      </w:tabs>
+    </w:pPr>
+  </w:style>
+  <w:style w:type="character" w:customStyle="1" w:styleId="RodapCarter">
+    <w:name w:val="Rodapé Caráter"/>
+    <w:basedOn w:val="Tipodeletrapredefinidodopargrafo"/>
+    <w:link w:val="Rodap"/>
+    <w:uiPriority w:val="99"/>
+    <w:rsid w:val="00A42DCF"/>
+    <w:rPr>
+      <w:rFonts w:ascii="Arial" w:eastAsia="Arial" w:hAnsi="Arial" w:cs="Arial"/>
+      <w:kern w:val="0"/>
+      <w:lang w:eastAsia="pt-AO"/>
+      <w14:ligatures w14:val="none"/>
+    </w:rPr>
+  </w:style>
 </w:styles>
 </file>
 
